--- a/docs/assets/papers/katolicki-influenceri.docx
+++ b/docs/assets/papers/katolicki-influenceri.docx
@@ -15,7 +15,7 @@
         <w:pStyle w:val="Subtitle"/>
       </w:pPr>
       <w:r>
-        <w:t xml:space="preserve">Usporedba kreatorskih i službenih crkvenih izvora u DigiKat korpusu, 2021.–2026.</w:t>
+        <w:t xml:space="preserve">Usporedba kreatorskih i službenih crkvenih izvora u hrvatskom digitalnom medijskom prostoru, 2021.–2026.</w:t>
       </w:r>
     </w:p>
     <w:p>
@@ -88,97 +88,109 @@
         <w:t xml:space="preserve"> </w:t>
       </w:r>
       <w:r>
-        <w:t xml:space="preserve">kreatora lako zamijeni razliku među akterima razlikom među platformama. Ova studija analizira službeni</w:t>
-      </w:r>
-      <w:r>
-        <w:t xml:space="preserve"> </w:t>
-      </w:r>
-      <w:r>
-        <w:t xml:space="preserve">DigiKat korpus od 413.985 objava prikupljenih od 1. siječnja 2021. do</w:t>
-      </w:r>
-      <w:r>
-        <w:t xml:space="preserve"> </w:t>
-      </w:r>
-      <w:r>
-        <w:t xml:space="preserve">11. lipnja 2026. Primarni analitički skup obuhvaća 29.684 objava i</w:t>
-      </w:r>
-      <w:r>
-        <w:t xml:space="preserve"> </w:t>
-      </w:r>
-      <w:r>
-        <w:t xml:space="preserve">186 pouzdano klasificiranih oznaka izvora. Kreatorski izvori</w:t>
-      </w:r>
-      <w:r>
-        <w:t xml:space="preserve"> </w:t>
-      </w:r>
-      <w:r>
-        <w:t xml:space="preserve">obuhvaćaju laičke religijske kanale, pojedinačne svećenike i karizmatske zajednice. Institucionalni</w:t>
-      </w:r>
-      <w:r>
-        <w:t xml:space="preserve"> </w:t>
-      </w:r>
-      <w:r>
-        <w:t xml:space="preserve">izvori obuhvaćaju službene komunikatore, biskupijske i župne kanale te akademske ustanove. Pažnja je</w:t>
-      </w:r>
-      <w:r>
-        <w:t xml:space="preserve"> </w:t>
-      </w:r>
-      <w:r>
-        <w:t xml:space="preserve">izrazito koncentrirana među kreatorskim izvorima. Gini koeficijent iznosi</w:t>
-      </w:r>
-      <w:r>
-        <w:t xml:space="preserve"> </w:t>
-      </w:r>
-      <w:r>
-        <w:t xml:space="preserve">0,913 uz 95-postotni bootstrap interval</w:t>
-      </w:r>
-      <w:r>
-        <w:t xml:space="preserve"> </w:t>
-      </w:r>
-      <w:r>
-        <w:t xml:space="preserve">[0,789; 0,937]. Među izvorima s najmanje pet objava</w:t>
-      </w:r>
-      <w:r>
-        <w:t xml:space="preserve"> </w:t>
-      </w:r>
-      <w:r>
-        <w:t xml:space="preserve">medijan interakcija po objavi iznosi 158,0 za kreatorske i</w:t>
-      </w:r>
-      <w:r>
-        <w:t xml:space="preserve"> </w:t>
-      </w:r>
-      <w:r>
-        <w:t xml:space="preserve">14,4 za institucionalne izvore. Razlika ostaje pozitivna u</w:t>
-      </w:r>
-      <w:r>
-        <w:t xml:space="preserve"> </w:t>
-      </w:r>
-      <w:r>
-        <w:t xml:space="preserve">usporedbi ograničenoj na YouTube i prilagođenoj za broj objava i vrijeme prikupljanja. Platformski su</w:t>
-      </w:r>
-      <w:r>
-        <w:t xml:space="preserve"> </w:t>
-      </w:r>
-      <w:r>
-        <w:t xml:space="preserve">profili snažno različiti, dok se tematski profili razlikuju ponajprije u naglascima. Gotovo svi</w:t>
-      </w:r>
-      <w:r>
-        <w:t xml:space="preserve"> </w:t>
-      </w:r>
-      <w:r>
-        <w:t xml:space="preserve">prihvatljivi kreatorski izvori primarno su na YouTubeu, pa se ne može odvojeno procijeniti učinak</w:t>
-      </w:r>
-      <w:r>
-        <w:t xml:space="preserve"> </w:t>
-      </w:r>
-      <w:r>
-        <w:t xml:space="preserve">primarne platforme. Rezultati podupiru precizno ograničen institucionalni deficit zabilježenih</w:t>
-      </w:r>
-      <w:r>
-        <w:t xml:space="preserve"> </w:t>
-      </w:r>
-      <w:r>
-        <w:t xml:space="preserve">interakcija, ali ne dokazuju opću komunikacijsku nadmoć kreatora niti uzročni učinak njihova stila.</w:t>
+        <w:t xml:space="preserve">kreatora lako zamijeni razliku među akterima razlikom među platformama. Rad analizira</w:t>
+      </w:r>
+      <w:r>
+        <w:t xml:space="preserve"> </w:t>
+      </w:r>
+      <w:r>
+        <w:t xml:space="preserve">413.985 objava prikupljenih u hrvatskom digitalnom medijskom prostoru</w:t>
+      </w:r>
+      <w:r>
+        <w:t xml:space="preserve"> </w:t>
+      </w:r>
+      <w:r>
+        <w:t xml:space="preserve">od 1. siječnja 2021. do 11. lipnja 2026. Primarni analitički skup obuhvaća</w:t>
+      </w:r>
+      <w:r>
+        <w:t xml:space="preserve"> </w:t>
+      </w:r>
+      <w:r>
+        <w:t xml:space="preserve">29.684 objava i 186 pouzdano</w:t>
+      </w:r>
+      <w:r>
+        <w:t xml:space="preserve"> </w:t>
+      </w:r>
+      <w:r>
+        <w:t xml:space="preserve">klasificiranih oznaka izvora, od čega 67 kreatorskih</w:t>
+      </w:r>
+      <w:r>
+        <w:t xml:space="preserve"> </w:t>
+      </w:r>
+      <w:r>
+        <w:t xml:space="preserve">i 119 institucionalnih. Zabilježena pažnja unutar</w:t>
+      </w:r>
+      <w:r>
+        <w:t xml:space="preserve"> </w:t>
+      </w:r>
+      <w:r>
+        <w:t xml:space="preserve">kreatorskoga sloja izrazito je koncentrirana, s Gini koeficijentom</w:t>
+      </w:r>
+      <w:r>
+        <w:t xml:space="preserve"> </w:t>
+      </w:r>
+      <w:r>
+        <w:t xml:space="preserve">0,913 i udjelom deset vodećih oznaka od 92,5 %. Među</w:t>
+      </w:r>
+      <w:r>
+        <w:t xml:space="preserve"> </w:t>
+      </w:r>
+      <w:r>
+        <w:t xml:space="preserve">izvorima s najmanje pet objava medijan interakcija po objavi iznosi</w:t>
+      </w:r>
+      <w:r>
+        <w:t xml:space="preserve"> </w:t>
+      </w:r>
+      <w:r>
+        <w:t xml:space="preserve">158,0 za kreatorske i</w:t>
+      </w:r>
+      <w:r>
+        <w:t xml:space="preserve"> </w:t>
+      </w:r>
+      <w:r>
+        <w:t xml:space="preserve">14,4 za institucionalne izvore. Razlika ostaje velika i</w:t>
+      </w:r>
+      <w:r>
+        <w:t xml:space="preserve"> </w:t>
+      </w:r>
+      <w:r>
+        <w:t xml:space="preserve">statistički razlučiva u usporedbi ograničenoj na YouTube i prilagođenoj za broj objava i vrijeme</w:t>
+      </w:r>
+      <w:r>
+        <w:t xml:space="preserve"> </w:t>
+      </w:r>
+      <w:r>
+        <w:t xml:space="preserve">prikupljanja, gdje procijenjeni omjer iznosi 4,26.</w:t>
+      </w:r>
+      <w:r>
+        <w:t xml:space="preserve"> </w:t>
+      </w:r>
+      <w:r>
+        <w:t xml:space="preserve">Platformski se profili dviju skupina snažno razlikuju, dok tematski profili dijele zajedničku jezgru</w:t>
+      </w:r>
+      <w:r>
+        <w:t xml:space="preserve"> </w:t>
+      </w:r>
+      <w:r>
+        <w:t xml:space="preserve">i razlikuju se ponajprije u naglascima, s jačim devocijskim naglaskom kreatora i jačim</w:t>
+      </w:r>
+      <w:r>
+        <w:t xml:space="preserve"> </w:t>
+      </w:r>
+      <w:r>
+        <w:t xml:space="preserve">institucionalnim naglaskom crkvenih ustanova. Rezultati podupiru precizno ograničen institucionalni</w:t>
+      </w:r>
+      <w:r>
+        <w:t xml:space="preserve"> </w:t>
+      </w:r>
+      <w:r>
+        <w:t xml:space="preserve">deficit zabilježenih interakcija, ali ne dokazuju opću komunikacijsku nadmoć kreatora niti uzročni</w:t>
+      </w:r>
+      <w:r>
+        <w:t xml:space="preserve"> </w:t>
+      </w:r>
+      <w:r>
+        <w:t xml:space="preserve">učinak njihova stila.</w:t>
       </w:r>
     </w:p>
     <w:p>
@@ -206,12 +218,162 @@
       </w:r>
     </w:p>
     <w:bookmarkEnd w:id="9"/>
-    <w:bookmarkStart w:id="10" w:name="uvod"/>
+    <w:bookmarkStart w:id="10" w:name="abstract"/>
     <w:p>
       <w:pPr>
         <w:pStyle w:val="Heading1"/>
       </w:pPr>
       <w:r>
+        <w:t xml:space="preserve">Abstract</w:t>
+      </w:r>
+    </w:p>
+    <w:p>
+      <w:pPr>
+        <w:pStyle w:val="FirstParagraph"/>
+      </w:pPr>
+      <w:r>
+        <w:t xml:space="preserve">Institutional authority does not guarantee digital attention, yet comparisons between Church</w:t>
+      </w:r>
+      <w:r>
+        <w:t xml:space="preserve"> </w:t>
+      </w:r>
+      <w:r>
+        <w:t xml:space="preserve">institutions and religious creators easily mistake a difference between actors for a difference</w:t>
+      </w:r>
+      <w:r>
+        <w:t xml:space="preserve"> </w:t>
+      </w:r>
+      <w:r>
+        <w:t xml:space="preserve">between platforms. This study analyses 413,985 posts collected in the</w:t>
+      </w:r>
+      <w:r>
+        <w:t xml:space="preserve"> </w:t>
+      </w:r>
+      <w:r>
+        <w:t xml:space="preserve">Croatian digital media space between 1 January 2021 and 11 June 2026. The primary analytical set</w:t>
+      </w:r>
+      <w:r>
+        <w:t xml:space="preserve"> </w:t>
+      </w:r>
+      <w:r>
+        <w:t xml:space="preserve">covers 29,684 posts and</w:t>
+      </w:r>
+      <w:r>
+        <w:t xml:space="preserve"> </w:t>
+      </w:r>
+      <w:r>
+        <w:t xml:space="preserve">186 high-confidence source labels,</w:t>
+      </w:r>
+      <w:r>
+        <w:t xml:space="preserve"> </w:t>
+      </w:r>
+      <w:r>
+        <w:t xml:space="preserve">67 of them creator sources and</w:t>
+      </w:r>
+      <w:r>
+        <w:t xml:space="preserve"> </w:t>
+      </w:r>
+      <w:r>
+        <w:t xml:space="preserve">119 institutional ones. Recorded attention within</w:t>
+      </w:r>
+      <w:r>
+        <w:t xml:space="preserve"> </w:t>
+      </w:r>
+      <w:r>
+        <w:t xml:space="preserve">the creator layer is highly concentrated, with a Gini coefficient of</w:t>
+      </w:r>
+      <w:r>
+        <w:t xml:space="preserve"> </w:t>
+      </w:r>
+      <w:r>
+        <w:t xml:space="preserve">0.913 and a top-ten share of</w:t>
+      </w:r>
+      <w:r>
+        <w:t xml:space="preserve"> </w:t>
+      </w:r>
+      <w:r>
+        <w:t xml:space="preserve">92.5%. Among sources with at least five posts, the median</w:t>
+      </w:r>
+      <w:r>
+        <w:t xml:space="preserve"> </w:t>
+      </w:r>
+      <w:r>
+        <w:t xml:space="preserve">number of interactions per post is 158.0 for creator sources and</w:t>
+      </w:r>
+      <w:r>
+        <w:t xml:space="preserve"> </w:t>
+      </w:r>
+      <w:r>
+        <w:t xml:space="preserve">14.4 for institutional ones. The difference remains large</w:t>
+      </w:r>
+      <w:r>
+        <w:t xml:space="preserve"> </w:t>
+      </w:r>
+      <w:r>
+        <w:t xml:space="preserve">and statistically distinguishable in a within-YouTube comparison adjusted for posting activity and</w:t>
+      </w:r>
+      <w:r>
+        <w:t xml:space="preserve"> </w:t>
+      </w:r>
+      <w:r>
+        <w:t xml:space="preserve">collection timing, where the estimated ratio is 4.26.</w:t>
+      </w:r>
+      <w:r>
+        <w:t xml:space="preserve"> </w:t>
+      </w:r>
+      <w:r>
+        <w:t xml:space="preserve">Platform profiles differ sharply, while thematic profiles share a common core and differ mainly in</w:t>
+      </w:r>
+      <w:r>
+        <w:t xml:space="preserve"> </w:t>
+      </w:r>
+      <w:r>
+        <w:t xml:space="preserve">emphasis, with a stronger devotional accent among creators and a stronger institutional accent among</w:t>
+      </w:r>
+      <w:r>
+        <w:t xml:space="preserve"> </w:t>
+      </w:r>
+      <w:r>
+        <w:t xml:space="preserve">Church bodies. The findings support a narrowly bounded institutional deficit in recorded interaction</w:t>
+      </w:r>
+      <w:r>
+        <w:t xml:space="preserve"> </w:t>
+      </w:r>
+      <w:r>
+        <w:t xml:space="preserve">rather than a general communicative superiority of creators or a causal effect of their style.</w:t>
+      </w:r>
+    </w:p>
+    <w:p>
+      <w:pPr>
+        <w:pStyle w:val="BodyText"/>
+      </w:pPr>
+      <w:r>
+        <w:rPr>
+          <w:b/>
+          <w:bCs/>
+        </w:rPr>
+        <w:t xml:space="preserve">Keywords.</w:t>
+      </w:r>
+      <w:r>
+        <w:t xml:space="preserve"> </w:t>
+      </w:r>
+      <w:r>
+        <w:t xml:space="preserve">Attention economy, religious creators, digital media, Catholic Church, Croatia,</w:t>
+      </w:r>
+      <w:r>
+        <w:t xml:space="preserve"> </w:t>
+      </w:r>
+      <w:r>
+        <w:t xml:space="preserve">platform communication</w:t>
+      </w:r>
+    </w:p>
+    <w:bookmarkEnd w:id="10"/>
+    <w:bookmarkStart w:id="11" w:name="uvod"/>
+    <w:p>
+      <w:pPr>
+        <w:pStyle w:val="Heading1"/>
+      </w:pPr>
+      <w:r>
         <w:t xml:space="preserve">1. Uvod</w:t>
       </w:r>
     </w:p>
@@ -220,43 +382,143 @@
         <w:pStyle w:val="FirstParagraph"/>
       </w:pPr>
       <w:r>
-        <w:t xml:space="preserve">Digitalne platforme dovode službene crkvene kanale, zajednice i pojedinačne kreatore u isti prostor</w:t>
-      </w:r>
-      <w:r>
-        <w:t xml:space="preserve"> </w:t>
-      </w:r>
-      <w:r>
-        <w:t xml:space="preserve">vidljivosti, ali ih ne dovode u jednake uvjete. Institucionalni izvori često objavljuju priopćenja,</w:t>
-      </w:r>
-      <w:r>
-        <w:t xml:space="preserve"> </w:t>
-      </w:r>
-      <w:r>
-        <w:t xml:space="preserve">arhivske zapise i servisne informacije. Kreatorski izvori češće djeluju kroz osobni glas, video i</w:t>
-      </w:r>
-      <w:r>
-        <w:t xml:space="preserve"> </w:t>
-      </w:r>
-      <w:r>
-        <w:t xml:space="preserve">izravno obraćanje publici. Zabilježena razlika u interakcijama zato može odražavati privlačnost</w:t>
-      </w:r>
-      <w:r>
-        <w:t xml:space="preserve"> </w:t>
-      </w:r>
-      <w:r>
-        <w:t xml:space="preserve">sadržaja, platformsku infrastrukturu, različite komunikacijske ciljeve ili način mjerenja. Empirijski</w:t>
-      </w:r>
-      <w:r>
-        <w:t xml:space="preserve"> </w:t>
-      </w:r>
-      <w:r>
-        <w:t xml:space="preserve">izazov nije samo utvrditi postoji li razlika, nego pokazati na kojoj se razini pojavljuje i gdje</w:t>
-      </w:r>
-      <w:r>
-        <w:t xml:space="preserve"> </w:t>
-      </w:r>
-      <w:r>
-        <w:t xml:space="preserve">prestaje biti usporediva.</w:t>
+        <w:t xml:space="preserve">Digitalne platforme dovode službene crkvene kanale, redovničke i laičke zajednice te pojedinačne</w:t>
+      </w:r>
+      <w:r>
+        <w:t xml:space="preserve"> </w:t>
+      </w:r>
+      <w:r>
+        <w:t xml:space="preserve">kreatore u isti prostor vidljivosti, ali ih ne dovode u jednake uvjete. Institucionalni izvori</w:t>
+      </w:r>
+      <w:r>
+        <w:t xml:space="preserve"> </w:t>
+      </w:r>
+      <w:r>
+        <w:t xml:space="preserve">objavljuju priopćenja, arhivske zapise, liturgijske obavijesti i servisne informacije, a kreatorski</w:t>
+      </w:r>
+      <w:r>
+        <w:t xml:space="preserve"> </w:t>
+      </w:r>
+      <w:r>
+        <w:t xml:space="preserve">izvori češće djeluju kroz osobni glas, video format i izravno obraćanje publici. Uz to, dvije skupine</w:t>
+      </w:r>
+      <w:r>
+        <w:t xml:space="preserve"> </w:t>
+      </w:r>
+      <w:r>
+        <w:t xml:space="preserve">nisu jednako raspoređene po platformama, a platforme ne bilježe reakciju publike na isti način.</w:t>
+      </w:r>
+      <w:r>
+        <w:t xml:space="preserve"> </w:t>
+      </w:r>
+      <w:r>
+        <w:t xml:space="preserve">Zabilježena razlika u interakcijama zato može odražavati privlačnost sadržaja, platformsku</w:t>
+      </w:r>
+      <w:r>
+        <w:t xml:space="preserve"> </w:t>
+      </w:r>
+      <w:r>
+        <w:t xml:space="preserve">infrastrukturu, različite komunikacijske ciljeve ili sam način mjerenja. Empirijski izazov nije samo</w:t>
+      </w:r>
+      <w:r>
+        <w:t xml:space="preserve"> </w:t>
+      </w:r>
+      <w:r>
+        <w:t xml:space="preserve">utvrditi postoji li razlika, nego pokazati na kojoj se razini pojavljuje i gdje prestaje biti</w:t>
+      </w:r>
+      <w:r>
+        <w:t xml:space="preserve"> </w:t>
+      </w:r>
+      <w:r>
+        <w:t xml:space="preserve">usporediva.</w:t>
+      </w:r>
+    </w:p>
+    <w:p>
+      <w:pPr>
+        <w:pStyle w:val="BodyText"/>
+      </w:pPr>
+      <w:r>
+        <w:t xml:space="preserve">Rasprava o odnosu crkvenih institucija i religijskih kreatora u javnosti se najčešće vodi na temelju</w:t>
+      </w:r>
+      <w:r>
+        <w:t xml:space="preserve"> </w:t>
+      </w:r>
+      <w:r>
+        <w:t xml:space="preserve">pojedinačnih primjera vrlo uspješnih kanala. Takvi primjeri pokazuju da je kreatorska vidljivost</w:t>
+      </w:r>
+      <w:r>
+        <w:t xml:space="preserve"> </w:t>
+      </w:r>
+      <w:r>
+        <w:t xml:space="preserve">moguća, ali ne govore koliko je česta, koliko je ravnomjerno raspoređena među kreatorima i vrijedi li</w:t>
+      </w:r>
+      <w:r>
+        <w:t xml:space="preserve"> </w:t>
+      </w:r>
+      <w:r>
+        <w:t xml:space="preserve">usporedba kada se dvije skupine promatraju na istoj platformi. Sustavno mjerenje na razini cijeloga</w:t>
+      </w:r>
+      <w:r>
+        <w:t xml:space="preserve"> </w:t>
+      </w:r>
+      <w:r>
+        <w:t xml:space="preserve">medijskog prostora rijetko je, osobito za male jezike i nacionalne religijske scene, pa se opća ocjena</w:t>
+      </w:r>
+      <w:r>
+        <w:t xml:space="preserve"> </w:t>
+      </w:r>
+      <w:r>
+        <w:t xml:space="preserve">o zaostajanju crkvene komunikacije oslanja na dojam prije nego na raspodjelu.</w:t>
+      </w:r>
+    </w:p>
+    <w:p>
+      <w:pPr>
+        <w:pStyle w:val="BodyText"/>
+      </w:pPr>
+      <w:r>
+        <w:t xml:space="preserve">Ovaj rad tu prazninu popunjava opsežnim opservacijskim mjerenjem. Analizira se korpus objava iz</w:t>
+      </w:r>
+      <w:r>
+        <w:t xml:space="preserve"> </w:t>
+      </w:r>
+      <w:r>
+        <w:t xml:space="preserve">hrvatskoga digitalnog medijskog prostora u razdoblju od 2021. do sredine 2026. godine, unutar kojega</w:t>
+      </w:r>
+      <w:r>
+        <w:t xml:space="preserve"> </w:t>
+      </w:r>
+      <w:r>
+        <w:t xml:space="preserve">se identificiraju i uspoređuju dvije skupine religijskih aktera. Doprinos rada trostruk je. Prvo,</w:t>
+      </w:r>
+      <w:r>
+        <w:t xml:space="preserve"> </w:t>
+      </w:r>
+      <w:r>
+        <w:t xml:space="preserve">umjesto pojedinačnih primjera daje se raspodjela zabilježene pažnje unutar cijeloga kreatorskog sloja.</w:t>
+      </w:r>
+      <w:r>
+        <w:t xml:space="preserve"> </w:t>
+      </w:r>
+      <w:r>
+        <w:t xml:space="preserve">Drugo, glavna se usporedba dviju skupina ponavlja unutar jedne platforme, čime se uklanja</w:t>
+      </w:r>
+      <w:r>
+        <w:t xml:space="preserve"> </w:t>
+      </w:r>
+      <w:r>
+        <w:t xml:space="preserve">najjednostavnije alternativno objašnjenje razlike. Treće, tvrdnje o platformskim profilima, tematskim</w:t>
+      </w:r>
+      <w:r>
+        <w:t xml:space="preserve"> </w:t>
+      </w:r>
+      <w:r>
+        <w:t xml:space="preserve">naglascima i unutarnjoj strukturi kreatorskoga sloja odvajaju se od glavnoga nalaza i ograničavaju na</w:t>
+      </w:r>
+      <w:r>
+        <w:t xml:space="preserve"> </w:t>
+      </w:r>
+      <w:r>
+        <w:t xml:space="preserve">ono što struktura podataka doista može procijeniti.</w:t>
       </w:r>
     </w:p>
     <w:p>
@@ -280,32 +542,25 @@
         <w:t xml:space="preserve"> </w:t>
       </w:r>
       <w:r>
-        <w:t xml:space="preserve">u ovom radu označava analitičku skupinu, a ne zanimanje, samoodređenje ili</w:t>
-      </w:r>
-      <w:r>
-        <w:t xml:space="preserve"> </w:t>
-      </w:r>
-      <w:r>
-        <w:t xml:space="preserve">prag broja pratitelja. Skupina uključuje pouzdano prepoznate laičke religijske kanale, pojedinačne</w:t>
-      </w:r>
-      <w:r>
-        <w:t xml:space="preserve"> </w:t>
-      </w:r>
-      <w:r>
-        <w:t xml:space="preserve">svećenike i karizmatske zajednice. Zbog te širine u analitičkom se tekstu koristi precizniji izraz</w:t>
-      </w:r>
-      <w:r>
-        <w:t xml:space="preserve"> </w:t>
-      </w:r>
-      <w:r>
-        <w:rPr>
-          <w:b/>
-          <w:bCs/>
-        </w:rPr>
-        <w:t xml:space="preserve">kreatorski izvori</w:t>
-      </w:r>
-      <w:r>
-        <w:t xml:space="preserve">. Institucionalna skupina uključuje službene crkvene komunikatore, biskupijske i</w:t>
+        <w:t xml:space="preserve">u ovom radu označava analitičku skupinu, a ne zanimanje, samoodređenje</w:t>
+      </w:r>
+      <w:r>
+        <w:t xml:space="preserve"> </w:t>
+      </w:r>
+      <w:r>
+        <w:t xml:space="preserve">ili prag broja pratitelja. Skupina uključuje pouzdano prepoznate laičke religijske kanale, pojedinačne</w:t>
+      </w:r>
+      <w:r>
+        <w:t xml:space="preserve"> </w:t>
+      </w:r>
+      <w:r>
+        <w:t xml:space="preserve">svećenike i karizmatske zajednice. Zbog te se širine u analitičkom tekstu koristi precizniji izraz</w:t>
+      </w:r>
+      <w:r>
+        <w:t xml:space="preserve"> </w:t>
+      </w:r>
+      <w:r>
+        <w:t xml:space="preserve">kreatorski izvori. Institucionalna skupina uključuje službene crkvene komunikatore, biskupijske i</w:t>
       </w:r>
       <w:r>
         <w:t xml:space="preserve"> </w:t>
@@ -325,39 +580,7 @@
         <w:pStyle w:val="BodyText"/>
       </w:pPr>
       <w:r>
-        <w:t xml:space="preserve">Rad unapređuje raniju verziju analize na tri načina. Prvo, inferencija se oslanja na klasifikaciju</w:t>
-      </w:r>
-      <w:r>
-        <w:t xml:space="preserve"> </w:t>
-      </w:r>
-      <w:r>
-        <w:t xml:space="preserve">visoke pouzdanosti, dok se širi skup naziva koristi samo za provjeru osjetljivosti. Drugo, usporedba</w:t>
-      </w:r>
-      <w:r>
-        <w:t xml:space="preserve"> </w:t>
-      </w:r>
-      <w:r>
-        <w:t xml:space="preserve">interakcija provodi se i unutar YouTubea, jedine platforme s dovoljno kreatorskih i institucionalnih</w:t>
-      </w:r>
-      <w:r>
-        <w:t xml:space="preserve"> </w:t>
-      </w:r>
-      <w:r>
-        <w:t xml:space="preserve">izvora za smislen zajednički oslonac. Treće, tvrdnje o platformi, temama i svećeničkom statusu odvajaju</w:t>
-      </w:r>
-      <w:r>
-        <w:t xml:space="preserve"> </w:t>
-      </w:r>
-      <w:r>
-        <w:t xml:space="preserve">se od glavnog nalaza i ograničavaju na ono što struktura podataka doista može procijeniti.</w:t>
-      </w:r>
-    </w:p>
-    <w:p>
-      <w:pPr>
-        <w:pStyle w:val="BodyText"/>
-      </w:pPr>
-      <w:r>
-        <w:t xml:space="preserve">Analiza odgovara na pet pitanja.</w:t>
+        <w:t xml:space="preserve">Rad postavlja pet istraživačkih pitanja.</w:t>
       </w:r>
     </w:p>
     <w:p>
@@ -369,23 +592,7 @@
         </w:numPr>
       </w:pPr>
       <w:r>
-        <w:rPr>
-          <w:b/>
-          <w:bCs/>
-        </w:rPr>
-        <w:t xml:space="preserve">P1. Koncentracija pažnje.</w:t>
-      </w:r>
-      <w:r>
-        <w:t xml:space="preserve"> </w:t>
-      </w:r>
-      <w:r>
-        <w:t xml:space="preserve">Koliko su zabilježene interakcije nejednako raspodijeljene među</w:t>
-      </w:r>
-      <w:r>
-        <w:t xml:space="preserve"> </w:t>
-      </w:r>
-      <w:r>
-        <w:t xml:space="preserve">kreatorskim izvorima?</w:t>
+        <w:t xml:space="preserve">Koliko su zabilježene interakcije nejednako raspodijeljene među kreatorskim izvorima (P1)?</w:t>
       </w:r>
     </w:p>
     <w:p>
@@ -397,23 +604,13 @@
         </w:numPr>
       </w:pPr>
       <w:r>
-        <w:rPr>
-          <w:b/>
-          <w:bCs/>
-        </w:rPr>
-        <w:t xml:space="preserve">P2. Institucionalni deficit pažnje.</w:t>
-      </w:r>
-      <w:r>
-        <w:t xml:space="preserve"> </w:t>
-      </w:r>
-      <w:r>
-        <w:t xml:space="preserve">Imaju li kreatorski izvori više interakcija po objavi od</w:t>
-      </w:r>
-      <w:r>
-        <w:t xml:space="preserve"> </w:t>
-      </w:r>
-      <w:r>
-        <w:t xml:space="preserve">institucionalnih izvora i ostaje li razlika unutar zajedničke platforme?</w:t>
+        <w:t xml:space="preserve">Imaju li kreatorski izvori više interakcija po objavi od institucionalnih izvora i ostaje li</w:t>
+      </w:r>
+      <w:r>
+        <w:t xml:space="preserve"> </w:t>
+      </w:r>
+      <w:r>
+        <w:t xml:space="preserve">razlika unutar zajedničke platforme (P2)?</w:t>
       </w:r>
     </w:p>
     <w:p>
@@ -425,23 +622,7 @@
         </w:numPr>
       </w:pPr>
       <w:r>
-        <w:rPr>
-          <w:b/>
-          <w:bCs/>
-        </w:rPr>
-        <w:t xml:space="preserve">P3. Platformski profil.</w:t>
-      </w:r>
-      <w:r>
-        <w:t xml:space="preserve"> </w:t>
-      </w:r>
-      <w:r>
-        <w:t xml:space="preserve">Razlikuje li se raspodjela objava kreatorskih i institucionalnih izvora</w:t>
-      </w:r>
-      <w:r>
-        <w:t xml:space="preserve"> </w:t>
-      </w:r>
-      <w:r>
-        <w:t xml:space="preserve">među platformama?</w:t>
+        <w:t xml:space="preserve">Razlikuje li se raspodjela objava kreatorskih i institucionalnih izvora među platformama (P3)?</w:t>
       </w:r>
     </w:p>
     <w:p>
@@ -453,23 +634,13 @@
         </w:numPr>
       </w:pPr>
       <w:r>
-        <w:rPr>
-          <w:b/>
-          <w:bCs/>
-        </w:rPr>
-        <w:t xml:space="preserve">P4. Tematski profil.</w:t>
-      </w:r>
-      <w:r>
-        <w:t xml:space="preserve"> </w:t>
-      </w:r>
-      <w:r>
-        <w:t xml:space="preserve">Razlikuju li se skupine po relativnoj zastupljenosti šest unaprijed</w:t>
-      </w:r>
-      <w:r>
-        <w:t xml:space="preserve"> </w:t>
-      </w:r>
-      <w:r>
-        <w:t xml:space="preserve">određenih tematskih obitelji?</w:t>
+        <w:t xml:space="preserve">Razlikuju li se skupine po relativnoj zastupljenosti šest unaprijed određenih tematskih obitelji</w:t>
+      </w:r>
+      <w:r>
+        <w:t xml:space="preserve"> </w:t>
+      </w:r>
+      <w:r>
+        <w:t xml:space="preserve">(P4)?</w:t>
       </w:r>
     </w:p>
     <w:p>
@@ -481,48 +652,214 @@
         </w:numPr>
       </w:pPr>
       <w:r>
-        <w:rPr>
-          <w:b/>
-          <w:bCs/>
-        </w:rPr>
-        <w:t xml:space="preserve">P5. Razlike unutar kreatorskoga sloja.</w:t>
-      </w:r>
-      <w:r>
-        <w:t xml:space="preserve"> </w:t>
-      </w:r>
-      <w:r>
-        <w:t xml:space="preserve">Jesu li učestalost objavljivanja i vrsta kreatorskoga</w:t>
-      </w:r>
-      <w:r>
-        <w:t xml:space="preserve"> </w:t>
-      </w:r>
-      <w:r>
-        <w:t xml:space="preserve">izvora povezane s interakcijama po objavi te može li se procijeniti samostalan učinak primarne</w:t>
-      </w:r>
-      <w:r>
-        <w:t xml:space="preserve"> </w:t>
-      </w:r>
-      <w:r>
-        <w:t xml:space="preserve">platforme?</w:t>
-      </w:r>
-    </w:p>
-    <w:bookmarkEnd w:id="10"/>
-    <w:bookmarkStart w:id="16" w:name="podaci-i-metode"/>
+        <w:t xml:space="preserve">Jesu li učestalost objavljivanja i vrsta kreatorskoga izvora povezane s interakcijama po objavi te</w:t>
+      </w:r>
+      <w:r>
+        <w:t xml:space="preserve"> </w:t>
+      </w:r>
+      <w:r>
+        <w:t xml:space="preserve">može li se procijeniti samostalan učinak primarne platforme (P5)?</w:t>
+      </w:r>
+    </w:p>
+    <w:bookmarkEnd w:id="11"/>
+    <w:bookmarkStart w:id="12" w:name="teorijski-okvir"/>
     <w:p>
       <w:pPr>
         <w:pStyle w:val="Heading1"/>
       </w:pPr>
       <w:r>
-        <w:t xml:space="preserve">2. Podaci i metode</w:t>
-      </w:r>
-    </w:p>
-    <w:bookmarkStart w:id="12" w:name="dizajn-i-ulazni-korpus"/>
+        <w:t xml:space="preserve">2. Teorijski okvir</w:t>
+      </w:r>
+    </w:p>
+    <w:p>
+      <w:pPr>
+        <w:pStyle w:val="FirstParagraph"/>
+      </w:pPr>
+      <w:r>
+        <w:t xml:space="preserve">Okvir rada namjerno je sažet i oslanja se na tri općeprihvaćene ideje koje su dovoljne da se izvedu</w:t>
+      </w:r>
+      <w:r>
+        <w:t xml:space="preserve"> </w:t>
+      </w:r>
+      <w:r>
+        <w:t xml:space="preserve">očekivanja provjerena u analizi. Detaljnija razrada svake od njih ostaje otvorena za daljnji rad.</w:t>
+      </w:r>
+    </w:p>
+    <w:p>
+      <w:pPr>
+        <w:pStyle w:val="BodyText"/>
+      </w:pPr>
+      <w:r>
+        <w:t xml:space="preserve">Prva je ideja ekonomija pažnje. U okruženju u kojem je informacija obilna, oskudan je resurs pažnja</w:t>
+      </w:r>
+      <w:r>
+        <w:t xml:space="preserve"> </w:t>
+      </w:r>
+      <w:r>
+        <w:t xml:space="preserve">publike, pa se komunikacijski uspjeh mjeri sposobnošću privlačenja te oskudice (Simon, 1971;</w:t>
+      </w:r>
+      <w:r>
+        <w:t xml:space="preserve"> </w:t>
+      </w:r>
+      <w:r>
+        <w:t xml:space="preserve">Goldhaber, 1997; Davenport i Beck, 2001). Kada je pažnja oskudna i kumulativna, njezina raspodjela</w:t>
+      </w:r>
+      <w:r>
+        <w:t xml:space="preserve"> </w:t>
+      </w:r>
+      <w:r>
+        <w:t xml:space="preserve">među izvorima ne teži prosjeku nego koncentraciji, jer vidljivost povećava vjerojatnost daljnje</w:t>
+      </w:r>
+      <w:r>
+        <w:t xml:space="preserve"> </w:t>
+      </w:r>
+      <w:r>
+        <w:t xml:space="preserve">vidljivosti (Webster, 2014). Iz toga slijedi očekivanje da kreatorski sloj neće biti homogena skupina</w:t>
+      </w:r>
+      <w:r>
+        <w:t xml:space="preserve"> </w:t>
+      </w:r>
+      <w:r>
+        <w:t xml:space="preserve">uspješnih kanala, nego skupina s malim brojem vrlo vidljivih izvora i dugim repom slabo vidljivih.</w:t>
+      </w:r>
+    </w:p>
+    <w:p>
+      <w:pPr>
+        <w:pStyle w:val="BodyText"/>
+      </w:pPr>
+      <w:r>
+        <w:t xml:space="preserve">Druga je ideja platformsko posredovanje. Platforme nisu neutralni prijenosnici sadržaja, nego</w:t>
+      </w:r>
+      <w:r>
+        <w:t xml:space="preserve"> </w:t>
+      </w:r>
+      <w:r>
+        <w:t xml:space="preserve">infrastrukture s vlastitom logikom vrednovanja, preporuke i mjerenja (van Dijck, Poell i de Waal,</w:t>
+      </w:r>
+      <w:r>
+        <w:t xml:space="preserve"> </w:t>
+      </w:r>
+      <w:r>
+        <w:t xml:space="preserve">2018; Gillespie, 2018; Bucher, 2018). Ta logika nagrađuje osobni glas, prepoznatljivost i redovitu</w:t>
+      </w:r>
+      <w:r>
+        <w:t xml:space="preserve"> </w:t>
+      </w:r>
+      <w:r>
+        <w:t xml:space="preserve">prisutnost, što su obilježja kreatorske komunikacije (Marwick, 2013; Abidin, 2018), dok se</w:t>
+      </w:r>
+      <w:r>
+        <w:t xml:space="preserve"> </w:t>
+      </w:r>
+      <w:r>
+        <w:t xml:space="preserve">institucionalna komunikacija često oblikuje prema zahtjevima točnosti, službenosti i arhivske</w:t>
+      </w:r>
+      <w:r>
+        <w:t xml:space="preserve"> </w:t>
+      </w:r>
+      <w:r>
+        <w:t xml:space="preserve">trajnosti. Iz toga slijede dva očekivanja. Kreatorski izvori trebali bi bilježiti više reakcija po</w:t>
+      </w:r>
+      <w:r>
+        <w:t xml:space="preserve"> </w:t>
+      </w:r>
+      <w:r>
+        <w:t xml:space="preserve">objavi, ali i biti nejednako raspoređeni po platformama, pa razlika u pažnji može biti posljedica</w:t>
+      </w:r>
+      <w:r>
+        <w:t xml:space="preserve"> </w:t>
+      </w:r>
+      <w:r>
+        <w:t xml:space="preserve">platformskoga profila jednako kao i obilježja samih aktera. Zato usporedba unutar iste platforme nije</w:t>
+      </w:r>
+      <w:r>
+        <w:t xml:space="preserve"> </w:t>
+      </w:r>
+      <w:r>
+        <w:t xml:space="preserve">tehnička dodatna provjera, nego uvjet smislenosti nalaza.</w:t>
+      </w:r>
+    </w:p>
+    <w:p>
+      <w:pPr>
+        <w:pStyle w:val="BodyText"/>
+      </w:pPr>
+      <w:r>
+        <w:t xml:space="preserve">Treća je ideja promjena religijskoga autoriteta u digitalnom okruženju. Istraživanja digitalne</w:t>
+      </w:r>
+      <w:r>
+        <w:t xml:space="preserve"> </w:t>
+      </w:r>
+      <w:r>
+        <w:t xml:space="preserve">religije pokazuju da mrežni prostor ne ukida institucionalni autoritet, ali ga izlaže usporedbi s</w:t>
+      </w:r>
+      <w:r>
+        <w:t xml:space="preserve"> </w:t>
+      </w:r>
+      <w:r>
+        <w:t xml:space="preserve">glasovima koji svoju vjerodostojnost grade na osobnom svjedočenju i dostupnosti (Campbell, 2007;</w:t>
+      </w:r>
+      <w:r>
+        <w:t xml:space="preserve"> </w:t>
+      </w:r>
+      <w:r>
+        <w:t xml:space="preserve">Hjarvard, 2008; Campbell, 2013; Cheong, 2014). Ako je tako, dvije bi se skupine trebale razlikovati</w:t>
+      </w:r>
+      <w:r>
+        <w:t xml:space="preserve"> </w:t>
+      </w:r>
+      <w:r>
+        <w:t xml:space="preserve">više po naglasku nego po odvojenim tematskim svjetovima, pri čemu bi kreatorski izvori bili bliži</w:t>
+      </w:r>
+      <w:r>
+        <w:t xml:space="preserve"> </w:t>
+      </w:r>
+      <w:r>
+        <w:t xml:space="preserve">devocijskom i osobnom registru, a institucionalni izvori sadržaju vezanom uz ustroj, dokumente i</w:t>
+      </w:r>
+      <w:r>
+        <w:t xml:space="preserve"> </w:t>
+      </w:r>
+      <w:r>
+        <w:t xml:space="preserve">službena događanja.</w:t>
+      </w:r>
+    </w:p>
+    <w:p>
+      <w:pPr>
+        <w:pStyle w:val="BodyText"/>
+      </w:pPr>
+      <w:r>
+        <w:t xml:space="preserve">Ta tri očekivanja usmjeravaju analizu, ali ne određuju njezin doseg. Mjera koja se ovdje koristi</w:t>
+      </w:r>
+      <w:r>
+        <w:t xml:space="preserve"> </w:t>
+      </w:r>
+      <w:r>
+        <w:t xml:space="preserve">bilježi reakciju na objavu, a ne doseg, povjerenje ni ostvarenje pastoralne svrhe, pa se očekivanja</w:t>
+      </w:r>
+      <w:r>
+        <w:t xml:space="preserve"> </w:t>
+      </w:r>
+      <w:r>
+        <w:t xml:space="preserve">provjeravaju u granicama onoga što takva mjera može pokazati.</w:t>
+      </w:r>
+    </w:p>
+    <w:bookmarkEnd w:id="12"/>
+    <w:bookmarkStart w:id="19" w:name="podaci-i-metode"/>
+    <w:p>
+      <w:pPr>
+        <w:pStyle w:val="Heading1"/>
+      </w:pPr>
+      <w:r>
+        <w:t xml:space="preserve">3. Podaci i metode</w:t>
+      </w:r>
+    </w:p>
+    <w:bookmarkStart w:id="14" w:name="dizajn-i-ulazni-korpus"/>
     <w:p>
       <w:pPr>
         <w:pStyle w:val="Heading2"/>
       </w:pPr>
       <w:r>
-        <w:t xml:space="preserve">2.1 Dizajn i ulazni korpus</w:t>
+        <w:t xml:space="preserve">3.1 Dizajn i ulazni korpus</w:t>
       </w:r>
     </w:p>
     <w:p>
@@ -530,43 +867,31 @@
         <w:pStyle w:val="FirstParagraph"/>
       </w:pPr>
       <w:r>
-        <w:t xml:space="preserve">Studija je opservacijska analiza digitalnih objava. Ulaz je</w:t>
-      </w:r>
-      <w:r>
-        <w:t xml:space="preserve"> </w:t>
-      </w:r>
-      <w:r>
-        <w:rPr>
-          <w:rStyle w:val="VerbatimChar"/>
-        </w:rPr>
-        <w:t xml:space="preserve">data/digikat_corpus.rds</w:t>
-      </w:r>
-      <w:r>
-        <w:t xml:space="preserve">, službeni</w:t>
-      </w:r>
-      <w:r>
-        <w:t xml:space="preserve"> </w:t>
-      </w:r>
-      <w:r>
-        <w:t xml:space="preserve">DigiKat korpus izgrađen jedinstvenim pravilom uključivanja za cijelo razdoblje. Analitički kod prije</w:t>
-      </w:r>
-      <w:r>
-        <w:t xml:space="preserve"> </w:t>
-      </w:r>
-      <w:r>
-        <w:t xml:space="preserve">rada provjerava SHA-256 ulaza prema praćenom manifestu. Korpus obuhvaća razdoblje od 2021. do</w:t>
-      </w:r>
-      <w:r>
-        <w:t xml:space="preserve"> </w:t>
-      </w:r>
-      <w:r>
-        <w:t xml:space="preserve">11. lipnja 2026. Promjena instrumenta prikupljanja tijekom 2024. ograničava izravne usporedbe volumena</w:t>
-      </w:r>
-      <w:r>
-        <w:t xml:space="preserve"> </w:t>
-      </w:r>
-      <w:r>
-        <w:t xml:space="preserve">između razdoblja, a 2026. je nepotpuna godina. Analiza ne tumači vremensku promjenu količine objava.</w:t>
+        <w:t xml:space="preserve">Studija je opservacijska analiza digitalnih objava. Ulazni je korpus izgrađen jedinstvenim pravilom</w:t>
+      </w:r>
+      <w:r>
+        <w:t xml:space="preserve"> </w:t>
+      </w:r>
+      <w:r>
+        <w:t xml:space="preserve">uključivanja primijenjenim identično na cijelo razdoblje, čime se izbjegava da promjena kriterija</w:t>
+      </w:r>
+      <w:r>
+        <w:t xml:space="preserve"> </w:t>
+      </w:r>
+      <w:r>
+        <w:t xml:space="preserve">uključivanja sama proizvede razliku među razdobljima. Korpus obuhvaća</w:t>
+      </w:r>
+      <w:r>
+        <w:t xml:space="preserve"> </w:t>
+      </w:r>
+      <w:r>
+        <w:t xml:space="preserve">413.985 objava od 1. siječnja 2021. do 11. lipnja 2026. i pokriva web,</w:t>
+      </w:r>
+      <w:r>
+        <w:t xml:space="preserve"> </w:t>
+      </w:r>
+      <w:r>
+        <w:t xml:space="preserve">YouTube, Facebook, Instagram, Twitter/X, forume i komentarske prostore.</w:t>
       </w:r>
     </w:p>
     <w:p>
@@ -574,7 +899,33 @@
         <w:pStyle w:val="BodyText"/>
       </w:pPr>
       <w:r>
-        <w:t xml:space="preserve">Tok od službenoga korpusa do primarnoga analitičkog skupa prikazan je u</w:t>
+        <w:t xml:space="preserve">Promjena instrumenta prikupljanja tijekom 2024. ograničava izravne usporedbe volumena između</w:t>
+      </w:r>
+      <w:r>
+        <w:t xml:space="preserve"> </w:t>
+      </w:r>
+      <w:r>
+        <w:t xml:space="preserve">razdoblja, a 2026. je nepotpuna godina. Analiza zato ne tumači vremensku promjenu količine objava.</w:t>
+      </w:r>
+      <w:r>
+        <w:t xml:space="preserve"> </w:t>
+      </w:r>
+      <w:r>
+        <w:t xml:space="preserve">Sve procjene odnose se na razdoblje u cjelini, a ondje gdje bi razlika u starosti objava mogla</w:t>
+      </w:r>
+      <w:r>
+        <w:t xml:space="preserve"> </w:t>
+      </w:r>
+      <w:r>
+        <w:t xml:space="preserve">utjecati na broj zabilježenih interakcija, prosječno vrijeme prikupljanja uključeno je u model.</w:t>
+      </w:r>
+    </w:p>
+    <w:p>
+      <w:pPr>
+        <w:pStyle w:val="BodyText"/>
+      </w:pPr>
+      <w:r>
+        <w:t xml:space="preserve">Tok od cjelovitoga korpusa do primarnoga analitičkog skupa prikazan je u</w:t>
       </w:r>
       <w:r>
         <w:t xml:space="preserve"> </w:t>
@@ -588,7 +939,19 @@
         </w:r>
       </w:hyperlink>
       <w:r>
-        <w:t xml:space="preserve">.</w:t>
+        <w:t xml:space="preserve">. TikTok je</w:t>
+      </w:r>
+      <w:r>
+        <w:t xml:space="preserve"> </w:t>
+      </w:r>
+      <w:r>
+        <w:t xml:space="preserve">isključen iz studijskoga obuhvata jer klasifikator aktera nije definiran za tu platformu. Isključenje</w:t>
+      </w:r>
+      <w:r>
+        <w:t xml:space="preserve"> </w:t>
+      </w:r>
+      <w:r>
+        <w:t xml:space="preserve">obuhvaća 197 objava, odnosno manje od jednoga promila korpusa.</w:t>
       </w:r>
     </w:p>
     <w:tbl>
@@ -604,7 +967,7 @@
       <w:tr>
         <w:tc>
           <w:tcPr/>
-          <w:bookmarkStart w:id="11" w:name="tbl-sample-flow"/>
+          <w:bookmarkStart w:id="13" w:name="tbl-sample-flow"/>
           <w:p>
             <w:pPr>
               <w:jc w:val="center"/>
@@ -880,533 +1243,499 @@
               </w:tc>
             </w:tr>
           </w:tbl>
-          <w:bookmarkEnd w:id="11"/>
+          <w:bookmarkEnd w:id="13"/>
           <w:p/>
         </w:tc>
       </w:tr>
     </w:tbl>
+    <w:bookmarkEnd w:id="14"/>
+    <w:bookmarkStart w:id="15" w:name="klasifikacija-aktera-i-jedinica-analize"/>
+    <w:p>
+      <w:pPr>
+        <w:pStyle w:val="Heading2"/>
+      </w:pPr>
+      <w:r>
+        <w:t xml:space="preserve">3.2 Klasifikacija aktera i jedinica analize</w:t>
+      </w:r>
+    </w:p>
+    <w:p>
+      <w:pPr>
+        <w:pStyle w:val="FirstParagraph"/>
+      </w:pPr>
+      <w:r>
+        <w:t xml:space="preserve">Akteri se prepoznaju na razini oznake izvora, koja može predstavljati domenu, kanal, stranicu ili</w:t>
+      </w:r>
+      <w:r>
+        <w:t xml:space="preserve"> </w:t>
+      </w:r>
+      <w:r>
+        <w:t xml:space="preserve">drugi naziv pod kojim se sadržaj objavljuje. Klasifikacija se provodi u tri koraka. Najprije se</w:t>
+      </w:r>
+      <w:r>
+        <w:t xml:space="preserve"> </w:t>
+      </w:r>
+      <w:r>
+        <w:t xml:space="preserve">primjenjuje unaprijed sastavljen popis poznatih naziva i kratica hrvatskih katoličkih aktera. Zatim se</w:t>
+      </w:r>
+      <w:r>
+        <w:t xml:space="preserve"> </w:t>
+      </w:r>
+      <w:r>
+        <w:t xml:space="preserve">prepoznaju jednoznačni biskupijski, župni i svećenički obrasci u nazivu. Naposljetku se izdvajaju</w:t>
+      </w:r>
+      <w:r>
+        <w:t xml:space="preserve"> </w:t>
+      </w:r>
+      <w:r>
+        <w:t xml:space="preserve">svjetovni i nereligijski izvori, koji ostaju izvan usporedbe.</w:t>
+      </w:r>
+    </w:p>
     <w:p>
       <w:pPr>
         <w:pStyle w:val="BodyText"/>
       </w:pPr>
       <w:r>
-        <w:t xml:space="preserve">TikTok je isključen iz studijskoga obuhvata jer naslijeđeni klasifikator nije definiran za tu</w:t>
-      </w:r>
-      <w:r>
-        <w:t xml:space="preserve"> </w:t>
-      </w:r>
-      <w:r>
-        <w:t xml:space="preserve">platformu. Isključenje obuhvaća 197 objava i ne mijenja službeni</w:t>
-      </w:r>
-      <w:r>
-        <w:t xml:space="preserve"> </w:t>
-      </w:r>
-      <w:r>
-        <w:t xml:space="preserve">korpus. Od preostalih objava, 99,1 % ima zabilježenu</w:t>
-      </w:r>
-      <w:r>
-        <w:t xml:space="preserve"> </w:t>
-      </w:r>
-      <w:r>
-        <w:t xml:space="preserve">vrijednost varijable interakcija u primarnom skupu.</w:t>
-      </w:r>
-    </w:p>
-    <w:bookmarkEnd w:id="12"/>
-    <w:bookmarkStart w:id="13" w:name="klasifikacija-i-jedinica-analize"/>
-    <w:p>
-      <w:pPr>
-        <w:pStyle w:val="Heading2"/>
-      </w:pPr>
-      <w:r>
-        <w:t xml:space="preserve">2.2 Klasifikacija i jedinica analize</w:t>
-      </w:r>
-    </w:p>
-    <w:p>
-      <w:pPr>
-        <w:pStyle w:val="FirstParagraph"/>
-      </w:pPr>
-      <w:r>
-        <w:t xml:space="preserve">Klasifikator radi na oznaci</w:t>
-      </w:r>
-      <w:r>
-        <w:t xml:space="preserve"> </w:t>
-      </w:r>
-      <w:r>
-        <w:rPr>
-          <w:rStyle w:val="VerbatimChar"/>
-        </w:rPr>
-        <w:t xml:space="preserve">FROM</w:t>
-      </w:r>
-      <w:r>
-        <w:t xml:space="preserve">, koja može predstavljati domenu, kanal, stranicu ili drugi naziv</w:t>
-      </w:r>
-      <w:r>
-        <w:t xml:space="preserve"> </w:t>
-      </w:r>
-      <w:r>
-        <w:t xml:space="preserve">izvora. Najprije primjenjuje unaprijed sastavljen popis poznatih naziva i kratica. Zatim prepoznaje</w:t>
-      </w:r>
-      <w:r>
-        <w:t xml:space="preserve"> </w:t>
-      </w:r>
-      <w:r>
-        <w:t xml:space="preserve">jasne biskupijske, župne i svećeničke obrasce. Primarni skup zadržava samo takve oznake visoke</w:t>
-      </w:r>
-      <w:r>
-        <w:t xml:space="preserve"> </w:t>
-      </w:r>
-      <w:r>
-        <w:t xml:space="preserve">pouzdanosti. Šira provjera osjetljivosti uključuje i nazive prepoznate devocijskim ili zajedničkim</w:t>
-      </w:r>
-      <w:r>
-        <w:t xml:space="preserve"> </w:t>
-      </w:r>
-      <w:r>
-        <w:t xml:space="preserve">jezičnim obrascem. Taj širi sloj povećava obuhvat, ali ne može pouzdano utvrditi katolički identitet</w:t>
-      </w:r>
-      <w:r>
-        <w:t xml:space="preserve"> </w:t>
-      </w:r>
-      <w:r>
-        <w:t xml:space="preserve">svakoga izvora.</w:t>
-      </w:r>
-    </w:p>
-    <w:p>
-      <w:pPr>
-        <w:pStyle w:val="BodyText"/>
-      </w:pPr>
-      <w:r>
-        <w:t xml:space="preserve">Jedinica analize nije nužno jedinstvena pravna osoba ili pojedinac. Isti stvarni akter može imati više</w:t>
-      </w:r>
-      <w:r>
-        <w:t xml:space="preserve"> </w:t>
-      </w:r>
-      <w:r>
-        <w:t xml:space="preserve">oznaka, a jedna oznaka može objediniti više platformskih prisutnosti. Zato se rezultati dosljedno</w:t>
-      </w:r>
-      <w:r>
-        <w:t xml:space="preserve"> </w:t>
-      </w:r>
-      <w:r>
-        <w:t xml:space="preserve">odnose na</w:t>
-      </w:r>
-      <w:r>
-        <w:t xml:space="preserve"> </w:t>
-      </w:r>
-      <w:r>
-        <w:rPr>
-          <w:b/>
-          <w:bCs/>
-        </w:rPr>
-        <w:t xml:space="preserve">oznake izvora</w:t>
-      </w:r>
-      <w:r>
-        <w:t xml:space="preserve">. Privatna tablica s nazivima služi autorskoj provjeri klasifikacije i ne</w:t>
-      </w:r>
-      <w:r>
-        <w:t xml:space="preserve"> </w:t>
-      </w:r>
-      <w:r>
-        <w:t xml:space="preserve">ulazi u javne rezultate.</w:t>
-      </w:r>
-    </w:p>
-    <w:bookmarkEnd w:id="13"/>
-    <w:bookmarkStart w:id="14" w:name="mjera-pažnje"/>
-    <w:p>
-      <w:pPr>
-        <w:pStyle w:val="Heading2"/>
-      </w:pPr>
-      <w:r>
-        <w:t xml:space="preserve">2.3 Mjera pažnje</w:t>
-      </w:r>
-    </w:p>
-    <w:p>
-      <w:pPr>
-        <w:pStyle w:val="FirstParagraph"/>
-      </w:pPr>
-      <w:r>
-        <w:t xml:space="preserve">Pažnja se operacionalizira brojem zabilježenih interakcija u trenutku vendorskoga zahvata. Interakcije</w:t>
-      </w:r>
-      <w:r>
-        <w:t xml:space="preserve"> </w:t>
-      </w:r>
-      <w:r>
-        <w:t xml:space="preserve">uključuju platformi svojstvene reakcije, komentare, dijeljenja i srodne signale. Varijabla nije broj</w:t>
-      </w:r>
-      <w:r>
-        <w:t xml:space="preserve"> </w:t>
-      </w:r>
-      <w:r>
-        <w:t xml:space="preserve">jedinstvenih korisnika, doseg, broj pratitelja ni stopa angažmana normalizirana izloženošću. Njezino</w:t>
-      </w:r>
-      <w:r>
-        <w:t xml:space="preserve"> </w:t>
-      </w:r>
-      <w:r>
-        <w:t xml:space="preserve">značenje i trenutak bilježenja nisu jednaki na svim platformama. Nulte vrijednosti mogu označavati</w:t>
-      </w:r>
-      <w:r>
-        <w:t xml:space="preserve"> </w:t>
-      </w:r>
-      <w:r>
-        <w:t xml:space="preserve">izostanak interakcija ili izostanak zabilježenoga signala. Glavna međugrupna inferencija zato se</w:t>
-      </w:r>
-      <w:r>
-        <w:t xml:space="preserve"> </w:t>
-      </w:r>
-      <w:r>
-        <w:t xml:space="preserve">ponavlja unutar YouTubea, gdje se uspoređuje ista platformska vrsta zapisa.</w:t>
-      </w:r>
-    </w:p>
-    <w:p>
-      <w:pPr>
-        <w:pStyle w:val="BodyText"/>
-      </w:pPr>
-      <w:r>
-        <w:t xml:space="preserve">Za usporedbu po izvoru računa se prosječan broj interakcija po objavi s opaženom vrijednošću. Izvori s</w:t>
-      </w:r>
-      <w:r>
-        <w:t xml:space="preserve"> </w:t>
-      </w:r>
-      <w:r>
-        <w:t xml:space="preserve">manje od pet takvih objava isključuju se iz glavne usporedbe P2 i eksplorativnoga modela P5 kako</w:t>
-      </w:r>
-      <w:r>
-        <w:t xml:space="preserve"> </w:t>
-      </w:r>
-      <w:r>
-        <w:t xml:space="preserve">pojedinačna objava ne bi određivala prosjek cijeloga izvora. Pragovi od jedne, deset i dvadeset objava</w:t>
-      </w:r>
-      <w:r>
-        <w:t xml:space="preserve"> </w:t>
-      </w:r>
-      <w:r>
-        <w:t xml:space="preserve">koriste se u provjerama osjetljivosti.</w:t>
-      </w:r>
-    </w:p>
-    <w:bookmarkEnd w:id="14"/>
-    <w:bookmarkStart w:id="15" w:name="analitička-strategija"/>
-    <w:p>
-      <w:pPr>
-        <w:pStyle w:val="Heading2"/>
-      </w:pPr>
-      <w:r>
-        <w:t xml:space="preserve">2.4 Analitička strategija</w:t>
-      </w:r>
-    </w:p>
-    <w:p>
-      <w:pPr>
-        <w:pStyle w:val="FirstParagraph"/>
-      </w:pPr>
-      <w:r>
-        <w:t xml:space="preserve">Za P1 interakcije se zbrajaju po pouzdano klasificiranoj kreatorskoj oznaci izvora. Prikazuju se Gini</w:t>
-      </w:r>
-      <w:r>
-        <w:t xml:space="preserve"> </w:t>
-      </w:r>
-      <w:r>
-        <w:t xml:space="preserve">koeficijent, udio deset vodećih izvora i Lorenzova krivulja. Nesigurnost Gini koeficijenta procjenjuje</w:t>
-      </w:r>
-      <w:r>
-        <w:t xml:space="preserve"> </w:t>
-      </w:r>
-      <w:r>
-        <w:t xml:space="preserve">se s 2.000 ponovljenih uzoraka izvora. Logaritamska regresija</w:t>
-      </w:r>
-      <w:r>
-        <w:t xml:space="preserve"> </w:t>
-      </w:r>
-      <w:r>
-        <w:t xml:space="preserve">ukupnih interakcija na rang koristi se samo kao opis oblika raspodjele. Nije formalni test</w:t>
-      </w:r>
-      <w:r>
-        <w:t xml:space="preserve"> </w:t>
-      </w:r>
-      <w:r>
-        <w:t xml:space="preserve">potencijskoga zakona.</w:t>
-      </w:r>
-    </w:p>
-    <w:p>
-      <w:pPr>
-        <w:pStyle w:val="BodyText"/>
-      </w:pPr>
-      <w:r>
-        <w:t xml:space="preserve">Za P2 raspodjele izvorskih prosjeka uspoređuju se medijanima, bootstrap intervalom razlike medijana,</w:t>
-      </w:r>
-      <w:r>
-        <w:t xml:space="preserve"> </w:t>
-      </w:r>
-      <w:r>
-        <w:t xml:space="preserve">Wilcoxonovim testom i rang-biserijalnom korelacijom. Glavna prilagođena procjena ograničena je na</w:t>
-      </w:r>
-      <w:r>
-        <w:t xml:space="preserve"> </w:t>
-      </w:r>
-      <w:r>
-        <w:t xml:space="preserve">YouTube izvore s najmanje pet objava. Linearni model za</w:t>
-      </w:r>
-      <w:r>
-        <w:t xml:space="preserve"> </w:t>
-      </w:r>
-      <w:r>
-        <w:rPr>
-          <w:rStyle w:val="VerbatimChar"/>
-        </w:rPr>
-        <w:t xml:space="preserve">log(1 + prosječne interakcije)</w:t>
-      </w:r>
-      <w:r>
-        <w:t xml:space="preserve"> </w:t>
-      </w:r>
-      <w:r>
-        <w:t xml:space="preserve">uključuje</w:t>
-      </w:r>
-      <w:r>
-        <w:t xml:space="preserve"> </w:t>
-      </w:r>
-      <w:r>
-        <w:t xml:space="preserve">skupinu izvora, logaritam broja objava i prosječno vrijeme prikupljanja. Intervali i testovi temelje se</w:t>
-      </w:r>
-      <w:r>
-        <w:t xml:space="preserve"> </w:t>
-      </w:r>
-      <w:r>
-        <w:t xml:space="preserve">na HC3 heteroskedastički robusnim standardnim pogreškama.</w:t>
-      </w:r>
-    </w:p>
-    <w:p>
-      <w:pPr>
-        <w:pStyle w:val="BodyText"/>
-      </w:pPr>
-      <w:r>
-        <w:t xml:space="preserve">P3 se procjenjuje raspodjelom objava po platformi i Cramerovim V. Kako bi se smanjila dominacija</w:t>
-      </w:r>
-      <w:r>
-        <w:t xml:space="preserve"> </w:t>
-      </w:r>
-      <w:r>
-        <w:t xml:space="preserve">vrlo produktivnih izvora, dodatno se računa prosječni platformski udio tako da svaka oznaka izvora ima</w:t>
-      </w:r>
-      <w:r>
-        <w:t xml:space="preserve"> </w:t>
-      </w:r>
-      <w:r>
-        <w:t xml:space="preserve">jednaku težinu. Interval razlike društvenih platformi dobiva se bootstrapom izvora.</w:t>
-      </w:r>
-    </w:p>
-    <w:p>
-      <w:pPr>
-        <w:pStyle w:val="BodyText"/>
-      </w:pPr>
-      <w:r>
-        <w:t xml:space="preserve">P4 koristi višestruki rječnik šest obitelji. To su devocijska, liturgijska, institucionalna,</w:t>
-      </w:r>
-      <w:r>
-        <w:t xml:space="preserve"> </w:t>
-      </w:r>
-      <w:r>
-        <w:t xml:space="preserve">socijalna, politička i zajednička tematika. Jedna objava može dobiti više oznaka. Razlika profila sažima</w:t>
-      </w:r>
-      <w:r>
-        <w:t xml:space="preserve"> </w:t>
-      </w:r>
-      <w:r>
-        <w:t xml:space="preserve">se Jensen-Shannonovom divergencijom, a nesigurnost divergencije i pojedinačnih razlika procjenjuje se</w:t>
-      </w:r>
-      <w:r>
-        <w:t xml:space="preserve"> </w:t>
-      </w:r>
-      <w:r>
-        <w:t xml:space="preserve">bootstrapom izvora. Rječnik je opisni instrument, a ne nadzirani klasifikator ili model tema.</w:t>
-      </w:r>
-    </w:p>
-    <w:p>
-      <w:pPr>
-        <w:pStyle w:val="BodyText"/>
-      </w:pPr>
-      <w:r>
-        <w:t xml:space="preserve">Za P5 se unutar kreatorskoga sloja modelira</w:t>
-      </w:r>
-      <w:r>
-        <w:t xml:space="preserve"> </w:t>
-      </w:r>
-      <w:r>
-        <w:rPr>
-          <w:rStyle w:val="VerbatimChar"/>
-        </w:rPr>
-        <w:t xml:space="preserve">log(1 + prosječne interakcije)</w:t>
-      </w:r>
-      <w:r>
-        <w:t xml:space="preserve"> </w:t>
-      </w:r>
-      <w:r>
-        <w:t xml:space="preserve">pomoću logaritma broja</w:t>
-      </w:r>
-      <w:r>
-        <w:t xml:space="preserve"> </w:t>
-      </w:r>
-      <w:r>
-        <w:t xml:space="preserve">objava te pokazatelja svećeničkih izvora i karizmatskih zajednica. Laički kreatorski izvori čine</w:t>
-      </w:r>
-      <w:r>
-        <w:t xml:space="preserve"> </w:t>
-      </w:r>
-      <w:r>
-        <w:t xml:space="preserve">referentnu skupinu. Primarna platforma nije uključena ako u prihvatljivom uzorku nema najmanje pet</w:t>
-      </w:r>
-      <w:r>
-        <w:t xml:space="preserve"> </w:t>
-      </w:r>
-      <w:r>
-        <w:t xml:space="preserve">izvora u svakoj njezinoj kategoriji. P5 je eksplorativan, a koeficijenti se ne tumače uzročno.</w:t>
-      </w:r>
-    </w:p>
-    <w:bookmarkEnd w:id="15"/>
-    <w:bookmarkEnd w:id="16"/>
-    <w:bookmarkStart w:id="51" w:name="rezultati"/>
-    <w:p>
-      <w:pPr>
-        <w:pStyle w:val="Heading1"/>
-      </w:pPr>
-      <w:r>
-        <w:t xml:space="preserve">3. Rezultati</w:t>
-      </w:r>
-    </w:p>
-    <w:bookmarkStart w:id="17" w:name="analitički-obuhvat"/>
-    <w:p>
-      <w:pPr>
-        <w:pStyle w:val="Heading2"/>
-      </w:pPr>
-      <w:r>
-        <w:t xml:space="preserve">3.1 Analitički obuhvat</w:t>
-      </w:r>
-    </w:p>
-    <w:p>
-      <w:pPr>
-        <w:pStyle w:val="FirstParagraph"/>
-      </w:pPr>
-      <w:r>
-        <w:t xml:space="preserve">Primarni skup sadrži 67 kreatorskih i</w:t>
-      </w:r>
-      <w:r>
-        <w:t xml:space="preserve"> </w:t>
-      </w:r>
-      <w:r>
-        <w:t xml:space="preserve">119 institucionalnih oznaka izvora. One zajedno</w:t>
-      </w:r>
-      <w:r>
-        <w:t xml:space="preserve"> </w:t>
-      </w:r>
-      <w:r>
-        <w:t xml:space="preserve">proizvode 29.684 objava. Nakon praga od pet objava, usporedba P2</w:t>
-      </w:r>
-      <w:r>
-        <w:t xml:space="preserve"> </w:t>
-      </w:r>
-      <w:r>
-        <w:t xml:space="preserve">obuhvaća 42 kreatorska i</w:t>
-      </w:r>
-      <w:r>
-        <w:t xml:space="preserve"> </w:t>
-      </w:r>
-      <w:r>
-        <w:t xml:space="preserve">60 institucionalnih izvora. Razlika između punoga</w:t>
-      </w:r>
-      <w:r>
-        <w:t xml:space="preserve"> </w:t>
-      </w:r>
-      <w:r>
-        <w:t xml:space="preserve">klasificiranog skupa i primarnoga skupa nije tehnička sitnica. Ona uklanja najveći dio nazivno</w:t>
-      </w:r>
-      <w:r>
-        <w:t xml:space="preserve"> </w:t>
-      </w:r>
-      <w:r>
-        <w:t xml:space="preserve">prepoznatih, ali identitetski neprovjerenih devocijskih izvora.</w:t>
-      </w:r>
-    </w:p>
-    <w:bookmarkEnd w:id="17"/>
-    <w:bookmarkStart w:id="26" w:name="p1.-pažnja-je-izrazito-koncentrirana"/>
-    <w:p>
-      <w:pPr>
-        <w:pStyle w:val="Heading2"/>
-      </w:pPr>
-      <w:r>
-        <w:t xml:space="preserve">3.2 P1. Pažnja je izrazito koncentrirana</w:t>
-      </w:r>
-    </w:p>
-    <w:p>
-      <w:pPr>
-        <w:pStyle w:val="FirstParagraph"/>
-      </w:pPr>
-      <w:r>
-        <w:t xml:space="preserve">Analiza koncentracije obuhvaća 66 kreatorskih oznaka izvora s barem jednom</w:t>
-      </w:r>
-      <w:r>
-        <w:t xml:space="preserve"> </w:t>
-      </w:r>
-      <w:r>
-        <w:t xml:space="preserve">opaženom vrijednošću. Na 14.115 objava zabilježeno je ukupno</w:t>
-      </w:r>
-      <w:r>
-        <w:t xml:space="preserve"> </w:t>
-      </w:r>
-      <w:r>
-        <w:t xml:space="preserve">3.333.004 interakcija. Gini koeficijent iznosi</w:t>
-      </w:r>
-      <w:r>
-        <w:t xml:space="preserve"> </w:t>
-      </w:r>
-      <w:r>
-        <w:t xml:space="preserve">0,913, a njegov 95-postotni bootstrap interval</w:t>
-      </w:r>
-      <w:r>
-        <w:t xml:space="preserve"> </w:t>
-      </w:r>
-      <w:r>
-        <w:t xml:space="preserve">[0,789; 0,937]. Deset vodećih oznaka izvora prikuplja</w:t>
-      </w:r>
-      <w:r>
-        <w:t xml:space="preserve"> </w:t>
-      </w:r>
-      <w:r>
-        <w:t xml:space="preserve">92,5 % svih zabilježenih interakcija. Koncentracija ostaje vrlo visoka i u široj</w:t>
-      </w:r>
-      <w:r>
-        <w:t xml:space="preserve"> </w:t>
-      </w:r>
-      <w:r>
-        <w:t xml:space="preserve">klasifikaciji, u kojoj Gini iznosi 0,942.</w:t>
-      </w:r>
-    </w:p>
-    <w:p>
-      <w:pPr>
-        <w:pStyle w:val="BodyText"/>
-      </w:pPr>
-      <w:hyperlink w:anchor="fig-h1-lorenz">
+        <w:t xml:space="preserve">Primarni analitički skup zadržava samo oznake visoke pouzdanosti, dobivene ručnim popisom ili</w:t>
+      </w:r>
+      <w:r>
+        <w:t xml:space="preserve"> </w:t>
+      </w:r>
+      <w:r>
+        <w:t xml:space="preserve">jednoznačnim institucionalnim obrascem. Širi skup dodatno uključuje nazive prepoznate devocijskim ili</w:t>
+      </w:r>
+      <w:r>
+        <w:t xml:space="preserve"> </w:t>
+      </w:r>
+      <w:r>
+        <w:t xml:space="preserve">zajedničkim jezičnim obrascem. Taj širi sloj povećava obuhvat, ali ne može pouzdano utvrditi katolički</w:t>
+      </w:r>
+      <w:r>
+        <w:t xml:space="preserve"> </w:t>
+      </w:r>
+      <w:r>
+        <w:t xml:space="preserve">identitet svakoga izvora, pa se koristi isključivo kao provjera osjetljivosti. Razlika između dvaju</w:t>
+      </w:r>
+      <w:r>
+        <w:t xml:space="preserve"> </w:t>
+      </w:r>
+      <w:r>
+        <w:t xml:space="preserve">skupova nije tehnička sitnica. Prijelaz s širega na primarni skup uklanja najveći dio nazivno</w:t>
+      </w:r>
+      <w:r>
+        <w:t xml:space="preserve"> </w:t>
+      </w:r>
+      <w:r>
+        <w:t xml:space="preserve">prepoznatih, ali identitetski neprovjerenih devocijskih izvora, i pritom mijenja procjene, što je</w:t>
+      </w:r>
+      <w:r>
+        <w:t xml:space="preserve"> </w:t>
+      </w:r>
+      <w:r>
+        <w:t xml:space="preserve">prikazano u</w:t>
+      </w:r>
+      <w:r>
+        <w:t xml:space="preserve"> </w:t>
+      </w:r>
+      <w:hyperlink w:anchor="tbl-robustness">
         <w:r>
           <w:rPr>
             <w:rStyle w:val="Hyperlink"/>
           </w:rPr>
-          <w:t xml:space="preserve">Figure 1</w:t>
+          <w:t xml:space="preserve">Table 6</w:t>
         </w:r>
       </w:hyperlink>
       <w:r>
-        <w:t xml:space="preserve"> </w:t>
-      </w:r>
-      <w:r>
-        <w:t xml:space="preserve">prikazuje koliko se kumulativna raspodjela udaljava od potpune jednakosti. Površina</w:t>
-      </w:r>
-      <w:r>
-        <w:t xml:space="preserve"> </w:t>
-      </w:r>
-      <w:r>
-        <w:t xml:space="preserve">između dijagonale i krivulje nije dokaz posebne distribucijske porodice, ali jasno pokazuje da</w:t>
-      </w:r>
-      <w:r>
-        <w:t xml:space="preserve"> </w:t>
-      </w:r>
-      <w:r>
-        <w:t xml:space="preserve">„kreatorski sloj” nije homogena skupina uspješnih računa.</w:t>
+        <w:t xml:space="preserve">.</w:t>
+      </w:r>
+    </w:p>
+    <w:p>
+      <w:pPr>
+        <w:pStyle w:val="BodyText"/>
+      </w:pPr>
+      <w:r>
+        <w:t xml:space="preserve">Jedinica analize nije nužno jedinstvena pravna osoba ili pojedinac. Isti stvarni akter može imati više</w:t>
+      </w:r>
+      <w:r>
+        <w:t xml:space="preserve"> </w:t>
+      </w:r>
+      <w:r>
+        <w:t xml:space="preserve">oznaka, a jedna oznaka može objediniti više platformskih prisutnosti. Rezultati se zato dosljedno</w:t>
+      </w:r>
+      <w:r>
+        <w:t xml:space="preserve"> </w:t>
+      </w:r>
+      <w:r>
+        <w:t xml:space="preserve">odnose na oznake izvora, a ne na potpuno razriješene aktere. Popis naziva korišten je za autorsku</w:t>
+      </w:r>
+      <w:r>
+        <w:t xml:space="preserve"> </w:t>
+      </w:r>
+      <w:r>
+        <w:t xml:space="preserve">provjeru klasifikacije i ne ulazi u javne rezultate.</w:t>
+      </w:r>
+    </w:p>
+    <w:bookmarkEnd w:id="15"/>
+    <w:bookmarkStart w:id="16" w:name="mjera-pažnje"/>
+    <w:p>
+      <w:pPr>
+        <w:pStyle w:val="Heading2"/>
+      </w:pPr>
+      <w:r>
+        <w:t xml:space="preserve">3.3 Mjera pažnje</w:t>
+      </w:r>
+    </w:p>
+    <w:p>
+      <w:pPr>
+        <w:pStyle w:val="FirstParagraph"/>
+      </w:pPr>
+      <w:r>
+        <w:t xml:space="preserve">Pažnja se operacionalizira brojem zabilježenih interakcija u trenutku prikupljanja podataka.</w:t>
+      </w:r>
+      <w:r>
+        <w:t xml:space="preserve"> </w:t>
+      </w:r>
+      <w:r>
+        <w:t xml:space="preserve">Interakcije uključuju platformi svojstvene reakcije, komentare, dijeljenja i srodne signale.</w:t>
+      </w:r>
+      <w:r>
+        <w:t xml:space="preserve"> </w:t>
+      </w:r>
+      <w:r>
+        <w:t xml:space="preserve">Varijabla nije broj jedinstvenih korisnika, doseg, broj pratitelja ni stopa angažmana normalizirana</w:t>
+      </w:r>
+      <w:r>
+        <w:t xml:space="preserve"> </w:t>
+      </w:r>
+      <w:r>
+        <w:t xml:space="preserve">izloženošću. Njezino značenje i trenutak bilježenja nisu jednaki na svim platformama, a nulte</w:t>
+      </w:r>
+      <w:r>
+        <w:t xml:space="preserve"> </w:t>
+      </w:r>
+      <w:r>
+        <w:t xml:space="preserve">vrijednosti mogu označavati izostanak interakcija ili izostanak zabilježenoga signala. U primarnom</w:t>
+      </w:r>
+      <w:r>
+        <w:t xml:space="preserve"> </w:t>
+      </w:r>
+      <w:r>
+        <w:t xml:space="preserve">skupu vrijednost varijable zabilježena je za 99,1 %</w:t>
+      </w:r>
+      <w:r>
+        <w:t xml:space="preserve"> </w:t>
+      </w:r>
+      <w:r>
+        <w:t xml:space="preserve">objava, pa gubitak zbog nezabilježenih vrijednosti ne oblikuje rezultate.</w:t>
+      </w:r>
+    </w:p>
+    <w:p>
+      <w:pPr>
+        <w:pStyle w:val="BodyText"/>
+      </w:pPr>
+      <w:r>
+        <w:t xml:space="preserve">Ta ograničenja imaju izravnu metodološku posljedicu. Glavna se međugrupna usporedba ponavlja unutar</w:t>
+      </w:r>
+      <w:r>
+        <w:t xml:space="preserve"> </w:t>
+      </w:r>
+      <w:r>
+        <w:t xml:space="preserve">YouTubea, gdje se uspoređuje ista platformska vrsta zapisa i ista vrsta korisničke radnje. Za usporedbu</w:t>
+      </w:r>
+      <w:r>
+        <w:t xml:space="preserve"> </w:t>
+      </w:r>
+      <w:r>
+        <w:t xml:space="preserve">po izvoru računa se prosječan broj interakcija po objavi s opaženom vrijednošću, čime svaki izvor u</w:t>
+      </w:r>
+      <w:r>
+        <w:t xml:space="preserve"> </w:t>
+      </w:r>
+      <w:r>
+        <w:t xml:space="preserve">usporedbu ulazi jednom, neovisno o tome koliko je objavljivao. Izvori s manje od pet takvih objava</w:t>
+      </w:r>
+      <w:r>
+        <w:t xml:space="preserve"> </w:t>
+      </w:r>
+      <w:r>
+        <w:t xml:space="preserve">isključuju se iz glavne usporedbe i iz eksplorativnoga modela kako pojedinačna objava ne bi odredila</w:t>
+      </w:r>
+      <w:r>
+        <w:t xml:space="preserve"> </w:t>
+      </w:r>
+      <w:r>
+        <w:t xml:space="preserve">prosjek cijeloga izvora. Pragovi od jedne, deset i dvadeset objava koriste se u provjerama</w:t>
+      </w:r>
+      <w:r>
+        <w:t xml:space="preserve"> </w:t>
+      </w:r>
+      <w:r>
+        <w:t xml:space="preserve">osjetljivosti.</w:t>
+      </w:r>
+    </w:p>
+    <w:bookmarkEnd w:id="16"/>
+    <w:bookmarkStart w:id="17" w:name="tematsko-kodiranje"/>
+    <w:p>
+      <w:pPr>
+        <w:pStyle w:val="Heading2"/>
+      </w:pPr>
+      <w:r>
+        <w:t xml:space="preserve">3.4 Tematsko kodiranje</w:t>
+      </w:r>
+    </w:p>
+    <w:p>
+      <w:pPr>
+        <w:pStyle w:val="FirstParagraph"/>
+      </w:pPr>
+      <w:r>
+        <w:t xml:space="preserve">Tematski profil mjeri se višestrukim rječnikom šest obitelji, koje obuhvaćaju devocijsku, liturgijsku,</w:t>
+      </w:r>
+      <w:r>
+        <w:t xml:space="preserve"> </w:t>
+      </w:r>
+      <w:r>
+        <w:t xml:space="preserve">institucionalnu, socijalnu, političku i zajedničku tematiku. Jedna objava može dobiti više oznaka jer</w:t>
+      </w:r>
+      <w:r>
+        <w:t xml:space="preserve"> </w:t>
+      </w:r>
+      <w:r>
+        <w:t xml:space="preserve">se sadržaji redovito preklapaju, primjerice kada liturgijska obavijest ujedno poziva na zajedničko</w:t>
+      </w:r>
+      <w:r>
+        <w:t xml:space="preserve"> </w:t>
+      </w:r>
+      <w:r>
+        <w:t xml:space="preserve">okupljanje. Rječnik je opisni instrument koji mjeri prisutnost jezika pojedine obitelji, a ne nadzirani</w:t>
+      </w:r>
+      <w:r>
+        <w:t xml:space="preserve"> </w:t>
+      </w:r>
+      <w:r>
+        <w:t xml:space="preserve">klasifikator, model tema ni ocjena stava prema temi.</w:t>
+      </w:r>
+    </w:p>
+    <w:bookmarkEnd w:id="17"/>
+    <w:bookmarkStart w:id="18" w:name="analitički-postupci"/>
+    <w:p>
+      <w:pPr>
+        <w:pStyle w:val="Heading2"/>
+      </w:pPr>
+      <w:r>
+        <w:t xml:space="preserve">3.5 Analitički postupci</w:t>
+      </w:r>
+    </w:p>
+    <w:p>
+      <w:pPr>
+        <w:pStyle w:val="FirstParagraph"/>
+      </w:pPr>
+      <w:r>
+        <w:t xml:space="preserve">Za P1 se interakcije zbrajaju po kreatorskoj oznaci izvora, a raspodjela se opisuje Gini</w:t>
+      </w:r>
+      <w:r>
+        <w:t xml:space="preserve"> </w:t>
+      </w:r>
+      <w:r>
+        <w:t xml:space="preserve">koeficijentom, udjelom deset vodećih izvora i Lorenzovom krivuljom. Nesigurnost Gini koeficijenta</w:t>
+      </w:r>
+      <w:r>
+        <w:t xml:space="preserve"> </w:t>
+      </w:r>
+      <w:r>
+        <w:t xml:space="preserve">procjenjuje se s 2.000 ponovljenih uzoraka izvora. Logaritamska</w:t>
+      </w:r>
+      <w:r>
+        <w:t xml:space="preserve"> </w:t>
+      </w:r>
+      <w:r>
+        <w:t xml:space="preserve">regresija ukupnih interakcija na rang izvora koristi se samo kao opis oblika raspodjele i nije formalni</w:t>
+      </w:r>
+      <w:r>
+        <w:t xml:space="preserve"> </w:t>
+      </w:r>
+      <w:r>
+        <w:t xml:space="preserve">test potencijskoga zakona.</w:t>
+      </w:r>
+    </w:p>
+    <w:p>
+      <w:pPr>
+        <w:pStyle w:val="BodyText"/>
+      </w:pPr>
+      <w:r>
+        <w:t xml:space="preserve">Za P2 se raspodjele izvorskih prosjeka uspoređuju medijanima, bootstrap intervalom razlike medijana,</w:t>
+      </w:r>
+      <w:r>
+        <w:t xml:space="preserve"> </w:t>
+      </w:r>
+      <w:r>
+        <w:t xml:space="preserve">Wilcoxonovim testom i rang-biserijalnom korelacijom. Glavna prilagođena procjena ograničena je na</w:t>
+      </w:r>
+      <w:r>
+        <w:t xml:space="preserve"> </w:t>
+      </w:r>
+      <w:r>
+        <w:t xml:space="preserve">YouTube izvore s najmanje pet objava. Linearni model za logaritamski transformiran prosjek interakcija</w:t>
+      </w:r>
+      <w:r>
+        <w:t xml:space="preserve"> </w:t>
+      </w:r>
+      <w:r>
+        <w:t xml:space="preserve">po objavi uključuje skupinu izvora, logaritam broja objava i prosječno vrijeme prikupljanja, a</w:t>
+      </w:r>
+      <w:r>
+        <w:t xml:space="preserve"> </w:t>
+      </w:r>
+      <w:r>
+        <w:t xml:space="preserve">intervali i testovi temelje se na heteroskedastički robusnim standardnim pogreškama tipa HC3.</w:t>
+      </w:r>
+    </w:p>
+    <w:p>
+      <w:pPr>
+        <w:pStyle w:val="BodyText"/>
+      </w:pPr>
+      <w:r>
+        <w:t xml:space="preserve">Za P3 se raspodjela objava po platformi opisuje udjelima i Cramerovim V. Kako bi se smanjila dominacija</w:t>
+      </w:r>
+      <w:r>
+        <w:t xml:space="preserve"> </w:t>
+      </w:r>
+      <w:r>
+        <w:t xml:space="preserve">vrlo produktivnih izvora, dodatno se računa prosječni platformski udio u kojem svaka oznaka izvora ima</w:t>
+      </w:r>
+      <w:r>
+        <w:t xml:space="preserve"> </w:t>
+      </w:r>
+      <w:r>
+        <w:t xml:space="preserve">jednaku težinu, a interval razlike dobiva se bootstrapom izvora.</w:t>
+      </w:r>
+    </w:p>
+    <w:p>
+      <w:pPr>
+        <w:pStyle w:val="BodyText"/>
+      </w:pPr>
+      <w:r>
+        <w:t xml:space="preserve">Za P4 se razlika tematskih profila sažima Jensen-Shannonovom divergencijom, a nesigurnost divergencije</w:t>
+      </w:r>
+      <w:r>
+        <w:t xml:space="preserve"> </w:t>
+      </w:r>
+      <w:r>
+        <w:t xml:space="preserve">i pojedinačnih razlika procjenjuje se bootstrapom izvora, čime se nesigurnost veže uz to koji su izvori</w:t>
+      </w:r>
+      <w:r>
+        <w:t xml:space="preserve"> </w:t>
+      </w:r>
+      <w:r>
+        <w:t xml:space="preserve">promatrani, a ne uz broj objava.</w:t>
+      </w:r>
+    </w:p>
+    <w:p>
+      <w:pPr>
+        <w:pStyle w:val="BodyText"/>
+      </w:pPr>
+      <w:r>
+        <w:t xml:space="preserve">Za P5 se unutar kreatorskoga sloja modelira logaritamski transformiran prosjek interakcija po objavi</w:t>
+      </w:r>
+      <w:r>
+        <w:t xml:space="preserve"> </w:t>
+      </w:r>
+      <w:r>
+        <w:t xml:space="preserve">pomoću logaritma broja objava te pokazatelja svećeničkih izvora i karizmatskih zajednica, uz laičke</w:t>
+      </w:r>
+      <w:r>
+        <w:t xml:space="preserve"> </w:t>
+      </w:r>
+      <w:r>
+        <w:t xml:space="preserve">kreatorske izvore kao referentnu skupinu. Primarna platforma nije uključena jer u prihvatljivom uzorku</w:t>
+      </w:r>
+      <w:r>
+        <w:t xml:space="preserve"> </w:t>
+      </w:r>
+      <w:r>
+        <w:t xml:space="preserve">nema najmanje pet izvora u svakoj njezinoj kategoriji. Taj se model tumači eksplorativno i njegovi se</w:t>
+      </w:r>
+      <w:r>
+        <w:t xml:space="preserve"> </w:t>
+      </w:r>
+      <w:r>
+        <w:t xml:space="preserve">koeficijenti ne čitaju uzročno.</w:t>
+      </w:r>
+    </w:p>
+    <w:bookmarkEnd w:id="18"/>
+    <w:bookmarkEnd w:id="19"/>
+    <w:bookmarkStart w:id="58" w:name="rezultati"/>
+    <w:p>
+      <w:pPr>
+        <w:pStyle w:val="Heading1"/>
+      </w:pPr>
+      <w:r>
+        <w:t xml:space="preserve">4. Rezultati</w:t>
+      </w:r>
+    </w:p>
+    <w:bookmarkStart w:id="21" w:name="sastav-analitičkoga-skupa"/>
+    <w:p>
+      <w:pPr>
+        <w:pStyle w:val="Heading2"/>
+      </w:pPr>
+      <w:r>
+        <w:t xml:space="preserve">4.1 Sastav analitičkoga skupa</w:t>
+      </w:r>
+    </w:p>
+    <w:p>
+      <w:pPr>
+        <w:pStyle w:val="FirstParagraph"/>
+      </w:pPr>
+      <w:r>
+        <w:t xml:space="preserve">Primarni skup sadrži 186 oznaka izvora visoke pouzdanosti, od</w:t>
+      </w:r>
+      <w:r>
+        <w:t xml:space="preserve"> </w:t>
+      </w:r>
+      <w:r>
+        <w:t xml:space="preserve">kojih je 67 kreatorskih i</w:t>
+      </w:r>
+      <w:r>
+        <w:t xml:space="preserve"> </w:t>
+      </w:r>
+      <w:r>
+        <w:t xml:space="preserve">119 institucionalnih. One zajedno proizvode</w:t>
+      </w:r>
+      <w:r>
+        <w:t xml:space="preserve"> </w:t>
+      </w:r>
+      <w:r>
+        <w:t xml:space="preserve">29.684 objava, gotovo podjednako raspoređenih između dviju skupina, s</w:t>
+      </w:r>
+      <w:r>
+        <w:t xml:space="preserve"> </w:t>
+      </w:r>
+      <w:r>
+        <w:t xml:space="preserve">14.375 kreatorskih i</w:t>
+      </w:r>
+      <w:r>
+        <w:t xml:space="preserve"> </w:t>
+      </w:r>
+      <w:r>
+        <w:t xml:space="preserve">15.309 institucionalnih objava. Sastav skupina po vrsti</w:t>
+      </w:r>
+      <w:r>
+        <w:t xml:space="preserve"> </w:t>
+      </w:r>
+      <w:r>
+        <w:t xml:space="preserve">aktera prikazan je u</w:t>
+      </w:r>
+      <w:r>
+        <w:t xml:space="preserve"> </w:t>
+      </w:r>
+      <w:hyperlink w:anchor="tbl-composition">
+        <w:r>
+          <w:rPr>
+            <w:rStyle w:val="Hyperlink"/>
+          </w:rPr>
+          <w:t xml:space="preserve">Table 2</w:t>
+        </w:r>
+      </w:hyperlink>
+      <w:r>
+        <w:t xml:space="preserve">.</w:t>
       </w:r>
     </w:p>
     <w:tbl>
@@ -1422,7 +1751,661 @@
       <w:tr>
         <w:tc>
           <w:tcPr/>
-          <w:bookmarkStart w:id="21" w:name="fig-h1-lorenz"/>
+          <w:bookmarkStart w:id="20" w:name="tbl-composition"/>
+          <w:p>
+            <w:pPr>
+              <w:jc w:val="center"/>
+            </w:pPr>
+            <w:pPr>
+              <w:jc w:val="left"/>
+              <w:spacing w:before="200"/>
+              <w:pStyle w:val="ImageCaption"/>
+            </w:pPr>
+            <w:r>
+              <w:t xml:space="preserve">Table 2: Sastav primarnoga analitičkog skupa prema vrsti aktera</w:t>
+            </w:r>
+          </w:p>
+          <w:tbl>
+            <w:tblPr>
+              <w:tblStyle w:val="Table"/>
+              <w:tblW w:type="pct" w:w="5000"/>
+              <w:tblLayout w:type="fixed"/>
+              <w:tblLook w:firstRow="1" w:lastRow="0" w:firstColumn="0" w:lastColumn="0" w:noHBand="0" w:noVBand="0" w:val="0020"/>
+            </w:tblPr>
+            <w:tblGrid>
+              <w:gridCol w:w="1858"/>
+              <w:gridCol w:w="2424"/>
+              <w:gridCol w:w="1131"/>
+              <w:gridCol w:w="565"/>
+              <w:gridCol w:w="1939"/>
+            </w:tblGrid>
+            <w:tr>
+              <w:trPr>
+                <w:tblHeader w:val="on"/>
+              </w:trPr>
+              <w:tc>
+                <w:tcPr/>
+                <w:p>
+                  <w:pPr>
+                    <w:pStyle w:val="Compact"/>
+                    <w:jc w:val="left"/>
+                    <w:jc w:val="center"/>
+                  </w:pPr>
+                  <w:r>
+                    <w:t xml:space="preserve">Skupina</w:t>
+                  </w:r>
+                </w:p>
+              </w:tc>
+              <w:tc>
+                <w:tcPr/>
+                <w:p>
+                  <w:pPr>
+                    <w:pStyle w:val="Compact"/>
+                    <w:jc w:val="left"/>
+                    <w:jc w:val="center"/>
+                  </w:pPr>
+                  <w:r>
+                    <w:t xml:space="preserve">Vrsta aktera</w:t>
+                  </w:r>
+                </w:p>
+              </w:tc>
+              <w:tc>
+                <w:tcPr/>
+                <w:p>
+                  <w:pPr>
+                    <w:pStyle w:val="Compact"/>
+                    <w:jc w:val="right"/>
+                    <w:jc w:val="center"/>
+                  </w:pPr>
+                  <w:r>
+                    <w:t xml:space="preserve">Oznake izvora</w:t>
+                  </w:r>
+                </w:p>
+              </w:tc>
+              <w:tc>
+                <w:tcPr/>
+                <w:p>
+                  <w:pPr>
+                    <w:pStyle w:val="Compact"/>
+                    <w:jc w:val="right"/>
+                    <w:jc w:val="center"/>
+                  </w:pPr>
+                  <w:r>
+                    <w:t xml:space="preserve">Objave</w:t>
+                  </w:r>
+                </w:p>
+              </w:tc>
+              <w:tc>
+                <w:tcPr/>
+                <w:p>
+                  <w:pPr>
+                    <w:pStyle w:val="Compact"/>
+                    <w:jc w:val="right"/>
+                    <w:jc w:val="center"/>
+                  </w:pPr>
+                  <w:r>
+                    <w:t xml:space="preserve">Zabilježene interakcije</w:t>
+                  </w:r>
+                </w:p>
+              </w:tc>
+            </w:tr>
+            <w:tr>
+              <w:tc>
+                <w:tcPr/>
+                <w:p>
+                  <w:pPr>
+                    <w:pStyle w:val="Compact"/>
+                    <w:jc w:val="left"/>
+                    <w:jc w:val="center"/>
+                  </w:pPr>
+                  <w:r>
+                    <w:t xml:space="preserve">Institucionalni izvori</w:t>
+                  </w:r>
+                </w:p>
+              </w:tc>
+              <w:tc>
+                <w:tcPr/>
+                <w:p>
+                  <w:pPr>
+                    <w:pStyle w:val="Compact"/>
+                    <w:jc w:val="left"/>
+                    <w:jc w:val="center"/>
+                  </w:pPr>
+                  <w:r>
+                    <w:t xml:space="preserve">Biskupijski i župni izvori</w:t>
+                  </w:r>
+                </w:p>
+              </w:tc>
+              <w:tc>
+                <w:tcPr/>
+                <w:p>
+                  <w:pPr>
+                    <w:pStyle w:val="Compact"/>
+                    <w:jc w:val="right"/>
+                    <w:jc w:val="center"/>
+                  </w:pPr>
+                  <w:r>
+                    <w:t xml:space="preserve">98</w:t>
+                  </w:r>
+                </w:p>
+              </w:tc>
+              <w:tc>
+                <w:tcPr/>
+                <w:p>
+                  <w:pPr>
+                    <w:pStyle w:val="Compact"/>
+                    <w:jc w:val="right"/>
+                    <w:jc w:val="center"/>
+                  </w:pPr>
+                  <w:r>
+                    <w:t xml:space="preserve">10.452</w:t>
+                  </w:r>
+                </w:p>
+              </w:tc>
+              <w:tc>
+                <w:tcPr/>
+                <w:p>
+                  <w:pPr>
+                    <w:pStyle w:val="Compact"/>
+                    <w:jc w:val="right"/>
+                    <w:jc w:val="center"/>
+                  </w:pPr>
+                  <w:r>
+                    <w:t xml:space="preserve">681.816</w:t>
+                  </w:r>
+                </w:p>
+              </w:tc>
+            </w:tr>
+            <w:tr>
+              <w:tc>
+                <w:tcPr/>
+                <w:p>
+                  <w:pPr>
+                    <w:pStyle w:val="Compact"/>
+                    <w:jc w:val="left"/>
+                    <w:jc w:val="center"/>
+                  </w:pPr>
+                  <w:r>
+                    <w:t xml:space="preserve">Institucionalni izvori</w:t>
+                  </w:r>
+                </w:p>
+              </w:tc>
+              <w:tc>
+                <w:tcPr/>
+                <w:p>
+                  <w:pPr>
+                    <w:pStyle w:val="Compact"/>
+                    <w:jc w:val="left"/>
+                    <w:jc w:val="center"/>
+                  </w:pPr>
+                  <w:r>
+                    <w:t xml:space="preserve">Službeni crkveni komunikatori</w:t>
+                  </w:r>
+                </w:p>
+              </w:tc>
+              <w:tc>
+                <w:tcPr/>
+                <w:p>
+                  <w:pPr>
+                    <w:pStyle w:val="Compact"/>
+                    <w:jc w:val="right"/>
+                    <w:jc w:val="center"/>
+                  </w:pPr>
+                  <w:r>
+                    <w:t xml:space="preserve">14</w:t>
+                  </w:r>
+                </w:p>
+              </w:tc>
+              <w:tc>
+                <w:tcPr/>
+                <w:p>
+                  <w:pPr>
+                    <w:pStyle w:val="Compact"/>
+                    <w:jc w:val="right"/>
+                    <w:jc w:val="center"/>
+                  </w:pPr>
+                  <w:r>
+                    <w:t xml:space="preserve">4.093</w:t>
+                  </w:r>
+                </w:p>
+              </w:tc>
+              <w:tc>
+                <w:tcPr/>
+                <w:p>
+                  <w:pPr>
+                    <w:pStyle w:val="Compact"/>
+                    <w:jc w:val="right"/>
+                    <w:jc w:val="center"/>
+                  </w:pPr>
+                  <w:r>
+                    <w:t xml:space="preserve">621.017</w:t>
+                  </w:r>
+                </w:p>
+              </w:tc>
+            </w:tr>
+            <w:tr>
+              <w:tc>
+                <w:tcPr/>
+                <w:p>
+                  <w:pPr>
+                    <w:pStyle w:val="Compact"/>
+                    <w:jc w:val="left"/>
+                    <w:jc w:val="center"/>
+                  </w:pPr>
+                  <w:r>
+                    <w:t xml:space="preserve">Institucionalni izvori</w:t>
+                  </w:r>
+                </w:p>
+              </w:tc>
+              <w:tc>
+                <w:tcPr/>
+                <w:p>
+                  <w:pPr>
+                    <w:pStyle w:val="Compact"/>
+                    <w:jc w:val="left"/>
+                    <w:jc w:val="center"/>
+                  </w:pPr>
+                  <w:r>
+                    <w:t xml:space="preserve">Katoličke akademske ustanove</w:t>
+                  </w:r>
+                </w:p>
+              </w:tc>
+              <w:tc>
+                <w:tcPr/>
+                <w:p>
+                  <w:pPr>
+                    <w:pStyle w:val="Compact"/>
+                    <w:jc w:val="right"/>
+                    <w:jc w:val="center"/>
+                  </w:pPr>
+                  <w:r>
+                    <w:t xml:space="preserve">7</w:t>
+                  </w:r>
+                </w:p>
+              </w:tc>
+              <w:tc>
+                <w:tcPr/>
+                <w:p>
+                  <w:pPr>
+                    <w:pStyle w:val="Compact"/>
+                    <w:jc w:val="right"/>
+                    <w:jc w:val="center"/>
+                  </w:pPr>
+                  <w:r>
+                    <w:t xml:space="preserve">764</w:t>
+                  </w:r>
+                </w:p>
+              </w:tc>
+              <w:tc>
+                <w:tcPr/>
+                <w:p>
+                  <w:pPr>
+                    <w:pStyle w:val="Compact"/>
+                    <w:jc w:val="right"/>
+                    <w:jc w:val="center"/>
+                  </w:pPr>
+                  <w:r>
+                    <w:t xml:space="preserve">11.877</w:t>
+                  </w:r>
+                </w:p>
+              </w:tc>
+            </w:tr>
+            <w:tr>
+              <w:tc>
+                <w:tcPr/>
+                <w:p>
+                  <w:pPr>
+                    <w:pStyle w:val="Compact"/>
+                    <w:jc w:val="left"/>
+                    <w:jc w:val="center"/>
+                  </w:pPr>
+                  <w:r>
+                    <w:t xml:space="preserve">Kreatorski izvori</w:t>
+                  </w:r>
+                </w:p>
+              </w:tc>
+              <w:tc>
+                <w:tcPr/>
+                <w:p>
+                  <w:pPr>
+                    <w:pStyle w:val="Compact"/>
+                    <w:jc w:val="left"/>
+                    <w:jc w:val="center"/>
+                  </w:pPr>
+                  <w:r>
+                    <w:t xml:space="preserve">Laički kreatorski kanali</w:t>
+                  </w:r>
+                </w:p>
+              </w:tc>
+              <w:tc>
+                <w:tcPr/>
+                <w:p>
+                  <w:pPr>
+                    <w:pStyle w:val="Compact"/>
+                    <w:jc w:val="right"/>
+                    <w:jc w:val="center"/>
+                  </w:pPr>
+                  <w:r>
+                    <w:t xml:space="preserve">35</w:t>
+                  </w:r>
+                </w:p>
+              </w:tc>
+              <w:tc>
+                <w:tcPr/>
+                <w:p>
+                  <w:pPr>
+                    <w:pStyle w:val="Compact"/>
+                    <w:jc w:val="right"/>
+                    <w:jc w:val="center"/>
+                  </w:pPr>
+                  <w:r>
+                    <w:t xml:space="preserve">13.290</w:t>
+                  </w:r>
+                </w:p>
+              </w:tc>
+              <w:tc>
+                <w:tcPr/>
+                <w:p>
+                  <w:pPr>
+                    <w:pStyle w:val="Compact"/>
+                    <w:jc w:val="right"/>
+                    <w:jc w:val="center"/>
+                  </w:pPr>
+                  <w:r>
+                    <w:t xml:space="preserve">3.190.740</w:t>
+                  </w:r>
+                </w:p>
+              </w:tc>
+            </w:tr>
+            <w:tr>
+              <w:tc>
+                <w:tcPr/>
+                <w:p>
+                  <w:pPr>
+                    <w:pStyle w:val="Compact"/>
+                    <w:jc w:val="left"/>
+                    <w:jc w:val="center"/>
+                  </w:pPr>
+                  <w:r>
+                    <w:t xml:space="preserve">Kreatorski izvori</w:t>
+                  </w:r>
+                </w:p>
+              </w:tc>
+              <w:tc>
+                <w:tcPr/>
+                <w:p>
+                  <w:pPr>
+                    <w:pStyle w:val="Compact"/>
+                    <w:jc w:val="left"/>
+                    <w:jc w:val="center"/>
+                  </w:pPr>
+                  <w:r>
+                    <w:t xml:space="preserve">Karizmatske zajednice</w:t>
+                  </w:r>
+                </w:p>
+              </w:tc>
+              <w:tc>
+                <w:tcPr/>
+                <w:p>
+                  <w:pPr>
+                    <w:pStyle w:val="Compact"/>
+                    <w:jc w:val="right"/>
+                    <w:jc w:val="center"/>
+                  </w:pPr>
+                  <w:r>
+                    <w:t xml:space="preserve">15</w:t>
+                  </w:r>
+                </w:p>
+              </w:tc>
+              <w:tc>
+                <w:tcPr/>
+                <w:p>
+                  <w:pPr>
+                    <w:pStyle w:val="Compact"/>
+                    <w:jc w:val="right"/>
+                    <w:jc w:val="center"/>
+                  </w:pPr>
+                  <w:r>
+                    <w:t xml:space="preserve">902</w:t>
+                  </w:r>
+                </w:p>
+              </w:tc>
+              <w:tc>
+                <w:tcPr/>
+                <w:p>
+                  <w:pPr>
+                    <w:pStyle w:val="Compact"/>
+                    <w:jc w:val="right"/>
+                    <w:jc w:val="center"/>
+                  </w:pPr>
+                  <w:r>
+                    <w:t xml:space="preserve">135.637</w:t>
+                  </w:r>
+                </w:p>
+              </w:tc>
+            </w:tr>
+            <w:tr>
+              <w:tc>
+                <w:tcPr/>
+                <w:p>
+                  <w:pPr>
+                    <w:pStyle w:val="Compact"/>
+                    <w:jc w:val="left"/>
+                    <w:jc w:val="center"/>
+                  </w:pPr>
+                  <w:r>
+                    <w:t xml:space="preserve">Kreatorski izvori</w:t>
+                  </w:r>
+                </w:p>
+              </w:tc>
+              <w:tc>
+                <w:tcPr/>
+                <w:p>
+                  <w:pPr>
+                    <w:pStyle w:val="Compact"/>
+                    <w:jc w:val="left"/>
+                    <w:jc w:val="center"/>
+                  </w:pPr>
+                  <w:r>
+                    <w:t xml:space="preserve">Pojedinačni svećenici</w:t>
+                  </w:r>
+                </w:p>
+              </w:tc>
+              <w:tc>
+                <w:tcPr/>
+                <w:p>
+                  <w:pPr>
+                    <w:pStyle w:val="Compact"/>
+                    <w:jc w:val="right"/>
+                    <w:jc w:val="center"/>
+                  </w:pPr>
+                  <w:r>
+                    <w:t xml:space="preserve">17</w:t>
+                  </w:r>
+                </w:p>
+              </w:tc>
+              <w:tc>
+                <w:tcPr/>
+                <w:p>
+                  <w:pPr>
+                    <w:pStyle w:val="Compact"/>
+                    <w:jc w:val="right"/>
+                    <w:jc w:val="center"/>
+                  </w:pPr>
+                  <w:r>
+                    <w:t xml:space="preserve">183</w:t>
+                  </w:r>
+                </w:p>
+              </w:tc>
+              <w:tc>
+                <w:tcPr/>
+                <w:p>
+                  <w:pPr>
+                    <w:pStyle w:val="Compact"/>
+                    <w:jc w:val="right"/>
+                    <w:jc w:val="center"/>
+                  </w:pPr>
+                  <w:r>
+                    <w:t xml:space="preserve">6.627</w:t>
+                  </w:r>
+                </w:p>
+              </w:tc>
+            </w:tr>
+          </w:tbl>
+          <w:bookmarkEnd w:id="20"/>
+          <w:p/>
+        </w:tc>
+      </w:tr>
+    </w:tbl>
+    <w:p>
+      <w:pPr>
+        <w:pStyle w:val="BodyText"/>
+      </w:pPr>
+      <w:r>
+        <w:t xml:space="preserve">Sastav pokazuje da dvije skupine nisu zrcalne slike jedna druge. Kreatorski sloj počiva na razmjerno</w:t>
+      </w:r>
+      <w:r>
+        <w:t xml:space="preserve"> </w:t>
+      </w:r>
+      <w:r>
+        <w:t xml:space="preserve">malom broju laičkih kanala koji nose gotovo sve objave i gotovo sve zabilježene interakcije te skupine,</w:t>
+      </w:r>
+      <w:r>
+        <w:t xml:space="preserve"> </w:t>
+      </w:r>
+      <w:r>
+        <w:t xml:space="preserve">dok institucionalni sloj čini razgranata mreža biskupijskih i župnih izvora uz mali broj središnjih</w:t>
+      </w:r>
+      <w:r>
+        <w:t xml:space="preserve"> </w:t>
+      </w:r>
+      <w:r>
+        <w:t xml:space="preserve">komunikatora. Ta asimetrija sama po sebi upućuje na to da usporedba prosjeka dviju skupina ne bi bila</w:t>
+      </w:r>
+      <w:r>
+        <w:t xml:space="preserve"> </w:t>
+      </w:r>
+      <w:r>
+        <w:t xml:space="preserve">dovoljna te da raspodjelu unutar kreatorskoga sloja treba analizirati prvu.</w:t>
+      </w:r>
+    </w:p>
+    <w:bookmarkEnd w:id="21"/>
+    <w:bookmarkStart w:id="30" w:name="koncentracija-zabilježene-pažnje"/>
+    <w:p>
+      <w:pPr>
+        <w:pStyle w:val="Heading2"/>
+      </w:pPr>
+      <w:r>
+        <w:t xml:space="preserve">4.2 Koncentracija zabilježene pažnje</w:t>
+      </w:r>
+    </w:p>
+    <w:p>
+      <w:pPr>
+        <w:pStyle w:val="FirstParagraph"/>
+      </w:pPr>
+      <w:r>
+        <w:t xml:space="preserve">Analiza koncentracije obuhvaća 66 kreatorskih oznaka izvora s barem jednom</w:t>
+      </w:r>
+      <w:r>
+        <w:t xml:space="preserve"> </w:t>
+      </w:r>
+      <w:r>
+        <w:t xml:space="preserve">opaženom vrijednošću. Na 14.115 objava zabilježeno je ukupno</w:t>
+      </w:r>
+      <w:r>
+        <w:t xml:space="preserve"> </w:t>
+      </w:r>
+      <w:r>
+        <w:t xml:space="preserve">3.333.004 interakcija. Gini koeficijent iznosi</w:t>
+      </w:r>
+      <w:r>
+        <w:t xml:space="preserve"> </w:t>
+      </w:r>
+      <w:r>
+        <w:t xml:space="preserve">0,913, uz 95-postotni bootstrap interval</w:t>
+      </w:r>
+      <w:r>
+        <w:t xml:space="preserve"> </w:t>
+      </w:r>
+      <w:r>
+        <w:t xml:space="preserve">[0,789; 0,937]. Deset vodećih oznaka izvora prikuplja</w:t>
+      </w:r>
+      <w:r>
+        <w:t xml:space="preserve"> </w:t>
+      </w:r>
+      <w:r>
+        <w:t xml:space="preserve">92,5 % svih zabilježenih interakcija, a gornjih deset posto izvora</w:t>
+      </w:r>
+      <w:r>
+        <w:t xml:space="preserve"> </w:t>
+      </w:r>
+      <w:r>
+        <w:t xml:space="preserve">89,1 %. Koncentracija ostaje vrlo visoka i u široj klasifikaciji, u kojoj</w:t>
+      </w:r>
+      <w:r>
+        <w:t xml:space="preserve"> </w:t>
+      </w:r>
+      <w:r>
+        <w:t xml:space="preserve">Gini iznosi 0,942, pa nalaz ne ovisi o tome koliko je klasifikacija</w:t>
+      </w:r>
+      <w:r>
+        <w:t xml:space="preserve"> </w:t>
+      </w:r>
+      <w:r>
+        <w:t xml:space="preserve">restriktivna.</w:t>
+      </w:r>
+    </w:p>
+    <w:p>
+      <w:pPr>
+        <w:pStyle w:val="BodyText"/>
+      </w:pPr>
+      <w:hyperlink w:anchor="fig-h1-lorenz">
+        <w:r>
+          <w:rPr>
+            <w:rStyle w:val="Hyperlink"/>
+          </w:rPr>
+          <w:t xml:space="preserve">Figure 1</w:t>
+        </w:r>
+      </w:hyperlink>
+      <w:r>
+        <w:t xml:space="preserve"> </w:t>
+      </w:r>
+      <w:r>
+        <w:t xml:space="preserve">pokazuje koliko se kumulativna raspodjela udaljava od potpune jednakosti. Površina</w:t>
+      </w:r>
+      <w:r>
+        <w:t xml:space="preserve"> </w:t>
+      </w:r>
+      <w:r>
+        <w:t xml:space="preserve">između dijagonale i krivulje nije dokaz posebne distribucijske porodice, ali jasno pokazuje da</w:t>
+      </w:r>
+      <w:r>
+        <w:t xml:space="preserve"> </w:t>
+      </w:r>
+      <w:r>
+        <w:t xml:space="preserve">kreatorski sloj nije homogena skupina uspješnih računa. Većina oznaka izvora nalazi se u području u</w:t>
+      </w:r>
+      <w:r>
+        <w:t xml:space="preserve"> </w:t>
+      </w:r>
+      <w:r>
+        <w:t xml:space="preserve">kojem kumulativni udio pažnje ostaje blizu nule.</w:t>
+      </w:r>
+    </w:p>
+    <w:tbl>
+      <w:tblPr>
+        <w:tblStyle w:val="Table"/>
+        <w:tblW w:type="pct" w:w="5000"/>
+        <w:tblLayout w:type="fixed"/>
+        <w:tblLook w:firstRow="0" w:lastRow="0" w:firstColumn="0" w:lastColumn="0" w:noHBand="0" w:noVBand="0" w:val="0000"/>
+      </w:tblPr>
+      <w:tblGrid>
+        <w:gridCol w:w="7920"/>
+      </w:tblGrid>
+      <w:tr>
+        <w:tc>
+          <w:tcPr/>
+          <w:bookmarkStart w:id="25" w:name="fig-h1-lorenz"/>
           <w:p>
             <w:pPr>
               <w:pStyle w:val="Compact"/>
@@ -1433,18 +2416,18 @@
                 <wp:inline>
                   <wp:extent cx="5334000" cy="4572000"/>
                   <wp:effectExtent b="0" l="0" r="0" t="0"/>
-                  <wp:docPr descr="" title="" id="19" name="Picture"/>
+                  <wp:docPr descr="" title="" id="23" name="Picture"/>
                   <a:graphic>
                     <a:graphicData uri="http://schemas.openxmlformats.org/drawingml/2006/picture">
                       <pic:pic>
                         <pic:nvPicPr>
-                          <pic:cNvPr descr="output/figures/h1_lorenz.png" id="20" name="Picture"/>
+                          <pic:cNvPr descr="output/figures/h1_lorenz.png" id="24" name="Picture"/>
                           <pic:cNvPicPr>
                             <a:picLocks noChangeArrowheads="1" noChangeAspect="1"/>
                           </pic:cNvPicPr>
                         </pic:nvPicPr>
                         <pic:blipFill>
-                          <a:blip r:embed="rId18"/>
+                          <a:blip r:embed="rId22"/>
                           <a:stretch>
                             <a:fillRect/>
                           </a:stretch>
@@ -1481,10 +2464,10 @@
               <w:pStyle w:val="ImageCaption"/>
             </w:pPr>
             <w:r>
-              <w:t xml:space="preserve">Figure 1: Lorenzova krivulja zabilježenih interakcija među kreatorskim oznakama izvora visoke pouzdanosti. Dijagonala označava jednaku raspodjelu. Izvor: autorska analiza DigiKat korpusa.</w:t>
+              <w:t xml:space="preserve">Figure 1: Lorenzova krivulja zabilježenih interakcija među kreatorskim oznakama izvora visoke pouzdanosti. Dijagonala označava jednaku raspodjelu. Izvor: autorska analiza korpusa.</w:t>
             </w:r>
           </w:p>
-          <w:bookmarkEnd w:id="21"/>
+          <w:bookmarkEnd w:id="25"/>
         </w:tc>
       </w:tr>
     </w:tbl>
@@ -1493,19 +2476,25 @@
         <w:pStyle w:val="BodyText"/>
       </w:pPr>
       <w:r>
-        <w:t xml:space="preserve">Opisna regresija ranga ima koeficijent determinacije 0,830. To je snažna</w:t>
-      </w:r>
-      <w:r>
-        <w:t xml:space="preserve"> </w:t>
-      </w:r>
-      <w:r>
-        <w:t xml:space="preserve">linearna prilagodba na logaritamskim skalama, ali nije dovoljna za tvrdnju da podaci slijede</w:t>
-      </w:r>
-      <w:r>
-        <w:t xml:space="preserve"> </w:t>
-      </w:r>
-      <w:r>
-        <w:t xml:space="preserve">potencijski zakon.</w:t>
+        <w:t xml:space="preserve">Opisna regresija ukupnih interakcija na rang izvora ima koeficijent determinacije</w:t>
+      </w:r>
+      <w:r>
+        <w:t xml:space="preserve"> </w:t>
+      </w:r>
+      <w:r>
+        <w:t xml:space="preserve">0,830 i nagib -3,16. Riječ je o snažnoj</w:t>
+      </w:r>
+      <w:r>
+        <w:t xml:space="preserve"> </w:t>
+      </w:r>
+      <w:r>
+        <w:t xml:space="preserve">linearnoj prilagodbi na logaritamskim skalama, kakva se redovito pojavljuje u raspodjelama pažnje, ali</w:t>
+      </w:r>
+      <w:r>
+        <w:t xml:space="preserve"> </w:t>
+      </w:r>
+      <w:r>
+        <w:t xml:space="preserve">ta prilagodba nije dovoljna za tvrdnju da podaci slijede potencijski zakon.</w:t>
       </w:r>
       <w:r>
         <w:t xml:space="preserve"> </w:t>
@@ -1522,7 +2511,13 @@
         <w:t xml:space="preserve"> </w:t>
       </w:r>
       <w:r>
-        <w:t xml:space="preserve">zato služi kao dijagnostički prikaz, ne kao test distribucije.</w:t>
+        <w:t xml:space="preserve">zato služi kao</w:t>
+      </w:r>
+      <w:r>
+        <w:t xml:space="preserve"> </w:t>
+      </w:r>
+      <w:r>
+        <w:t xml:space="preserve">dijagnostički prikaz oblika, a ne kao test distribucije.</w:t>
       </w:r>
     </w:p>
     <w:tbl>
@@ -1538,7 +2533,7 @@
       <w:tr>
         <w:tc>
           <w:tcPr/>
-          <w:bookmarkStart w:id="25" w:name="fig-h1-rank"/>
+          <w:bookmarkStart w:id="29" w:name="fig-h1-rank"/>
           <w:p>
             <w:pPr>
               <w:pStyle w:val="Compact"/>
@@ -1549,18 +2544,18 @@
                 <wp:inline>
                   <wp:extent cx="5334000" cy="3810000"/>
                   <wp:effectExtent b="0" l="0" r="0" t="0"/>
-                  <wp:docPr descr="" title="" id="23" name="Picture"/>
+                  <wp:docPr descr="" title="" id="27" name="Picture"/>
                   <a:graphic>
                     <a:graphicData uri="http://schemas.openxmlformats.org/drawingml/2006/picture">
                       <pic:pic>
                         <pic:nvPicPr>
-                          <pic:cNvPr descr="output/figures/h1_rank_size.png" id="24" name="Picture"/>
+                          <pic:cNvPr descr="output/figures/h1_rank_size.png" id="28" name="Picture"/>
                           <pic:cNvPicPr>
                             <a:picLocks noChangeArrowheads="1" noChangeAspect="1"/>
                           </pic:cNvPicPr>
                         </pic:nvPicPr>
                         <pic:blipFill>
-                          <a:blip r:embed="rId22"/>
+                          <a:blip r:embed="rId26"/>
                           <a:stretch>
                             <a:fillRect/>
                           </a:stretch>
@@ -1597,21 +2592,21 @@
               <w:pStyle w:val="ImageCaption"/>
             </w:pPr>
             <w:r>
-              <w:t xml:space="preserve">Figure 2: Odnos ranga izvora i ukupnih interakcija na logaritamskim skalama. Pravac je opisna prilagodba. Izvor: autorska analiza DigiKat korpusa.</w:t>
+              <w:t xml:space="preserve">Figure 2: Odnos ranga izvora i ukupnih interakcija na logaritamskim skalama. Pravac je opisna prilagodba. Izvor: autorska analiza korpusa.</w:t>
             </w:r>
           </w:p>
-          <w:bookmarkEnd w:id="25"/>
+          <w:bookmarkEnd w:id="29"/>
         </w:tc>
       </w:tr>
     </w:tbl>
-    <w:bookmarkEnd w:id="26"/>
-    <w:bookmarkStart w:id="32" w:name="X90bce9abb3cb774f7eb812dbdd6eb8e1e9116d9"/>
+    <w:bookmarkEnd w:id="30"/>
+    <w:bookmarkStart w:id="36" w:name="razlika-u-interakcijama-po-objavi"/>
     <w:p>
       <w:pPr>
         <w:pStyle w:val="Heading2"/>
       </w:pPr>
       <w:r>
-        <w:t xml:space="preserve">3.3 P2. Deficit interakcija ostaje u usporedbi unutar YouTubea</w:t>
+        <w:t xml:space="preserve">4.3 Razlika u interakcijama po objavi</w:t>
       </w:r>
     </w:p>
     <w:p>
@@ -1619,13 +2614,19 @@
         <w:pStyle w:val="FirstParagraph"/>
       </w:pPr>
       <w:r>
-        <w:t xml:space="preserve">Među izvorima s najmanje pet objava, kreatorski medijan iznosi</w:t>
-      </w:r>
-      <w:r>
-        <w:t xml:space="preserve"> </w:t>
-      </w:r>
-      <w:r>
-        <w:t xml:space="preserve">158,0 interakcija po objavi, a institucionalni</w:t>
+        <w:t xml:space="preserve">Među izvorima s najmanje pet objava usporedba obuhvaća 42</w:t>
+      </w:r>
+      <w:r>
+        <w:t xml:space="preserve"> </w:t>
+      </w:r>
+      <w:r>
+        <w:t xml:space="preserve">kreatorska i 60 institucionalnih izvora. Kreatorski medijan</w:t>
+      </w:r>
+      <w:r>
+        <w:t xml:space="preserve"> </w:t>
+      </w:r>
+      <w:r>
+        <w:t xml:space="preserve">iznosi 158,0 interakcija po objavi, a institucionalni</w:t>
       </w:r>
       <w:r>
         <w:t xml:space="preserve"> </w:t>
@@ -1649,19 +2650,19 @@
         <w:t xml:space="preserve"> </w:t>
       </w:r>
       <w:r>
-        <w:t xml:space="preserve">test daje W = 2.051,5 i p &lt; 0,001. Rang-biserijalna</w:t>
-      </w:r>
-      <w:r>
-        <w:t xml:space="preserve"> </w:t>
-      </w:r>
-      <w:r>
-        <w:t xml:space="preserve">korelacija od 0,628 pokazuje veliku raspodjelnu razliku u korist</w:t>
-      </w:r>
-      <w:r>
-        <w:t xml:space="preserve"> </w:t>
-      </w:r>
-      <w:r>
-        <w:t xml:space="preserve">kreatorskih izvora.</w:t>
+        <w:t xml:space="preserve">test daje W = 2.051,5 uz p &lt; 0,001, a</w:t>
+      </w:r>
+      <w:r>
+        <w:t xml:space="preserve"> </w:t>
+      </w:r>
+      <w:r>
+        <w:t xml:space="preserve">rang-biserijalna korelacija od 0,628 pokazuje veliku raspodjelnu razliku</w:t>
+      </w:r>
+      <w:r>
+        <w:t xml:space="preserve"> </w:t>
+      </w:r>
+      <w:r>
+        <w:t xml:space="preserve">u korist kreatorskih izvora.</w:t>
       </w:r>
     </w:p>
     <w:p>
@@ -1673,20 +2674,26 @@
           <w:rPr>
             <w:rStyle w:val="Hyperlink"/>
           </w:rPr>
-          <w:t xml:space="preserve">Table 2</w:t>
+          <w:t xml:space="preserve">Table 3</w:t>
         </w:r>
       </w:hyperlink>
       <w:r>
         <w:t xml:space="preserve"> </w:t>
       </w:r>
       <w:r>
-        <w:t xml:space="preserve">prikazuje broj izvora i interkvartilni raspon na kojima se temelji</w:t>
-      </w:r>
-      <w:r>
-        <w:t xml:space="preserve"> </w:t>
-      </w:r>
-      <w:r>
-        <w:t xml:space="preserve">usporedba medijana.</w:t>
+        <w:t xml:space="preserve">prikazuje broj izvora, medijan, aritmetičku sredinu i interkvartilni</w:t>
+      </w:r>
+      <w:r>
+        <w:t xml:space="preserve"> </w:t>
+      </w:r>
+      <w:r>
+        <w:t xml:space="preserve">raspon na kojima se usporedba temelji. Razmak između medijana i aritmetičke sredine unutar obiju</w:t>
+      </w:r>
+      <w:r>
+        <w:t xml:space="preserve"> </w:t>
+      </w:r>
+      <w:r>
+        <w:t xml:space="preserve">skupina potvrđuje asimetričnost raspodjela i opravdava oslanjanje na medijan.</w:t>
       </w:r>
     </w:p>
     <w:tbl>
@@ -1702,7 +2709,7 @@
       <w:tr>
         <w:tc>
           <w:tcPr/>
-          <w:bookmarkStart w:id="27" w:name="tbl-engagement-descriptives"/>
+          <w:bookmarkStart w:id="31" w:name="tbl-engagement-descriptives"/>
           <w:p>
             <w:pPr>
               <w:jc w:val="center"/>
@@ -1713,20 +2720,23 @@
               <w:pStyle w:val="ImageCaption"/>
             </w:pPr>
             <w:r>
-              <w:t xml:space="preserve">Table 2: Interakcije po objavi prema skupini izvora</w:t>
+              <w:t xml:space="preserve">Table 3: Interakcije po objavi prema skupini izvora, izvori s najmanje pet objava</w:t>
             </w:r>
           </w:p>
           <w:tbl>
             <w:tblPr>
               <w:tblStyle w:val="Table"/>
-              <w:tblW w:type="auto" w:w="0"/>
+              <w:tblW w:type="pct" w:w="5000"/>
+              <w:tblLayout w:type="fixed"/>
               <w:tblLook w:firstRow="1" w:lastRow="0" w:firstColumn="0" w:lastColumn="0" w:noHBand="0" w:noVBand="0" w:val="0020"/>
             </w:tblPr>
             <w:tblGrid>
               <w:gridCol w:w="1980"/>
-              <w:gridCol w:w="1980"/>
-              <w:gridCol w:w="1980"/>
-              <w:gridCol w:w="1980"/>
+              <w:gridCol w:w="1033"/>
+              <w:gridCol w:w="602"/>
+              <w:gridCol w:w="688"/>
+              <w:gridCol w:w="1721"/>
+              <w:gridCol w:w="1893"/>
             </w:tblGrid>
             <w:tr>
               <w:trPr>
@@ -1767,7 +2777,33 @@
                     <w:jc w:val="center"/>
                   </w:pPr>
                   <w:r>
+                    <w:t xml:space="preserve">Objave</w:t>
+                  </w:r>
+                </w:p>
+              </w:tc>
+              <w:tc>
+                <w:tcPr/>
+                <w:p>
+                  <w:pPr>
+                    <w:pStyle w:val="Compact"/>
+                    <w:jc w:val="right"/>
+                    <w:jc w:val="center"/>
+                  </w:pPr>
+                  <w:r>
                     <w:t xml:space="preserve">Medijan</w:t>
+                  </w:r>
+                </w:p>
+              </w:tc>
+              <w:tc>
+                <w:tcPr/>
+                <w:p>
+                  <w:pPr>
+                    <w:pStyle w:val="Compact"/>
+                    <w:jc w:val="right"/>
+                    <w:jc w:val="center"/>
+                  </w:pPr>
+                  <w:r>
+                    <w:t xml:space="preserve">Aritmetička sredina</w:t>
                   </w:r>
                 </w:p>
               </w:tc>
@@ -1795,46 +2831,72 @@
                     <w:jc w:val="center"/>
                   </w:pPr>
                   <w:r>
-                    <w:t xml:space="preserve">Institucionalni izvori</w:t>
-                  </w:r>
-                </w:p>
-              </w:tc>
-              <w:tc>
-                <w:tcPr/>
-                <w:p>
-                  <w:pPr>
-                    <w:pStyle w:val="Compact"/>
-                    <w:jc w:val="right"/>
-                    <w:jc w:val="center"/>
-                  </w:pPr>
-                  <w:r>
-                    <w:t xml:space="preserve">60</w:t>
-                  </w:r>
-                </w:p>
-              </w:tc>
-              <w:tc>
-                <w:tcPr/>
-                <w:p>
-                  <w:pPr>
-                    <w:pStyle w:val="Compact"/>
-                    <w:jc w:val="right"/>
-                    <w:jc w:val="center"/>
-                  </w:pPr>
-                  <w:r>
-                    <w:t xml:space="preserve">14,4</w:t>
-                  </w:r>
-                </w:p>
-              </w:tc>
-              <w:tc>
-                <w:tcPr/>
-                <w:p>
-                  <w:pPr>
-                    <w:pStyle w:val="Compact"/>
-                    <w:jc w:val="right"/>
-                    <w:jc w:val="center"/>
-                  </w:pPr>
-                  <w:r>
-                    <w:t xml:space="preserve">4,5–39,3</w:t>
+                    <w:t xml:space="preserve">Kreatorski izvori</w:t>
+                  </w:r>
+                </w:p>
+              </w:tc>
+              <w:tc>
+                <w:tcPr/>
+                <w:p>
+                  <w:pPr>
+                    <w:pStyle w:val="Compact"/>
+                    <w:jc w:val="right"/>
+                    <w:jc w:val="center"/>
+                  </w:pPr>
+                  <w:r>
+                    <w:t xml:space="preserve">42</w:t>
+                  </w:r>
+                </w:p>
+              </w:tc>
+              <w:tc>
+                <w:tcPr/>
+                <w:p>
+                  <w:pPr>
+                    <w:pStyle w:val="Compact"/>
+                    <w:jc w:val="right"/>
+                    <w:jc w:val="center"/>
+                  </w:pPr>
+                  <w:r>
+                    <w:t xml:space="preserve">14.071</w:t>
+                  </w:r>
+                </w:p>
+              </w:tc>
+              <w:tc>
+                <w:tcPr/>
+                <w:p>
+                  <w:pPr>
+                    <w:pStyle w:val="Compact"/>
+                    <w:jc w:val="right"/>
+                    <w:jc w:val="center"/>
+                  </w:pPr>
+                  <w:r>
+                    <w:t xml:space="preserve">158,0</w:t>
+                  </w:r>
+                </w:p>
+              </w:tc>
+              <w:tc>
+                <w:tcPr/>
+                <w:p>
+                  <w:pPr>
+                    <w:pStyle w:val="Compact"/>
+                    <w:jc w:val="right"/>
+                    <w:jc w:val="center"/>
+                  </w:pPr>
+                  <w:r>
+                    <w:t xml:space="preserve">195,0</w:t>
+                  </w:r>
+                </w:p>
+              </w:tc>
+              <w:tc>
+                <w:tcPr/>
+                <w:p>
+                  <w:pPr>
+                    <w:pStyle w:val="Compact"/>
+                    <w:jc w:val="right"/>
+                    <w:jc w:val="center"/>
+                  </w:pPr>
+                  <w:r>
+                    <w:t xml:space="preserve">67,7–234,6</w:t>
                   </w:r>
                 </w:p>
               </w:tc>
@@ -1849,52 +2911,78 @@
                     <w:jc w:val="center"/>
                   </w:pPr>
                   <w:r>
-                    <w:t xml:space="preserve">Kreatorski izvori</w:t>
-                  </w:r>
-                </w:p>
-              </w:tc>
-              <w:tc>
-                <w:tcPr/>
-                <w:p>
-                  <w:pPr>
-                    <w:pStyle w:val="Compact"/>
-                    <w:jc w:val="right"/>
-                    <w:jc w:val="center"/>
-                  </w:pPr>
-                  <w:r>
-                    <w:t xml:space="preserve">42</w:t>
-                  </w:r>
-                </w:p>
-              </w:tc>
-              <w:tc>
-                <w:tcPr/>
-                <w:p>
-                  <w:pPr>
-                    <w:pStyle w:val="Compact"/>
-                    <w:jc w:val="right"/>
-                    <w:jc w:val="center"/>
-                  </w:pPr>
-                  <w:r>
-                    <w:t xml:space="preserve">158,0</w:t>
-                  </w:r>
-                </w:p>
-              </w:tc>
-              <w:tc>
-                <w:tcPr/>
-                <w:p>
-                  <w:pPr>
-                    <w:pStyle w:val="Compact"/>
-                    <w:jc w:val="right"/>
-                    <w:jc w:val="center"/>
-                  </w:pPr>
-                  <w:r>
-                    <w:t xml:space="preserve">67,7–234,6</w:t>
+                    <w:t xml:space="preserve">Institucionalni izvori</w:t>
+                  </w:r>
+                </w:p>
+              </w:tc>
+              <w:tc>
+                <w:tcPr/>
+                <w:p>
+                  <w:pPr>
+                    <w:pStyle w:val="Compact"/>
+                    <w:jc w:val="right"/>
+                    <w:jc w:val="center"/>
+                  </w:pPr>
+                  <w:r>
+                    <w:t xml:space="preserve">60</w:t>
+                  </w:r>
+                </w:p>
+              </w:tc>
+              <w:tc>
+                <w:tcPr/>
+                <w:p>
+                  <w:pPr>
+                    <w:pStyle w:val="Compact"/>
+                    <w:jc w:val="right"/>
+                    <w:jc w:val="center"/>
+                  </w:pPr>
+                  <w:r>
+                    <w:t xml:space="preserve">15.186</w:t>
+                  </w:r>
+                </w:p>
+              </w:tc>
+              <w:tc>
+                <w:tcPr/>
+                <w:p>
+                  <w:pPr>
+                    <w:pStyle w:val="Compact"/>
+                    <w:jc w:val="right"/>
+                    <w:jc w:val="center"/>
+                  </w:pPr>
+                  <w:r>
+                    <w:t xml:space="preserve">14,4</w:t>
+                  </w:r>
+                </w:p>
+              </w:tc>
+              <w:tc>
+                <w:tcPr/>
+                <w:p>
+                  <w:pPr>
+                    <w:pStyle w:val="Compact"/>
+                    <w:jc w:val="right"/>
+                    <w:jc w:val="center"/>
+                  </w:pPr>
+                  <w:r>
+                    <w:t xml:space="preserve">80,1</w:t>
+                  </w:r>
+                </w:p>
+              </w:tc>
+              <w:tc>
+                <w:tcPr/>
+                <w:p>
+                  <w:pPr>
+                    <w:pStyle w:val="Compact"/>
+                    <w:jc w:val="right"/>
+                    <w:jc w:val="center"/>
+                  </w:pPr>
+                  <w:r>
+                    <w:t xml:space="preserve">4,5–39,3</w:t>
                   </w:r>
                 </w:p>
               </w:tc>
             </w:tr>
           </w:tbl>
-          <w:bookmarkEnd w:id="27"/>
+          <w:bookmarkEnd w:id="31"/>
           <w:p/>
         </w:tc>
       </w:tr>
@@ -1915,19 +3003,25 @@
         <w:t xml:space="preserve"> </w:t>
       </w:r>
       <w:r>
-        <w:t xml:space="preserve">pokazuje i veliku heterogenost unutar obje skupine. Nalaz nije rezultat samo nekoliko</w:t>
-      </w:r>
-      <w:r>
-        <w:t xml:space="preserve"> </w:t>
-      </w:r>
-      <w:r>
-        <w:t xml:space="preserve">ekstremnih vrijednosti jer je razlika vidljiva i u medijanima, ali rasponi upozoravaju da naziv skupine</w:t>
-      </w:r>
-      <w:r>
-        <w:t xml:space="preserve"> </w:t>
-      </w:r>
-      <w:r>
-        <w:t xml:space="preserve">ne određuje uspjeh pojedinačnoga izvora.</w:t>
+        <w:t xml:space="preserve">pokazuje i veliku heterogenost unutar obiju skupina. Nalaz nije rezultat samo</w:t>
+      </w:r>
+      <w:r>
+        <w:t xml:space="preserve"> </w:t>
+      </w:r>
+      <w:r>
+        <w:t xml:space="preserve">nekoliko ekstremnih vrijednosti jer je razlika vidljiva i u medijanima i u kvartilima, ali rasponi</w:t>
+      </w:r>
+      <w:r>
+        <w:t xml:space="preserve"> </w:t>
+      </w:r>
+      <w:r>
+        <w:t xml:space="preserve">upozoravaju da pripadnost skupini ne određuje uspjeh pojedinačnoga izvora. Najuspješniji institucionalni</w:t>
+      </w:r>
+      <w:r>
+        <w:t xml:space="preserve"> </w:t>
+      </w:r>
+      <w:r>
+        <w:t xml:space="preserve">izvori nadmašuju velik dio kreatorskoga sloja.</w:t>
       </w:r>
     </w:p>
     <w:tbl>
@@ -1943,7 +3037,7 @@
       <w:tr>
         <w:tc>
           <w:tcPr/>
-          <w:bookmarkStart w:id="31" w:name="fig-h2-engagement"/>
+          <w:bookmarkStart w:id="35" w:name="fig-h2-engagement"/>
           <w:p>
             <w:pPr>
               <w:pStyle w:val="Compact"/>
@@ -1954,18 +3048,18 @@
                 <wp:inline>
                   <wp:extent cx="5334000" cy="3810000"/>
                   <wp:effectExtent b="0" l="0" r="0" t="0"/>
-                  <wp:docPr descr="" title="" id="29" name="Picture"/>
+                  <wp:docPr descr="" title="" id="33" name="Picture"/>
                   <a:graphic>
                     <a:graphicData uri="http://schemas.openxmlformats.org/drawingml/2006/picture">
                       <pic:pic>
                         <pic:nvPicPr>
-                          <pic:cNvPr descr="output/figures/h2_interactions_per_post.png" id="30" name="Picture"/>
+                          <pic:cNvPr descr="output/figures/h2_interactions_per_post.png" id="34" name="Picture"/>
                           <pic:cNvPicPr>
                             <a:picLocks noChangeArrowheads="1" noChangeAspect="1"/>
                           </pic:cNvPicPr>
                         </pic:nvPicPr>
                         <pic:blipFill>
-                          <a:blip r:embed="rId28"/>
+                          <a:blip r:embed="rId32"/>
                           <a:stretch>
                             <a:fillRect/>
                           </a:stretch>
@@ -2002,10 +3096,10 @@
               <w:pStyle w:val="ImageCaption"/>
             </w:pPr>
             <w:r>
-              <w:t xml:space="preserve">Figure 3: Prosječne interakcije po zabilježenoj objavi za izvore visoke pouzdanosti s najmanje pet objava. Okomita os koristi pseudo-logaritamsku transformaciju koja zadržava nulu. Izvor: autorska analiza DigiKat korpusa.</w:t>
+              <w:t xml:space="preserve">Figure 3: Prosječne interakcije po zabilježenoj objavi za izvore visoke pouzdanosti s najmanje pet objava. Okomita os koristi pseudo-logaritamsku transformaciju koja zadržava nulu. Izvor: autorska analiza korpusa.</w:t>
             </w:r>
           </w:p>
-          <w:bookmarkEnd w:id="31"/>
+          <w:bookmarkEnd w:id="35"/>
         </w:tc>
       </w:tr>
     </w:tbl>
@@ -2014,7 +3108,7 @@
         <w:pStyle w:val="BodyText"/>
       </w:pPr>
       <w:r>
-        <w:t xml:space="preserve">Usporedba unutar YouTubea obuhvaća 41 kreatorski i</w:t>
+        <w:t xml:space="preserve">Usporedba ograničena na YouTube obuhvaća 41 kreatorski i</w:t>
       </w:r>
       <w:r>
         <w:t xml:space="preserve"> </w:t>
@@ -2050,13 +3144,13 @@
         <w:t xml:space="preserve"> </w:t>
       </w:r>
       <w:r>
-        <w:t xml:space="preserve">4,26. Na transformiranoj ljestvici procijenjeni odnos kreće</w:t>
-      </w:r>
-      <w:r>
-        <w:t xml:space="preserve"> </w:t>
-      </w:r>
-      <w:r>
-        <w:t xml:space="preserve">se od 1,94 do</w:t>
+        <w:t xml:space="preserve">4,26, a na transformiranoj se ljestvici procijenjeni odnos</w:t>
+      </w:r>
+      <w:r>
+        <w:t xml:space="preserve"> </w:t>
+      </w:r>
+      <w:r>
+        <w:t xml:space="preserve">kreće od 1,94 do</w:t>
       </w:r>
       <w:r>
         <w:t xml:space="preserve"> </w:t>
@@ -2068,19 +3162,61 @@
         <w:t xml:space="preserve"> </w:t>
       </w:r>
       <w:r>
-        <w:t xml:space="preserve">usporedbu weba i društvenih platformi. Koeficijent ostaje pozitivan uz pragove od jedne, deset i</w:t>
-      </w:r>
-      <w:r>
-        <w:t xml:space="preserve"> </w:t>
-      </w:r>
-      <w:r>
-        <w:t xml:space="preserve">dvadeset objava. Najmanja procjena iznosi 1,367, a</w:t>
-      </w:r>
-      <w:r>
-        <w:t xml:space="preserve"> </w:t>
-      </w:r>
-      <w:r>
-        <w:t xml:space="preserve">najveća p-vrijednost p = 0,024.</w:t>
+        <w:t xml:space="preserve">usporedbu weba i društvenih platformi, koje bilježe različite vrste korisničkih radnji.</w:t>
+      </w:r>
+    </w:p>
+    <w:bookmarkEnd w:id="36"/>
+    <w:bookmarkStart w:id="41" w:name="platformski-profili"/>
+    <w:p>
+      <w:pPr>
+        <w:pStyle w:val="Heading2"/>
+      </w:pPr>
+      <w:r>
+        <w:t xml:space="preserve">4.4 Platformski profili</w:t>
+      </w:r>
+    </w:p>
+    <w:p>
+      <w:pPr>
+        <w:pStyle w:val="FirstParagraph"/>
+      </w:pPr>
+      <w:r>
+        <w:t xml:space="preserve">Kreatorski izvori objavljuju 100,0 % sadržaja na Facebooku,</w:t>
+      </w:r>
+      <w:r>
+        <w:t xml:space="preserve"> </w:t>
+      </w:r>
+      <w:r>
+        <w:t xml:space="preserve">Instagramu, YouTubeu i Twitteru/X, dok odgovarajući institucionalni udio iznosi</w:t>
+      </w:r>
+      <w:r>
+        <w:t xml:space="preserve"> </w:t>
+      </w:r>
+      <w:r>
+        <w:t xml:space="preserve">56,2 %. Web čini</w:t>
+      </w:r>
+      <w:r>
+        <w:t xml:space="preserve"> </w:t>
+      </w:r>
+      <w:r>
+        <w:t xml:space="preserve">43,8 % institucionalnih objava i tek</w:t>
+      </w:r>
+      <w:r>
+        <w:t xml:space="preserve"> </w:t>
+      </w:r>
+      <w:r>
+        <w:t xml:space="preserve">0,02 % kreatorskih. Povezanost skupine i platforme vrlo je</w:t>
+      </w:r>
+      <w:r>
+        <w:t xml:space="preserve"> </w:t>
+      </w:r>
+      <w:r>
+        <w:t xml:space="preserve">snažna, s Cramerovim V od 0,772 na razini objava i</w:t>
+      </w:r>
+      <w:r>
+        <w:t xml:space="preserve"> </w:t>
+      </w:r>
+      <w:r>
+        <w:t xml:space="preserve">0,459 na razini prisutnosti izvora na platformi.</w:t>
       </w:r>
     </w:p>
     <w:p>
@@ -2088,127 +3224,37 @@
         <w:pStyle w:val="BodyText"/>
       </w:pPr>
       <w:r>
-        <w:t xml:space="preserve">Izraz</w:t>
-      </w:r>
-      <w:r>
-        <w:t xml:space="preserve"> </w:t>
-      </w:r>
-      <w:r>
-        <w:rPr>
-          <w:b/>
-          <w:bCs/>
-        </w:rPr>
-        <w:t xml:space="preserve">institucionalni deficit pažnje</w:t>
-      </w:r>
-      <w:r>
-        <w:t xml:space="preserve"> </w:t>
-      </w:r>
-      <w:r>
-        <w:t xml:space="preserve">opravdan je samo u ovom ograničenom smislu. Riječ je o manjem</w:t>
-      </w:r>
-      <w:r>
-        <w:t xml:space="preserve"> </w:t>
-      </w:r>
-      <w:r>
-        <w:t xml:space="preserve">broju zabilježenih interakcija po objavi, uključujući usporedive YouTube izvore. Nalaz ne pokazuje</w:t>
-      </w:r>
-      <w:r>
-        <w:t xml:space="preserve"> </w:t>
-      </w:r>
-      <w:r>
-        <w:t xml:space="preserve">koliko je ljudi sadržaj vidjelo, koliko mu vjeruje, je li ispunio institucionalnu svrhu ili kakav je</w:t>
-      </w:r>
-      <w:r>
-        <w:t xml:space="preserve"> </w:t>
-      </w:r>
-      <w:r>
-        <w:t xml:space="preserve">duhovni i društveni učinak imao.</w:t>
-      </w:r>
-    </w:p>
-    <w:bookmarkEnd w:id="32"/>
-    <w:bookmarkStart w:id="37" w:name="Xca89aab72eb65d06b374cdf743f8fb0b2f09985"/>
-    <w:p>
-      <w:pPr>
-        <w:pStyle w:val="Heading2"/>
-      </w:pPr>
-      <w:r>
-        <w:t xml:space="preserve">3.4 P3. Platformski profili snažno se razlikuju</w:t>
-      </w:r>
-    </w:p>
-    <w:p>
-      <w:pPr>
-        <w:pStyle w:val="FirstParagraph"/>
-      </w:pPr>
-      <w:r>
-        <w:t xml:space="preserve">Kreatorski izvori objavljuju 100,0 % sadržaja na Facebooku,</w:t>
-      </w:r>
-      <w:r>
-        <w:t xml:space="preserve"> </w:t>
-      </w:r>
-      <w:r>
-        <w:t xml:space="preserve">Instagramu, YouTubeu i Twitteru/X, dok je odgovarajući institucionalni udio</w:t>
-      </w:r>
-      <w:r>
-        <w:t xml:space="preserve"> </w:t>
-      </w:r>
-      <w:r>
-        <w:t xml:space="preserve">56,2 %. Web čini</w:t>
-      </w:r>
-      <w:r>
-        <w:t xml:space="preserve"> </w:t>
-      </w:r>
-      <w:r>
-        <w:t xml:space="preserve">43,8 % institucionalnih objava i</w:t>
-      </w:r>
-      <w:r>
-        <w:t xml:space="preserve"> </w:t>
-      </w:r>
-      <w:r>
-        <w:t xml:space="preserve">0,02 % kreatorskih objava. Cramerov V na razini objava iznosi</w:t>
-      </w:r>
-      <w:r>
-        <w:t xml:space="preserve"> </w:t>
-      </w:r>
-      <w:r>
-        <w:t xml:space="preserve">0,772, a na razini prisutnosti izvora na platformi</w:t>
-      </w:r>
-      <w:r>
-        <w:t xml:space="preserve"> </w:t>
-      </w:r>
-      <w:r>
-        <w:t xml:space="preserve">0,459.</w:t>
-      </w:r>
-    </w:p>
-    <w:p>
-      <w:pPr>
-        <w:pStyle w:val="BodyText"/>
-      </w:pPr>
-      <w:r>
         <w:t xml:space="preserve">Razlika nije samo posljedica najproduktivnijih izvora. Kada svaka oznaka izvora dobije jednaku težinu,</w:t>
       </w:r>
       <w:r>
         <w:t xml:space="preserve"> </w:t>
       </w:r>
       <w:r>
-        <w:t xml:space="preserve">prosječan udio društvenih platformi iznosi 97,0 %</w:t>
-      </w:r>
-      <w:r>
-        <w:t xml:space="preserve"> </w:t>
-      </w:r>
-      <w:r>
-        <w:t xml:space="preserve">za kreatorske i 68,1 % za institucionalne</w:t>
-      </w:r>
-      <w:r>
-        <w:t xml:space="preserve"> </w:t>
-      </w:r>
-      <w:r>
-        <w:t xml:space="preserve">izvore. Razlika iznosi 28,9 postotnih bodova, uz 95-postotni bootstrap</w:t>
-      </w:r>
-      <w:r>
-        <w:t xml:space="preserve"> </w:t>
-      </w:r>
-      <w:r>
-        <w:t xml:space="preserve">interval od 19,9 postotnih bodova do</w:t>
+        <w:t xml:space="preserve">prosječan udio društvenih platformi iznosi</w:t>
+      </w:r>
+      <w:r>
+        <w:t xml:space="preserve"> </w:t>
+      </w:r>
+      <w:r>
+        <w:t xml:space="preserve">97,0 % za kreatorske i</w:t>
+      </w:r>
+      <w:r>
+        <w:t xml:space="preserve"> </w:t>
+      </w:r>
+      <w:r>
+        <w:t xml:space="preserve">68,1 % za institucionalne izvore. Razlika</w:t>
+      </w:r>
+      <w:r>
+        <w:t xml:space="preserve"> </w:t>
+      </w:r>
+      <w:r>
+        <w:t xml:space="preserve">iznosi 28,9 postotnih bodova, uz 95-postotni bootstrap interval od</w:t>
+      </w:r>
+      <w:r>
+        <w:t xml:space="preserve"> </w:t>
+      </w:r>
+      <w:r>
+        <w:t xml:space="preserve">19,9 postotnih bodova do</w:t>
       </w:r>
       <w:r>
         <w:t xml:space="preserve"> </w:t>
@@ -2233,13 +3279,25 @@
         <w:t xml:space="preserve"> </w:t>
       </w:r>
       <w:r>
-        <w:t xml:space="preserve">prikazuje postotke objava, a ne procijenjenu publiku. Stoga opisuje alokaciju sadržaja</w:t>
-      </w:r>
-      <w:r>
-        <w:t xml:space="preserve"> </w:t>
-      </w:r>
-      <w:r>
-        <w:t xml:space="preserve">u promatranom korpusu. Ne identificira namjeru aktera niti algoritamsku distribuciju.</w:t>
+        <w:t xml:space="preserve">prikazuje postotke objava, a ne procijenjenu publiku, pa opisuje alokaciju sadržaja u</w:t>
+      </w:r>
+      <w:r>
+        <w:t xml:space="preserve"> </w:t>
+      </w:r>
+      <w:r>
+        <w:t xml:space="preserve">promatranom korpusu. Prikaz ne identificira namjeru aktera niti algoritamsku distribuciju. Njegova je</w:t>
+      </w:r>
+      <w:r>
+        <w:t xml:space="preserve"> </w:t>
+      </w:r>
+      <w:r>
+        <w:t xml:space="preserve">glavna implikacija metodološka. Budući da se dvije skupine gotovo ne susreću izvan YouTubea, svaka</w:t>
+      </w:r>
+      <w:r>
+        <w:t xml:space="preserve"> </w:t>
+      </w:r>
+      <w:r>
+        <w:t xml:space="preserve">usporedba pažnje koja ne fiksira platformu mjeri i razliku među akterima i razliku među metrikama.</w:t>
       </w:r>
     </w:p>
     <w:tbl>
@@ -2255,7 +3313,7 @@
       <w:tr>
         <w:tc>
           <w:tcPr/>
-          <w:bookmarkStart w:id="36" w:name="fig-h3-platform"/>
+          <w:bookmarkStart w:id="40" w:name="fig-h3-platform"/>
           <w:p>
             <w:pPr>
               <w:pStyle w:val="Compact"/>
@@ -2266,18 +3324,18 @@
                 <wp:inline>
                   <wp:extent cx="5334000" cy="3333750"/>
                   <wp:effectExtent b="0" l="0" r="0" t="0"/>
-                  <wp:docPr descr="" title="" id="34" name="Picture"/>
+                  <wp:docPr descr="" title="" id="38" name="Picture"/>
                   <a:graphic>
                     <a:graphicData uri="http://schemas.openxmlformats.org/drawingml/2006/picture">
                       <pic:pic>
                         <pic:nvPicPr>
-                          <pic:cNvPr descr="output/figures/h3_platform_mix.png" id="35" name="Picture"/>
+                          <pic:cNvPr descr="output/figures/h3_platform_mix.png" id="39" name="Picture"/>
                           <pic:cNvPicPr>
                             <a:picLocks noChangeArrowheads="1" noChangeAspect="1"/>
                           </pic:cNvPicPr>
                         </pic:nvPicPr>
                         <pic:blipFill>
-                          <a:blip r:embed="rId33"/>
+                          <a:blip r:embed="rId37"/>
                           <a:stretch>
                             <a:fillRect/>
                           </a:stretch>
@@ -2314,21 +3372,21 @@
               <w:pStyle w:val="ImageCaption"/>
             </w:pPr>
             <w:r>
-              <w:t xml:space="preserve">Figure 4: Raspodjela objava po platformi i skupini u primarnom skupu visoke pouzdanosti. Izvor: autorska analiza DigiKat korpusa.</w:t>
+              <w:t xml:space="preserve">Figure 4: Raspodjela objava po platformi i skupini u primarnom skupu visoke pouzdanosti. Izvor: autorska analiza korpusa.</w:t>
             </w:r>
           </w:p>
-          <w:bookmarkEnd w:id="36"/>
+          <w:bookmarkEnd w:id="40"/>
         </w:tc>
       </w:tr>
     </w:tbl>
-    <w:bookmarkEnd w:id="37"/>
-    <w:bookmarkStart w:id="42" w:name="X3041340ff821fefdb3ff693a9827c9e2fcb34eb"/>
+    <w:bookmarkEnd w:id="41"/>
+    <w:bookmarkStart w:id="47" w:name="tematski-profili"/>
     <w:p>
       <w:pPr>
         <w:pStyle w:val="Heading2"/>
       </w:pPr>
       <w:r>
-        <w:t xml:space="preserve">3.5 P4. Skupine dijele tematsku jezgru, ali različito naglašavaju njezine dijelove</w:t>
+        <w:t xml:space="preserve">4.5 Tematski profili</w:t>
       </w:r>
     </w:p>
     <w:p>
@@ -2342,37 +3400,37 @@
         <w:t xml:space="preserve"> </w:t>
       </w:r>
       <w:r>
-        <w:t xml:space="preserve">29.684 objava s tekstom. To je pokrivenost od</w:t>
-      </w:r>
-      <w:r>
-        <w:t xml:space="preserve"> </w:t>
-      </w:r>
-      <w:r>
-        <w:t xml:space="preserve">97,4 %. Jensen-Shannonova divergencija između profila iznosi</w:t>
-      </w:r>
-      <w:r>
-        <w:t xml:space="preserve"> </w:t>
-      </w:r>
-      <w:r>
-        <w:t xml:space="preserve">0,079. Njezin 95-postotni izvorski bootstrap interval kreće se od</w:t>
-      </w:r>
-      <w:r>
-        <w:t xml:space="preserve"> </w:t>
-      </w:r>
-      <w:r>
-        <w:t xml:space="preserve">0,061 do 0,157. Procjena je viša od rezultata</w:t>
-      </w:r>
-      <w:r>
-        <w:t xml:space="preserve"> </w:t>
-      </w:r>
-      <w:r>
-        <w:t xml:space="preserve">šire klasifikacije od 0,059, što potvrđuje da izbor izvora utječe na veličinu</w:t>
-      </w:r>
-      <w:r>
-        <w:t xml:space="preserve"> </w:t>
-      </w:r>
-      <w:r>
-        <w:t xml:space="preserve">tematske razlike.</w:t>
+        <w:t xml:space="preserve">29.684 objava s tekstom, što je pokrivenost od</w:t>
+      </w:r>
+      <w:r>
+        <w:t xml:space="preserve"> </w:t>
+      </w:r>
+      <w:r>
+        <w:t xml:space="preserve">97,4 %, uz ukupno 71.988 dodijeljenih oznaka.</w:t>
+      </w:r>
+      <w:r>
+        <w:t xml:space="preserve"> </w:t>
+      </w:r>
+      <w:r>
+        <w:t xml:space="preserve">Jensen-Shannonova divergencija između dvaju profila iznosi 0,079, uz 95-postotni</w:t>
+      </w:r>
+      <w:r>
+        <w:t xml:space="preserve"> </w:t>
+      </w:r>
+      <w:r>
+        <w:t xml:space="preserve">izvorski bootstrap interval od 0,061 do 0,157.</w:t>
+      </w:r>
+      <w:r>
+        <w:t xml:space="preserve"> </w:t>
+      </w:r>
+      <w:r>
+        <w:t xml:space="preserve">Procjena je viša od rezultata šire klasifikacije, koja daje 0,059, što</w:t>
+      </w:r>
+      <w:r>
+        <w:t xml:space="preserve"> </w:t>
+      </w:r>
+      <w:r>
+        <w:t xml:space="preserve">potvrđuje da izbor izvora utječe na veličinu izmjerene tematske razlike.</w:t>
       </w:r>
     </w:p>
     <w:p>
@@ -2380,13 +3438,19 @@
         <w:pStyle w:val="BodyText"/>
       </w:pPr>
       <w:r>
-        <w:t xml:space="preserve">Devocijske oznake imaju 15,8 postotnih bodova veći udio u kreatorskom profilu.</w:t>
-      </w:r>
-      <w:r>
-        <w:t xml:space="preserve"> </w:t>
-      </w:r>
-      <w:r>
-        <w:t xml:space="preserve">Bootstrap interval kreće se od 8,4 postotnih bodova do</w:t>
+        <w:t xml:space="preserve">Vrijednost divergencije razmjerno je niska, što znači da profili dijele zajedničku jezgru. Razlike se</w:t>
+      </w:r>
+      <w:r>
+        <w:t xml:space="preserve"> </w:t>
+      </w:r>
+      <w:r>
+        <w:t xml:space="preserve">koncentriraju u dvjema obiteljima. Devocijske oznake imaju 15,8 postotnih bodova</w:t>
+      </w:r>
+      <w:r>
+        <w:t xml:space="preserve"> </w:t>
+      </w:r>
+      <w:r>
+        <w:t xml:space="preserve">veći udio u kreatorskom profilu, uz interval od 8,4 postotnih bodova do</w:t>
       </w:r>
       <w:r>
         <w:t xml:space="preserve"> </w:t>
@@ -2404,44 +3468,27 @@
         <w:t xml:space="preserve"> </w:t>
       </w:r>
       <w:r>
-        <w:t xml:space="preserve">razlike kreatora prema institucijama od -21,0 postotnih bodova do</w:t>
-      </w:r>
-      <w:r>
-        <w:t xml:space="preserve"> </w:t>
-      </w:r>
-      <w:r>
-        <w:t xml:space="preserve">-12,4 postotnih bodova.</w:t>
-      </w:r>
-    </w:p>
-    <w:p>
-      <w:pPr>
-        <w:pStyle w:val="BodyText"/>
-      </w:pPr>
-      <w:hyperlink w:anchor="fig-h4-theme">
+        <w:t xml:space="preserve">razlike kreatorskih prema institucionalnim izvorima od -21,0 postotnih bodova do</w:t>
+      </w:r>
+      <w:r>
+        <w:t xml:space="preserve"> </w:t>
+      </w:r>
+      <w:r>
+        <w:t xml:space="preserve">-12,4 postotnih bodova. Cjelovita raspodjela prikazana je u</w:t>
+      </w:r>
+      <w:r>
+        <w:t xml:space="preserve"> </w:t>
+      </w:r>
+      <w:hyperlink w:anchor="tbl-themes">
         <w:r>
           <w:rPr>
             <w:rStyle w:val="Hyperlink"/>
           </w:rPr>
-          <w:t xml:space="preserve">Figure 5</w:t>
+          <w:t xml:space="preserve">Table 4</w:t>
         </w:r>
       </w:hyperlink>
       <w:r>
-        <w:t xml:space="preserve"> </w:t>
-      </w:r>
-      <w:r>
-        <w:t xml:space="preserve">pokazuje da se jasni devocijski i institucionalni naglasci pojavljuju unutar profila</w:t>
-      </w:r>
-      <w:r>
-        <w:t xml:space="preserve"> </w:t>
-      </w:r>
-      <w:r>
-        <w:t xml:space="preserve">koji i dalje dijele liturgijske, socijalne i zajedničke teme. Zato podaci više podupiru diferencijaciju</w:t>
-      </w:r>
-      <w:r>
-        <w:t xml:space="preserve"> </w:t>
-      </w:r>
-      <w:r>
-        <w:t xml:space="preserve">naglaska nego tvrdnju o odvojenim tematskim svjetovima.</w:t>
+        <w:t xml:space="preserve">.</w:t>
       </w:r>
     </w:p>
     <w:tbl>
@@ -2457,55 +3504,7 @@
       <w:tr>
         <w:tc>
           <w:tcPr/>
-          <w:bookmarkStart w:id="41" w:name="fig-h4-theme"/>
-          <w:p>
-            <w:pPr>
-              <w:pStyle w:val="Compact"/>
-              <w:jc w:val="center"/>
-            </w:pPr>
-            <w:r>
-              <w:drawing>
-                <wp:inline>
-                  <wp:extent cx="5334000" cy="3810000"/>
-                  <wp:effectExtent b="0" l="0" r="0" t="0"/>
-                  <wp:docPr descr="" title="" id="39" name="Picture"/>
-                  <a:graphic>
-                    <a:graphicData uri="http://schemas.openxmlformats.org/drawingml/2006/picture">
-                      <pic:pic>
-                        <pic:nvPicPr>
-                          <pic:cNvPr descr="output/figures/h4_theme_difference.png" id="40" name="Picture"/>
-                          <pic:cNvPicPr>
-                            <a:picLocks noChangeArrowheads="1" noChangeAspect="1"/>
-                          </pic:cNvPicPr>
-                        </pic:nvPicPr>
-                        <pic:blipFill>
-                          <a:blip r:embed="rId38"/>
-                          <a:stretch>
-                            <a:fillRect/>
-                          </a:stretch>
-                        </pic:blipFill>
-                        <pic:spPr bwMode="auto">
-                          <a:xfrm>
-                            <a:off x="0" y="0"/>
-                            <a:ext cx="5334000" cy="3810000"/>
-                          </a:xfrm>
-                          <a:prstGeom prst="rect">
-                            <a:avLst/>
-                          </a:prstGeom>
-                          <a:noFill/>
-                          <a:ln w="9525">
-                            <a:noFill/>
-                            <a:headEnd/>
-                            <a:tailEnd/>
-                          </a:ln>
-                        </pic:spPr>
-                      </pic:pic>
-                    </a:graphicData>
-                  </a:graphic>
-                </wp:inline>
-              </w:drawing>
-            </w:r>
-          </w:p>
+          <w:bookmarkStart w:id="42" w:name="tbl-themes"/>
           <w:p>
             <w:pPr>
               <w:jc w:val="center"/>
@@ -2516,146 +3515,536 @@
               <w:pStyle w:val="ImageCaption"/>
             </w:pPr>
             <w:r>
-              <w:t xml:space="preserve">Figure 5: Razlika u udjelu tematskih oznaka. Pozitivne vrijednosti označavaju veći udio među kreatorskim izvorima. Crte prikazuju 95-postotne izvorske bootstrap intervale. Izvor: autorska analiza DigiKat korpusa.</w:t>
+              <w:t xml:space="preserve">Table 4: Udio tematskih oznaka po skupini izvora i razlika s 95-postotnim bootstrap intervalom</w:t>
             </w:r>
           </w:p>
-          <w:bookmarkEnd w:id="41"/>
+          <w:tbl>
+            <w:tblPr>
+              <w:tblStyle w:val="Table"/>
+              <w:tblW w:type="pct" w:w="5000"/>
+              <w:tblLayout w:type="fixed"/>
+              <w:tblLook w:firstRow="1" w:lastRow="0" w:firstColumn="0" w:lastColumn="0" w:noHBand="0" w:noVBand="0" w:val="0020"/>
+            </w:tblPr>
+            <w:tblGrid>
+              <w:gridCol w:w="1584"/>
+              <w:gridCol w:w="1677"/>
+              <w:gridCol w:w="2143"/>
+              <w:gridCol w:w="745"/>
+              <w:gridCol w:w="1770"/>
+            </w:tblGrid>
+            <w:tr>
+              <w:trPr>
+                <w:tblHeader w:val="on"/>
+              </w:trPr>
+              <w:tc>
+                <w:tcPr/>
+                <w:p>
+                  <w:pPr>
+                    <w:pStyle w:val="Compact"/>
+                    <w:jc w:val="left"/>
+                    <w:jc w:val="center"/>
+                  </w:pPr>
+                  <w:r>
+                    <w:t xml:space="preserve">Tematska obitelj</w:t>
+                  </w:r>
+                </w:p>
+              </w:tc>
+              <w:tc>
+                <w:tcPr/>
+                <w:p>
+                  <w:pPr>
+                    <w:pStyle w:val="Compact"/>
+                    <w:jc w:val="right"/>
+                    <w:jc w:val="center"/>
+                  </w:pPr>
+                  <w:r>
+                    <w:t xml:space="preserve">Kreatorski izvori</w:t>
+                  </w:r>
+                </w:p>
+              </w:tc>
+              <w:tc>
+                <w:tcPr/>
+                <w:p>
+                  <w:pPr>
+                    <w:pStyle w:val="Compact"/>
+                    <w:jc w:val="right"/>
+                    <w:jc w:val="center"/>
+                  </w:pPr>
+                  <w:r>
+                    <w:t xml:space="preserve">Institucionalni izvori</w:t>
+                  </w:r>
+                </w:p>
+              </w:tc>
+              <w:tc>
+                <w:tcPr/>
+                <w:p>
+                  <w:pPr>
+                    <w:pStyle w:val="Compact"/>
+                    <w:jc w:val="right"/>
+                    <w:jc w:val="center"/>
+                  </w:pPr>
+                  <w:r>
+                    <w:t xml:space="preserve">Razlika</w:t>
+                  </w:r>
+                </w:p>
+              </w:tc>
+              <w:tc>
+                <w:tcPr/>
+                <w:p>
+                  <w:pPr>
+                    <w:pStyle w:val="Compact"/>
+                    <w:jc w:val="right"/>
+                    <w:jc w:val="center"/>
+                  </w:pPr>
+                  <w:r>
+                    <w:t xml:space="preserve">95 % CI</w:t>
+                  </w:r>
+                </w:p>
+              </w:tc>
+            </w:tr>
+            <w:tr>
+              <w:tc>
+                <w:tcPr/>
+                <w:p>
+                  <w:pPr>
+                    <w:pStyle w:val="Compact"/>
+                    <w:jc w:val="left"/>
+                    <w:jc w:val="center"/>
+                  </w:pPr>
+                  <w:r>
+                    <w:t xml:space="preserve">Devocijski</w:t>
+                  </w:r>
+                </w:p>
+              </w:tc>
+              <w:tc>
+                <w:tcPr/>
+                <w:p>
+                  <w:pPr>
+                    <w:pStyle w:val="Compact"/>
+                    <w:jc w:val="right"/>
+                    <w:jc w:val="center"/>
+                  </w:pPr>
+                  <w:r>
+                    <w:t xml:space="preserve">42,8 %</w:t>
+                  </w:r>
+                </w:p>
+              </w:tc>
+              <w:tc>
+                <w:tcPr/>
+                <w:p>
+                  <w:pPr>
+                    <w:pStyle w:val="Compact"/>
+                    <w:jc w:val="right"/>
+                    <w:jc w:val="center"/>
+                  </w:pPr>
+                  <w:r>
+                    <w:t xml:space="preserve">27,0 %</w:t>
+                  </w:r>
+                </w:p>
+              </w:tc>
+              <w:tc>
+                <w:tcPr/>
+                <w:p>
+                  <w:pPr>
+                    <w:pStyle w:val="Compact"/>
+                    <w:jc w:val="right"/>
+                    <w:jc w:val="center"/>
+                  </w:pPr>
+                  <w:r>
+                    <w:t xml:space="preserve">15,8 %</w:t>
+                  </w:r>
+                </w:p>
+              </w:tc>
+              <w:tc>
+                <w:tcPr/>
+                <w:p>
+                  <w:pPr>
+                    <w:pStyle w:val="Compact"/>
+                    <w:jc w:val="right"/>
+                    <w:jc w:val="center"/>
+                  </w:pPr>
+                  <w:r>
+                    <w:t xml:space="preserve">[8,4 %; 38,0 %]</w:t>
+                  </w:r>
+                </w:p>
+              </w:tc>
+            </w:tr>
+            <w:tr>
+              <w:tc>
+                <w:tcPr/>
+                <w:p>
+                  <w:pPr>
+                    <w:pStyle w:val="Compact"/>
+                    <w:jc w:val="left"/>
+                    <w:jc w:val="center"/>
+                  </w:pPr>
+                  <w:r>
+                    <w:t xml:space="preserve">Politički</w:t>
+                  </w:r>
+                </w:p>
+              </w:tc>
+              <w:tc>
+                <w:tcPr/>
+                <w:p>
+                  <w:pPr>
+                    <w:pStyle w:val="Compact"/>
+                    <w:jc w:val="right"/>
+                    <w:jc w:val="center"/>
+                  </w:pPr>
+                  <w:r>
+                    <w:t xml:space="preserve">11,2 %</w:t>
+                  </w:r>
+                </w:p>
+              </w:tc>
+              <w:tc>
+                <w:tcPr/>
+                <w:p>
+                  <w:pPr>
+                    <w:pStyle w:val="Compact"/>
+                    <w:jc w:val="right"/>
+                    <w:jc w:val="center"/>
+                  </w:pPr>
+                  <w:r>
+                    <w:t xml:space="preserve">3,1 %</w:t>
+                  </w:r>
+                </w:p>
+              </w:tc>
+              <w:tc>
+                <w:tcPr/>
+                <w:p>
+                  <w:pPr>
+                    <w:pStyle w:val="Compact"/>
+                    <w:jc w:val="right"/>
+                    <w:jc w:val="center"/>
+                  </w:pPr>
+                  <w:r>
+                    <w:t xml:space="preserve">8,1 %</w:t>
+                  </w:r>
+                </w:p>
+              </w:tc>
+              <w:tc>
+                <w:tcPr/>
+                <w:p>
+                  <w:pPr>
+                    <w:pStyle w:val="Compact"/>
+                    <w:jc w:val="right"/>
+                    <w:jc w:val="center"/>
+                  </w:pPr>
+                  <w:r>
+                    <w:t xml:space="preserve">[-0,8 %; 11,1 %]</w:t>
+                  </w:r>
+                </w:p>
+              </w:tc>
+            </w:tr>
+            <w:tr>
+              <w:tc>
+                <w:tcPr/>
+                <w:p>
+                  <w:pPr>
+                    <w:pStyle w:val="Compact"/>
+                    <w:jc w:val="left"/>
+                    <w:jc w:val="center"/>
+                  </w:pPr>
+                  <w:r>
+                    <w:t xml:space="preserve">Liturgijski</w:t>
+                  </w:r>
+                </w:p>
+              </w:tc>
+              <w:tc>
+                <w:tcPr/>
+                <w:p>
+                  <w:pPr>
+                    <w:pStyle w:val="Compact"/>
+                    <w:jc w:val="right"/>
+                    <w:jc w:val="center"/>
+                  </w:pPr>
+                  <w:r>
+                    <w:t xml:space="preserve">16,6 %</w:t>
+                  </w:r>
+                </w:p>
+              </w:tc>
+              <w:tc>
+                <w:tcPr/>
+                <w:p>
+                  <w:pPr>
+                    <w:pStyle w:val="Compact"/>
+                    <w:jc w:val="right"/>
+                    <w:jc w:val="center"/>
+                  </w:pPr>
+                  <w:r>
+                    <w:t xml:space="preserve">17,1 %</w:t>
+                  </w:r>
+                </w:p>
+              </w:tc>
+              <w:tc>
+                <w:tcPr/>
+                <w:p>
+                  <w:pPr>
+                    <w:pStyle w:val="Compact"/>
+                    <w:jc w:val="right"/>
+                    <w:jc w:val="center"/>
+                  </w:pPr>
+                  <w:r>
+                    <w:t xml:space="preserve">-0,5 %</w:t>
+                  </w:r>
+                </w:p>
+              </w:tc>
+              <w:tc>
+                <w:tcPr/>
+                <w:p>
+                  <w:pPr>
+                    <w:pStyle w:val="Compact"/>
+                    <w:jc w:val="right"/>
+                    <w:jc w:val="center"/>
+                  </w:pPr>
+                  <w:r>
+                    <w:t xml:space="preserve">[-11,3 %; 9,9 %]</w:t>
+                  </w:r>
+                </w:p>
+              </w:tc>
+            </w:tr>
+            <w:tr>
+              <w:tc>
+                <w:tcPr/>
+                <w:p>
+                  <w:pPr>
+                    <w:pStyle w:val="Compact"/>
+                    <w:jc w:val="left"/>
+                    <w:jc w:val="center"/>
+                  </w:pPr>
+                  <w:r>
+                    <w:t xml:space="preserve">Socijalni</w:t>
+                  </w:r>
+                </w:p>
+              </w:tc>
+              <w:tc>
+                <w:tcPr/>
+                <w:p>
+                  <w:pPr>
+                    <w:pStyle w:val="Compact"/>
+                    <w:jc w:val="right"/>
+                    <w:jc w:val="center"/>
+                  </w:pPr>
+                  <w:r>
+                    <w:t xml:space="preserve">11,5 %</w:t>
+                  </w:r>
+                </w:p>
+              </w:tc>
+              <w:tc>
+                <w:tcPr/>
+                <w:p>
+                  <w:pPr>
+                    <w:pStyle w:val="Compact"/>
+                    <w:jc w:val="right"/>
+                    <w:jc w:val="center"/>
+                  </w:pPr>
+                  <w:r>
+                    <w:t xml:space="preserve">13,2 %</w:t>
+                  </w:r>
+                </w:p>
+              </w:tc>
+              <w:tc>
+                <w:tcPr/>
+                <w:p>
+                  <w:pPr>
+                    <w:pStyle w:val="Compact"/>
+                    <w:jc w:val="right"/>
+                    <w:jc w:val="center"/>
+                  </w:pPr>
+                  <w:r>
+                    <w:t xml:space="preserve">-1,6 %</w:t>
+                  </w:r>
+                </w:p>
+              </w:tc>
+              <w:tc>
+                <w:tcPr/>
+                <w:p>
+                  <w:pPr>
+                    <w:pStyle w:val="Compact"/>
+                    <w:jc w:val="right"/>
+                    <w:jc w:val="center"/>
+                  </w:pPr>
+                  <w:r>
+                    <w:t xml:space="preserve">[-6,4 %; 4,0 %]</w:t>
+                  </w:r>
+                </w:p>
+              </w:tc>
+            </w:tr>
+            <w:tr>
+              <w:tc>
+                <w:tcPr/>
+                <w:p>
+                  <w:pPr>
+                    <w:pStyle w:val="Compact"/>
+                    <w:jc w:val="left"/>
+                    <w:jc w:val="center"/>
+                  </w:pPr>
+                  <w:r>
+                    <w:t xml:space="preserve">Zajednički</w:t>
+                  </w:r>
+                </w:p>
+              </w:tc>
+              <w:tc>
+                <w:tcPr/>
+                <w:p>
+                  <w:pPr>
+                    <w:pStyle w:val="Compact"/>
+                    <w:jc w:val="right"/>
+                    <w:jc w:val="center"/>
+                  </w:pPr>
+                  <w:r>
+                    <w:t xml:space="preserve">13,7 %</w:t>
+                  </w:r>
+                </w:p>
+              </w:tc>
+              <w:tc>
+                <w:tcPr/>
+                <w:p>
+                  <w:pPr>
+                    <w:pStyle w:val="Compact"/>
+                    <w:jc w:val="right"/>
+                    <w:jc w:val="center"/>
+                  </w:pPr>
+                  <w:r>
+                    <w:t xml:space="preserve">18,4 %</w:t>
+                  </w:r>
+                </w:p>
+              </w:tc>
+              <w:tc>
+                <w:tcPr/>
+                <w:p>
+                  <w:pPr>
+                    <w:pStyle w:val="Compact"/>
+                    <w:jc w:val="right"/>
+                    <w:jc w:val="center"/>
+                  </w:pPr>
+                  <w:r>
+                    <w:t xml:space="preserve">-4,7 %</w:t>
+                  </w:r>
+                </w:p>
+              </w:tc>
+              <w:tc>
+                <w:tcPr/>
+                <w:p>
+                  <w:pPr>
+                    <w:pStyle w:val="Compact"/>
+                    <w:jc w:val="right"/>
+                    <w:jc w:val="center"/>
+                  </w:pPr>
+                  <w:r>
+                    <w:t xml:space="preserve">[-13,9 %; 0,2 %]</w:t>
+                  </w:r>
+                </w:p>
+              </w:tc>
+            </w:tr>
+            <w:tr>
+              <w:tc>
+                <w:tcPr/>
+                <w:p>
+                  <w:pPr>
+                    <w:pStyle w:val="Compact"/>
+                    <w:jc w:val="left"/>
+                    <w:jc w:val="center"/>
+                  </w:pPr>
+                  <w:r>
+                    <w:t xml:space="preserve">Institucionalni</w:t>
+                  </w:r>
+                </w:p>
+              </w:tc>
+              <w:tc>
+                <w:tcPr/>
+                <w:p>
+                  <w:pPr>
+                    <w:pStyle w:val="Compact"/>
+                    <w:jc w:val="right"/>
+                    <w:jc w:val="center"/>
+                  </w:pPr>
+                  <w:r>
+                    <w:t xml:space="preserve">4,1 %</w:t>
+                  </w:r>
+                </w:p>
+              </w:tc>
+              <w:tc>
+                <w:tcPr/>
+                <w:p>
+                  <w:pPr>
+                    <w:pStyle w:val="Compact"/>
+                    <w:jc w:val="right"/>
+                    <w:jc w:val="center"/>
+                  </w:pPr>
+                  <w:r>
+                    <w:t xml:space="preserve">21,1 %</w:t>
+                  </w:r>
+                </w:p>
+              </w:tc>
+              <w:tc>
+                <w:tcPr/>
+                <w:p>
+                  <w:pPr>
+                    <w:pStyle w:val="Compact"/>
+                    <w:jc w:val="right"/>
+                    <w:jc w:val="center"/>
+                  </w:pPr>
+                  <w:r>
+                    <w:t xml:space="preserve">-17,0 %</w:t>
+                  </w:r>
+                </w:p>
+              </w:tc>
+              <w:tc>
+                <w:tcPr/>
+                <w:p>
+                  <w:pPr>
+                    <w:pStyle w:val="Compact"/>
+                    <w:jc w:val="right"/>
+                    <w:jc w:val="center"/>
+                  </w:pPr>
+                  <w:r>
+                    <w:t xml:space="preserve">[-21,0 %; -12,4 %]</w:t>
+                  </w:r>
+                </w:p>
+              </w:tc>
+            </w:tr>
+          </w:tbl>
+          <w:bookmarkEnd w:id="42"/>
+          <w:p/>
         </w:tc>
       </w:tr>
     </w:tbl>
-    <w:bookmarkEnd w:id="42"/>
-    <w:bookmarkStart w:id="48" w:name="X0a31b3a2b205c3fa2d7247d1b53f05ed62888e1"/>
-    <w:p>
-      <w:pPr>
-        <w:pStyle w:val="Heading2"/>
-      </w:pPr>
-      <w:r>
-        <w:t xml:space="preserve">3.6 P5. Platformski učinak nije procjenjiv, a razlike po vrsti izvora ostaju eksplorativne</w:t>
-      </w:r>
-    </w:p>
-    <w:p>
-      <w:pPr>
-        <w:pStyle w:val="FirstParagraph"/>
-      </w:pPr>
-      <w:r>
-        <w:t xml:space="preserve">Eksplorativni model obuhvaća 42 kreatorskih izvora s najmanje pet objava.</w:t>
-      </w:r>
-      <w:r>
-        <w:t xml:space="preserve"> </w:t>
-      </w:r>
-      <w:r>
-        <w:t xml:space="preserve">Među njima je 41 primarno na YouTubeu. Takav nedostatak</w:t>
-      </w:r>
-      <w:r>
-        <w:t xml:space="preserve"> </w:t>
-      </w:r>
-      <w:r>
-        <w:t xml:space="preserve">preklapanja onemogućuje odvojenu procjenu učinka primarne platforme. Izostavljanje platformskoga</w:t>
-      </w:r>
-      <w:r>
-        <w:t xml:space="preserve"> </w:t>
-      </w:r>
-      <w:r>
-        <w:t xml:space="preserve">koeficijenta nije negativan nalaz, nego identifikacijsko ograničenje.</w:t>
-      </w:r>
-    </w:p>
     <w:p>
       <w:pPr>
         <w:pStyle w:val="BodyText"/>
       </w:pPr>
-      <w:r>
-        <w:t xml:space="preserve">Model interakcija po objavi uključuje 26 laičkih izvora,</w:t>
-      </w:r>
-      <w:r>
-        <w:t xml:space="preserve"> </w:t>
-      </w:r>
-      <w:r>
-        <w:t xml:space="preserve">9 svećeničkih izvora i</w:t>
-      </w:r>
-      <w:r>
-        <w:t xml:space="preserve"> </w:t>
-      </w:r>
-      <w:r>
-        <w:t xml:space="preserve">7 karizmatskih zajednica. Učestalost objavljivanja nije</w:t>
-      </w:r>
-      <w:r>
-        <w:t xml:space="preserve"> </w:t>
-      </w:r>
-      <w:r>
-        <w:t xml:space="preserve">povezana s prosjekom interakcija po objavi. Koeficijent iznosi</w:t>
-      </w:r>
-      <w:r>
-        <w:t xml:space="preserve"> </w:t>
-      </w:r>
-      <w:r>
-        <w:t xml:space="preserve">0,008 uz p = 0,953. To razlikuje učinkovitost</w:t>
-      </w:r>
-      <w:r>
-        <w:t xml:space="preserve"> </w:t>
-      </w:r>
-      <w:r>
-        <w:t xml:space="preserve">pojedinačne objave od aritmetičke činjenice da više objava stvara više prilika za interakciju.</w:t>
-      </w:r>
-    </w:p>
-    <w:p>
-      <w:pPr>
-        <w:pStyle w:val="BodyText"/>
-      </w:pPr>
-      <w:r>
-        <w:t xml:space="preserve">Svećenički izvori imaju nižu procijenjenu vrijednost od laičkih izvora. Koeficijent iznosi</w:t>
-      </w:r>
-      <w:r>
-        <w:t xml:space="preserve"> </w:t>
-      </w:r>
-      <w:r>
-        <w:t xml:space="preserve">-2,259, uz 95-postotni HC3 interval</w:t>
-      </w:r>
-      <w:r>
-        <w:t xml:space="preserve"> </w:t>
-      </w:r>
-      <w:r>
-        <w:t xml:space="preserve">[-3,626; -0,892] i</w:t>
-      </w:r>
-      <w:r>
-        <w:t xml:space="preserve"> </w:t>
-      </w:r>
-      <w:r>
-        <w:t xml:space="preserve">p = 0,002. Procijenjeni omjer na transformiranoj ljestvici iznosi</w:t>
-      </w:r>
-      <w:r>
-        <w:t xml:space="preserve"> </w:t>
-      </w:r>
-      <w:r>
-        <w:t xml:space="preserve">0,10. Koeficijent karizmatskih zajednica nije statistički razlučiv</w:t>
-      </w:r>
-      <w:r>
-        <w:t xml:space="preserve"> </w:t>
-      </w:r>
-      <w:r>
-        <w:t xml:space="preserve">od laičke skupine (p = 0,704).</w:t>
-      </w:r>
-      <w:r>
-        <w:t xml:space="preserve"> </w:t>
-      </w:r>
-      <w:hyperlink w:anchor="fig-h5-model">
+      <w:hyperlink w:anchor="fig-h4-theme">
         <w:r>
           <w:rPr>
             <w:rStyle w:val="Hyperlink"/>
           </w:rPr>
-          <w:t xml:space="preserve">Figure 6</w:t>
+          <w:t xml:space="preserve">Figure 5</w:t>
         </w:r>
       </w:hyperlink>
       <w:r>
         <w:t xml:space="preserve"> </w:t>
       </w:r>
       <w:r>
-        <w:t xml:space="preserve">prikazuje veliku nesigurnost</w:t>
-      </w:r>
-      <w:r>
-        <w:t xml:space="preserve"> </w:t>
-      </w:r>
-      <w:r>
-        <w:t xml:space="preserve">procjena za manje skupine.</w:t>
+        <w:t xml:space="preserve">pokazuje da se jasni devocijski i institucionalni naglasci pojavljuju unutar profila koji</w:t>
+      </w:r>
+      <w:r>
+        <w:t xml:space="preserve"> </w:t>
+      </w:r>
+      <w:r>
+        <w:t xml:space="preserve">i dalje dijele liturgijske, socijalne i zajedničke teme. Politička je razlika po smjeru u korist</w:t>
+      </w:r>
+      <w:r>
+        <w:t xml:space="preserve"> </w:t>
+      </w:r>
+      <w:r>
+        <w:t xml:space="preserve">kreatorskih izvora, ali njezin interval obuhvaća nulu, pa se ne tumači. Podaci stoga više podupiru</w:t>
+      </w:r>
+      <w:r>
+        <w:t xml:space="preserve"> </w:t>
+      </w:r>
+      <w:r>
+        <w:t xml:space="preserve">diferencijaciju naglaska nego tvrdnju o odvojenim tematskim svjetovima.</w:t>
       </w:r>
     </w:p>
     <w:tbl>
@@ -2671,7 +4060,7 @@
       <w:tr>
         <w:tc>
           <w:tcPr/>
-          <w:bookmarkStart w:id="46" w:name="fig-h5-model"/>
+          <w:bookmarkStart w:id="46" w:name="fig-h4-theme"/>
           <w:p>
             <w:pPr>
               <w:pStyle w:val="Compact"/>
@@ -2687,7 +4076,7 @@
                     <a:graphicData uri="http://schemas.openxmlformats.org/drawingml/2006/picture">
                       <pic:pic>
                         <pic:nvPicPr>
-                          <pic:cNvPr descr="output/figures/h5_coefficients.png" id="45" name="Picture"/>
+                          <pic:cNvPr descr="output/figures/h4_theme_difference.png" id="45" name="Picture"/>
                           <pic:cNvPicPr>
                             <a:picLocks noChangeArrowheads="1" noChangeAspect="1"/>
                           </pic:cNvPicPr>
@@ -2730,19 +4119,164 @@
               <w:pStyle w:val="ImageCaption"/>
             </w:pPr>
             <w:r>
-              <w:t xml:space="preserve">Figure 6: Koeficijenti eksplorativnoga modela interakcija po objavi s 95-postotnim HC3 intervalima. Referentna skupina za vrste izvora jesu laički kreatorski izvori. Izvor: autorska analiza DigiKat korpusa.</w:t>
+              <w:t xml:space="preserve">Figure 5: Razlika u udjelu tematskih oznaka. Pozitivne vrijednosti označavaju veći udio među kreatorskim izvorima. Crte prikazuju 95-postotne izvorske bootstrap intervale. Izvor: autorska analiza korpusa.</w:t>
             </w:r>
           </w:p>
           <w:bookmarkEnd w:id="46"/>
         </w:tc>
       </w:tr>
     </w:tbl>
+    <w:bookmarkEnd w:id="47"/>
+    <w:bookmarkStart w:id="53" w:name="struktura-kreatorskoga-sloja"/>
+    <w:p>
+      <w:pPr>
+        <w:pStyle w:val="Heading2"/>
+      </w:pPr>
+      <w:r>
+        <w:t xml:space="preserve">4.6 Struktura kreatorskoga sloja</w:t>
+      </w:r>
+    </w:p>
+    <w:p>
+      <w:pPr>
+        <w:pStyle w:val="FirstParagraph"/>
+      </w:pPr>
+      <w:r>
+        <w:t xml:space="preserve">Eksplorativni model obuhvaća 42 kreatorskih izvora s najmanje pet objava,</w:t>
+      </w:r>
+      <w:r>
+        <w:t xml:space="preserve"> </w:t>
+      </w:r>
+      <w:r>
+        <w:t xml:space="preserve">među kojima je 41 primarno na YouTubeu. Takav nedostatak</w:t>
+      </w:r>
+      <w:r>
+        <w:t xml:space="preserve"> </w:t>
+      </w:r>
+      <w:r>
+        <w:t xml:space="preserve">preklapanja onemogućuje odvojenu procjenu učinka primarne platforme. Izostavljanje platformskoga</w:t>
+      </w:r>
+      <w:r>
+        <w:t xml:space="preserve"> </w:t>
+      </w:r>
+      <w:r>
+        <w:t xml:space="preserve">koeficijenta nije negativan nalaz, nego identifikacijsko ograničenje, jer u ovom korpusu platforma nije</w:t>
+      </w:r>
+      <w:r>
+        <w:t xml:space="preserve"> </w:t>
+      </w:r>
+      <w:r>
+        <w:t xml:space="preserve">jedan od nekoliko ravnomjerno dostupnih izbora kreatora.</w:t>
+      </w:r>
+    </w:p>
     <w:p>
       <w:pPr>
         <w:pStyle w:val="BodyText"/>
       </w:pPr>
       <w:r>
-        <w:t xml:space="preserve">Glavne modelske procjene objedinjene su u</w:t>
+        <w:t xml:space="preserve">Model uključuje 26 laičkih izvora,</w:t>
+      </w:r>
+      <w:r>
+        <w:t xml:space="preserve"> </w:t>
+      </w:r>
+      <w:r>
+        <w:t xml:space="preserve">9 svećeničkih izvora i</w:t>
+      </w:r>
+      <w:r>
+        <w:t xml:space="preserve"> </w:t>
+      </w:r>
+      <w:r>
+        <w:t xml:space="preserve">7 karizmatskih zajednica te objašnjava</w:t>
+      </w:r>
+      <w:r>
+        <w:t xml:space="preserve"> </w:t>
+      </w:r>
+      <w:r>
+        <w:t xml:space="preserve">29,5 % varijance uz prilagodbu za broj prediktora. Učestalost objavljivanja</w:t>
+      </w:r>
+      <w:r>
+        <w:t xml:space="preserve"> </w:t>
+      </w:r>
+      <w:r>
+        <w:t xml:space="preserve">nije povezana s prosjekom interakcija po objavi, uz koeficijent 0,008</w:t>
+      </w:r>
+      <w:r>
+        <w:t xml:space="preserve"> </w:t>
+      </w:r>
+      <w:r>
+        <w:t xml:space="preserve">i p = 0,953. Taj nalaz razlikuje učinkovitost pojedinačne objave od aritmetičke</w:t>
+      </w:r>
+      <w:r>
+        <w:t xml:space="preserve"> </w:t>
+      </w:r>
+      <w:r>
+        <w:t xml:space="preserve">činjenice da više objava stvara više prilika za interakciju, pa produktivnost sama po sebi ne</w:t>
+      </w:r>
+      <w:r>
+        <w:t xml:space="preserve"> </w:t>
+      </w:r>
+      <w:r>
+        <w:t xml:space="preserve">poboljšava odaziv po objavi.</w:t>
+      </w:r>
+    </w:p>
+    <w:p>
+      <w:pPr>
+        <w:pStyle w:val="BodyText"/>
+      </w:pPr>
+      <w:r>
+        <w:t xml:space="preserve">Svećenički izvori imaju nižu procijenjenu vrijednost od laičkih. Koeficijent iznosi</w:t>
+      </w:r>
+      <w:r>
+        <w:t xml:space="preserve"> </w:t>
+      </w:r>
+      <w:r>
+        <w:t xml:space="preserve">-2,259, uz 95-postotni HC3 interval</w:t>
+      </w:r>
+      <w:r>
+        <w:t xml:space="preserve"> </w:t>
+      </w:r>
+      <w:r>
+        <w:t xml:space="preserve">[-3,626; -0,892] i p = 0,002, a</w:t>
+      </w:r>
+      <w:r>
+        <w:t xml:space="preserve"> </w:t>
+      </w:r>
+      <w:r>
+        <w:t xml:space="preserve">procijenjeni omjer na transformiranoj ljestvici iznosi 0,10.</w:t>
+      </w:r>
+      <w:r>
+        <w:t xml:space="preserve"> </w:t>
+      </w:r>
+      <w:r>
+        <w:t xml:space="preserve">Koeficijent karizmatskih zajednica nije statistički razlučiv od laičke skupine</w:t>
+      </w:r>
+      <w:r>
+        <w:t xml:space="preserve"> </w:t>
+      </w:r>
+      <w:r>
+        <w:t xml:space="preserve">(p = 0,704).</w:t>
+      </w:r>
+      <w:r>
+        <w:t xml:space="preserve"> </w:t>
+      </w:r>
+      <w:hyperlink w:anchor="fig-h5-model">
+        <w:r>
+          <w:rPr>
+            <w:rStyle w:val="Hyperlink"/>
+          </w:rPr>
+          <w:t xml:space="preserve">Figure 6</w:t>
+        </w:r>
+      </w:hyperlink>
+      <w:r>
+        <w:t xml:space="preserve"> </w:t>
+      </w:r>
+      <w:r>
+        <w:t xml:space="preserve">prikazuje veliku nesigurnost procjena za manje</w:t>
+      </w:r>
+      <w:r>
+        <w:t xml:space="preserve"> </w:t>
+      </w:r>
+      <w:r>
+        <w:t xml:space="preserve">skupine, a</w:t>
       </w:r>
       <w:r>
         <w:t xml:space="preserve"> </w:t>
@@ -2752,38 +4286,14 @@
           <w:rPr>
             <w:rStyle w:val="Hyperlink"/>
           </w:rPr>
-          <w:t xml:space="preserve">Table 3</w:t>
+          <w:t xml:space="preserve">Table 5</w:t>
         </w:r>
       </w:hyperlink>
       <w:r>
-        <w:t xml:space="preserve">. Eksponencirani koeficijenti odnose se na</w:t>
-      </w:r>
-      <w:r>
-        <w:t xml:space="preserve"> </w:t>
-      </w:r>
-      <w:r>
-        <w:t xml:space="preserve">transformirani ishod</w:t>
-      </w:r>
-      <w:r>
-        <w:t xml:space="preserve"> </w:t>
-      </w:r>
-      <w:r>
-        <w:rPr>
-          <w:rStyle w:val="VerbatimChar"/>
-        </w:rPr>
-        <w:t xml:space="preserve">log(1 + prosječne interakcije)</w:t>
-      </w:r>
-      <w:r>
-        <w:t xml:space="preserve"> </w:t>
-      </w:r>
-      <w:r>
-        <w:t xml:space="preserve">i ne treba ih zamijeniti neprilagođenim omjerom</w:t>
-      </w:r>
-      <w:r>
-        <w:t xml:space="preserve"> </w:t>
-      </w:r>
-      <w:r>
-        <w:t xml:space="preserve">aritmetičkih prosjeka.</w:t>
+        <w:t xml:space="preserve"> </w:t>
+      </w:r>
+      <w:r>
+        <w:t xml:space="preserve">objedinjuje glavne modelske procjene.</w:t>
       </w:r>
     </w:p>
     <w:tbl>
@@ -2799,7 +4309,55 @@
       <w:tr>
         <w:tc>
           <w:tcPr/>
-          <w:bookmarkStart w:id="47" w:name="tbl-models"/>
+          <w:bookmarkStart w:id="51" w:name="fig-h5-model"/>
+          <w:p>
+            <w:pPr>
+              <w:pStyle w:val="Compact"/>
+              <w:jc w:val="center"/>
+            </w:pPr>
+            <w:r>
+              <w:drawing>
+                <wp:inline>
+                  <wp:extent cx="5334000" cy="3810000"/>
+                  <wp:effectExtent b="0" l="0" r="0" t="0"/>
+                  <wp:docPr descr="" title="" id="49" name="Picture"/>
+                  <a:graphic>
+                    <a:graphicData uri="http://schemas.openxmlformats.org/drawingml/2006/picture">
+                      <pic:pic>
+                        <pic:nvPicPr>
+                          <pic:cNvPr descr="output/figures/h5_coefficients.png" id="50" name="Picture"/>
+                          <pic:cNvPicPr>
+                            <a:picLocks noChangeArrowheads="1" noChangeAspect="1"/>
+                          </pic:cNvPicPr>
+                        </pic:nvPicPr>
+                        <pic:blipFill>
+                          <a:blip r:embed="rId48"/>
+                          <a:stretch>
+                            <a:fillRect/>
+                          </a:stretch>
+                        </pic:blipFill>
+                        <pic:spPr bwMode="auto">
+                          <a:xfrm>
+                            <a:off x="0" y="0"/>
+                            <a:ext cx="5334000" cy="3810000"/>
+                          </a:xfrm>
+                          <a:prstGeom prst="rect">
+                            <a:avLst/>
+                          </a:prstGeom>
+                          <a:noFill/>
+                          <a:ln w="9525">
+                            <a:noFill/>
+                            <a:headEnd/>
+                            <a:tailEnd/>
+                          </a:ln>
+                        </pic:spPr>
+                      </pic:pic>
+                    </a:graphicData>
+                  </a:graphic>
+                </wp:inline>
+              </w:drawing>
+            </w:r>
+          </w:p>
           <w:p>
             <w:pPr>
               <w:jc w:val="center"/>
@@ -2810,7 +4368,46 @@
               <w:pStyle w:val="ImageCaption"/>
             </w:pPr>
             <w:r>
-              <w:t xml:space="preserve">Table 3: Modelske procjene interakcija po objavi</w:t>
+              <w:t xml:space="preserve">Figure 6: Koeficijenti eksplorativnoga modela interakcija po objavi s 95-postotnim HC3 intervalima. Referentna skupina za vrste izvora jesu laički kreatorski izvori. Izvor: autorska analiza korpusa.</w:t>
+            </w:r>
+          </w:p>
+          <w:bookmarkEnd w:id="51"/>
+        </w:tc>
+      </w:tr>
+    </w:tbl>
+    <w:p>
+      <w:pPr>
+        <w:pStyle w:val="BodyText"/>
+      </w:pPr>
+      <w:r>
+        <w:t xml:space="preserve"> </w:t>
+      </w:r>
+    </w:p>
+    <w:tbl>
+      <w:tblPr>
+        <w:tblStyle w:val="Table"/>
+        <w:tblW w:type="pct" w:w="5000"/>
+        <w:tblLayout w:type="fixed"/>
+        <w:tblLook w:firstRow="0" w:lastRow="0" w:firstColumn="0" w:lastColumn="0" w:noHBand="0" w:noVBand="0" w:val="0000"/>
+      </w:tblPr>
+      <w:tblGrid>
+        <w:gridCol w:w="7920"/>
+      </w:tblGrid>
+      <w:tr>
+        <w:tc>
+          <w:tcPr/>
+          <w:bookmarkStart w:id="52" w:name="tbl-models"/>
+          <w:p>
+            <w:pPr>
+              <w:jc w:val="center"/>
+            </w:pPr>
+            <w:pPr>
+              <w:jc w:val="left"/>
+              <w:spacing w:before="200"/>
+              <w:pStyle w:val="ImageCaption"/>
+            </w:pPr>
+            <w:r>
+              <w:t xml:space="preserve">Table 5: Modelske procjene interakcija po objavi</w:t>
             </w:r>
           </w:p>
           <w:tbl>
@@ -3232,7 +4829,7 @@
               </w:tc>
             </w:tr>
           </w:tbl>
-          <w:bookmarkEnd w:id="47"/>
+          <w:bookmarkEnd w:id="52"/>
           <w:p/>
         </w:tc>
       </w:tr>
@@ -3242,66 +4839,93 @@
         <w:pStyle w:val="BodyText"/>
       </w:pPr>
       <w:r>
-        <w:t xml:space="preserve">Niži koeficijent svećeničkih izvora ne može se pripisati svećeničkom statusu kao uzroku. Skupina je</w:t>
-      </w:r>
-      <w:r>
-        <w:t xml:space="preserve"> </w:t>
-      </w:r>
-      <w:r>
-        <w:t xml:space="preserve">mala, sadržajno heterogena i gotovo potpuno vezana uz jednu platformu. Razlika može odražavati format,</w:t>
-      </w:r>
-      <w:r>
-        <w:t xml:space="preserve"> </w:t>
-      </w:r>
-      <w:r>
-        <w:t xml:space="preserve">publiku, starost objava, intenzitet kanala ili druge neopažene značajke. Nalaz ostaje sličan uz pragove</w:t>
-      </w:r>
-      <w:r>
-        <w:t xml:space="preserve"> </w:t>
-      </w:r>
-      <w:r>
-        <w:t xml:space="preserve">od jedne i deset objava, ali pri pragu od dvadeset objava ostaju samo dva svećenička izvora i interval</w:t>
-      </w:r>
-      <w:r>
-        <w:t xml:space="preserve"> </w:t>
-      </w:r>
-      <w:r>
-        <w:t xml:space="preserve">obuhvaća nulu.</w:t>
-      </w:r>
-    </w:p>
-    <w:bookmarkEnd w:id="48"/>
-    <w:bookmarkStart w:id="50" w:name="sažetak-empirijskih-odgovora"/>
+        <w:t xml:space="preserve">Eksponencirani koeficijenti odnose se na logaritamski transformiran ishod i ne treba ih zamijeniti</w:t>
+      </w:r>
+      <w:r>
+        <w:t xml:space="preserve"> </w:t>
+      </w:r>
+      <w:r>
+        <w:t xml:space="preserve">neprilagođenim omjerom aritmetičkih prosjeka. Niži koeficijent svećeničkih izvora ne može se pripisati</w:t>
+      </w:r>
+      <w:r>
+        <w:t xml:space="preserve"> </w:t>
+      </w:r>
+      <w:r>
+        <w:t xml:space="preserve">svećeničkom statusu kao uzroku. Skupina je mala, sadržajno heterogena i gotovo potpuno vezana uz jednu</w:t>
+      </w:r>
+      <w:r>
+        <w:t xml:space="preserve"> </w:t>
+      </w:r>
+      <w:r>
+        <w:t xml:space="preserve">platformu, pa razlika može odražavati format, publiku, starost objava, intenzitet kanala ili druge</w:t>
+      </w:r>
+      <w:r>
+        <w:t xml:space="preserve"> </w:t>
+      </w:r>
+      <w:r>
+        <w:t xml:space="preserve">neopažene značajke.</w:t>
+      </w:r>
+    </w:p>
+    <w:bookmarkEnd w:id="53"/>
+    <w:bookmarkStart w:id="55" w:name="provjere-robusnosti"/>
     <w:p>
       <w:pPr>
         <w:pStyle w:val="Heading2"/>
       </w:pPr>
       <w:r>
-        <w:t xml:space="preserve">3.7 Sažetak empirijskih odgovora</w:t>
+        <w:t xml:space="preserve">4.7 Provjere robusnosti</w:t>
       </w:r>
     </w:p>
     <w:p>
       <w:pPr>
         <w:pStyle w:val="FirstParagraph"/>
       </w:pPr>
-      <w:hyperlink w:anchor="tbl-findings">
+      <w:r>
+        <w:t xml:space="preserve">Glavni nalaz o razlici u interakcijama po objavi provjeren je uz četiri kombinacije klasifikacijskoga</w:t>
+      </w:r>
+      <w:r>
+        <w:t xml:space="preserve"> </w:t>
+      </w:r>
+      <w:r>
+        <w:t xml:space="preserve">skupa i minimalnoga broja objava, prikazane u</w:t>
+      </w:r>
+      <w:r>
+        <w:t xml:space="preserve"> </w:t>
+      </w:r>
+      <w:hyperlink w:anchor="tbl-robustness">
         <w:r>
           <w:rPr>
             <w:rStyle w:val="Hyperlink"/>
           </w:rPr>
-          <w:t xml:space="preserve">Table 4</w:t>
+          <w:t xml:space="preserve">Table 6</w:t>
         </w:r>
       </w:hyperlink>
       <w:r>
-        <w:t xml:space="preserve"> </w:t>
-      </w:r>
-      <w:r>
-        <w:t xml:space="preserve">razdvaja čvrste opisne nalaze, usporedbu sa zajedničkom platformom i eksplorativne</w:t>
-      </w:r>
-      <w:r>
-        <w:t xml:space="preserve"> </w:t>
-      </w:r>
-      <w:r>
-        <w:t xml:space="preserve">rezultate. Time se izbjegava objedinjavanje svih pitanja u jednu potvrdnu priču.</w:t>
+        <w:t xml:space="preserve">. Koeficijent kreatorske skupine ostaje</w:t>
+      </w:r>
+      <w:r>
+        <w:t xml:space="preserve"> </w:t>
+      </w:r>
+      <w:r>
+        <w:t xml:space="preserve">pozitivan i statistički razlučiv u svim kombinacijama. Njegova je veličina najveća u primarnom skupu,</w:t>
+      </w:r>
+      <w:r>
+        <w:t xml:space="preserve"> </w:t>
+      </w:r>
+      <w:r>
+        <w:t xml:space="preserve">a manja u širem skupu, što je očekivano jer širi skup uključuje mnogo slabo vidljivih devocijskih</w:t>
+      </w:r>
+      <w:r>
+        <w:t xml:space="preserve"> </w:t>
+      </w:r>
+      <w:r>
+        <w:t xml:space="preserve">naziva čija pripadnost katoličkim akterima nije provjerena. Restriktivnija klasifikacija dakle ne</w:t>
+      </w:r>
+      <w:r>
+        <w:t xml:space="preserve"> </w:t>
+      </w:r>
+      <w:r>
+        <w:t xml:space="preserve">proizvodi nalaz, nego ga izoštrava.</w:t>
       </w:r>
     </w:p>
     <w:tbl>
@@ -3317,7 +4941,7 @@
       <w:tr>
         <w:tc>
           <w:tcPr/>
-          <w:bookmarkStart w:id="49" w:name="tbl-findings"/>
+          <w:bookmarkStart w:id="54" w:name="tbl-robustness"/>
           <w:p>
             <w:pPr>
               <w:jc w:val="center"/>
@@ -3328,7 +4952,609 @@
               <w:pStyle w:val="ImageCaption"/>
             </w:pPr>
             <w:r>
-              <w:t xml:space="preserve">Table 4: Sažetak empirijskih odgovora</w:t>
+              <w:t xml:space="preserve">Table 6: Procijenjena razlika kreatorskih i institucionalnih izvora prema klasifikacijskom skupu i pragu broja objava</w:t>
+            </w:r>
+          </w:p>
+          <w:tbl>
+            <w:tblPr>
+              <w:tblStyle w:val="Table"/>
+              <w:tblW w:type="pct" w:w="5000"/>
+              <w:tblLayout w:type="fixed"/>
+              <w:tblLook w:firstRow="1" w:lastRow="0" w:firstColumn="0" w:lastColumn="0" w:noHBand="0" w:noVBand="0" w:val="0020"/>
+            </w:tblPr>
+            <w:tblGrid>
+              <w:gridCol w:w="2376"/>
+              <w:gridCol w:w="1296"/>
+              <w:gridCol w:w="1656"/>
+              <w:gridCol w:w="432"/>
+              <w:gridCol w:w="1080"/>
+              <w:gridCol w:w="360"/>
+              <w:gridCol w:w="720"/>
+            </w:tblGrid>
+            <w:tr>
+              <w:trPr>
+                <w:tblHeader w:val="on"/>
+              </w:trPr>
+              <w:tc>
+                <w:tcPr/>
+                <w:p>
+                  <w:pPr>
+                    <w:pStyle w:val="Compact"/>
+                    <w:jc w:val="left"/>
+                    <w:jc w:val="center"/>
+                  </w:pPr>
+                  <w:r>
+                    <w:t xml:space="preserve">Specifikacija</w:t>
+                  </w:r>
+                </w:p>
+              </w:tc>
+              <w:tc>
+                <w:tcPr/>
+                <w:p>
+                  <w:pPr>
+                    <w:pStyle w:val="Compact"/>
+                    <w:jc w:val="right"/>
+                    <w:jc w:val="center"/>
+                  </w:pPr>
+                  <w:r>
+                    <w:t xml:space="preserve">Kreatorski izvori</w:t>
+                  </w:r>
+                </w:p>
+              </w:tc>
+              <w:tc>
+                <w:tcPr/>
+                <w:p>
+                  <w:pPr>
+                    <w:pStyle w:val="Compact"/>
+                    <w:jc w:val="right"/>
+                    <w:jc w:val="center"/>
+                  </w:pPr>
+                  <w:r>
+                    <w:t xml:space="preserve">Institucionalni izvori</w:t>
+                  </w:r>
+                </w:p>
+              </w:tc>
+              <w:tc>
+                <w:tcPr/>
+                <w:p>
+                  <w:pPr>
+                    <w:pStyle w:val="Compact"/>
+                    <w:jc w:val="right"/>
+                    <w:jc w:val="center"/>
+                  </w:pPr>
+                  <w:r>
+                    <w:t xml:space="preserve">β</w:t>
+                  </w:r>
+                </w:p>
+              </w:tc>
+              <w:tc>
+                <w:tcPr/>
+                <w:p>
+                  <w:pPr>
+                    <w:pStyle w:val="Compact"/>
+                    <w:jc w:val="right"/>
+                    <w:jc w:val="center"/>
+                  </w:pPr>
+                  <w:r>
+                    <w:t xml:space="preserve">95 % CI</w:t>
+                  </w:r>
+                </w:p>
+              </w:tc>
+              <w:tc>
+                <w:tcPr/>
+                <w:p>
+                  <w:pPr>
+                    <w:pStyle w:val="Compact"/>
+                    <w:jc w:val="right"/>
+                    <w:jc w:val="center"/>
+                  </w:pPr>
+                  <w:r>
+                    <w:t xml:space="preserve">e^β</w:t>
+                  </w:r>
+                </w:p>
+              </w:tc>
+              <w:tc>
+                <w:tcPr/>
+                <w:p>
+                  <w:pPr>
+                    <w:pStyle w:val="Compact"/>
+                    <w:jc w:val="right"/>
+                    <w:jc w:val="center"/>
+                  </w:pPr>
+                  <w:r>
+                    <w:t xml:space="preserve">p</w:t>
+                  </w:r>
+                </w:p>
+              </w:tc>
+            </w:tr>
+            <w:tr>
+              <w:tc>
+                <w:tcPr/>
+                <w:p>
+                  <w:pPr>
+                    <w:pStyle w:val="Compact"/>
+                    <w:jc w:val="left"/>
+                    <w:jc w:val="center"/>
+                  </w:pPr>
+                  <w:r>
+                    <w:t xml:space="preserve">Primarni skup, najmanje 1 objava</w:t>
+                  </w:r>
+                </w:p>
+              </w:tc>
+              <w:tc>
+                <w:tcPr/>
+                <w:p>
+                  <w:pPr>
+                    <w:pStyle w:val="Compact"/>
+                    <w:jc w:val="right"/>
+                    <w:jc w:val="center"/>
+                  </w:pPr>
+                  <w:r>
+                    <w:t xml:space="preserve">66</w:t>
+                  </w:r>
+                </w:p>
+              </w:tc>
+              <w:tc>
+                <w:tcPr/>
+                <w:p>
+                  <w:pPr>
+                    <w:pStyle w:val="Compact"/>
+                    <w:jc w:val="right"/>
+                    <w:jc w:val="center"/>
+                  </w:pPr>
+                  <w:r>
+                    <w:t xml:space="preserve">119</w:t>
+                  </w:r>
+                </w:p>
+              </w:tc>
+              <w:tc>
+                <w:tcPr/>
+                <w:p>
+                  <w:pPr>
+                    <w:pStyle w:val="Compact"/>
+                    <w:jc w:val="right"/>
+                    <w:jc w:val="center"/>
+                  </w:pPr>
+                  <w:r>
+                    <w:t xml:space="preserve">1,838</w:t>
+                  </w:r>
+                </w:p>
+              </w:tc>
+              <w:tc>
+                <w:tcPr/>
+                <w:p>
+                  <w:pPr>
+                    <w:pStyle w:val="Compact"/>
+                    <w:jc w:val="right"/>
+                    <w:jc w:val="center"/>
+                  </w:pPr>
+                  <w:r>
+                    <w:t xml:space="preserve">[1,296; 2,381]</w:t>
+                  </w:r>
+                </w:p>
+              </w:tc>
+              <w:tc>
+                <w:tcPr/>
+                <w:p>
+                  <w:pPr>
+                    <w:pStyle w:val="Compact"/>
+                    <w:jc w:val="right"/>
+                    <w:jc w:val="center"/>
+                  </w:pPr>
+                  <w:r>
+                    <w:t xml:space="preserve">6,28</w:t>
+                  </w:r>
+                </w:p>
+              </w:tc>
+              <w:tc>
+                <w:tcPr/>
+                <w:p>
+                  <w:pPr>
+                    <w:pStyle w:val="Compact"/>
+                    <w:jc w:val="right"/>
+                    <w:jc w:val="center"/>
+                  </w:pPr>
+                  <w:r>
+                    <w:t xml:space="preserve">p &lt; 0,001</w:t>
+                  </w:r>
+                </w:p>
+              </w:tc>
+            </w:tr>
+            <w:tr>
+              <w:tc>
+                <w:tcPr/>
+                <w:p>
+                  <w:pPr>
+                    <w:pStyle w:val="Compact"/>
+                    <w:jc w:val="left"/>
+                    <w:jc w:val="center"/>
+                  </w:pPr>
+                  <w:r>
+                    <w:t xml:space="preserve">Primarni skup, najmanje 5 objava</w:t>
+                  </w:r>
+                </w:p>
+              </w:tc>
+              <w:tc>
+                <w:tcPr/>
+                <w:p>
+                  <w:pPr>
+                    <w:pStyle w:val="Compact"/>
+                    <w:jc w:val="right"/>
+                    <w:jc w:val="center"/>
+                  </w:pPr>
+                  <w:r>
+                    <w:t xml:space="preserve">42</w:t>
+                  </w:r>
+                </w:p>
+              </w:tc>
+              <w:tc>
+                <w:tcPr/>
+                <w:p>
+                  <w:pPr>
+                    <w:pStyle w:val="Compact"/>
+                    <w:jc w:val="right"/>
+                    <w:jc w:val="center"/>
+                  </w:pPr>
+                  <w:r>
+                    <w:t xml:space="preserve">60</w:t>
+                  </w:r>
+                </w:p>
+              </w:tc>
+              <w:tc>
+                <w:tcPr/>
+                <w:p>
+                  <w:pPr>
+                    <w:pStyle w:val="Compact"/>
+                    <w:jc w:val="right"/>
+                    <w:jc w:val="center"/>
+                  </w:pPr>
+                  <w:r>
+                    <w:t xml:space="preserve">1,915</w:t>
+                  </w:r>
+                </w:p>
+              </w:tc>
+              <w:tc>
+                <w:tcPr/>
+                <w:p>
+                  <w:pPr>
+                    <w:pStyle w:val="Compact"/>
+                    <w:jc w:val="right"/>
+                    <w:jc w:val="center"/>
+                  </w:pPr>
+                  <w:r>
+                    <w:t xml:space="preserve">[1,300; 2,530]</w:t>
+                  </w:r>
+                </w:p>
+              </w:tc>
+              <w:tc>
+                <w:tcPr/>
+                <w:p>
+                  <w:pPr>
+                    <w:pStyle w:val="Compact"/>
+                    <w:jc w:val="right"/>
+                    <w:jc w:val="center"/>
+                  </w:pPr>
+                  <w:r>
+                    <w:t xml:space="preserve">6,79</w:t>
+                  </w:r>
+                </w:p>
+              </w:tc>
+              <w:tc>
+                <w:tcPr/>
+                <w:p>
+                  <w:pPr>
+                    <w:pStyle w:val="Compact"/>
+                    <w:jc w:val="right"/>
+                    <w:jc w:val="center"/>
+                  </w:pPr>
+                  <w:r>
+                    <w:t xml:space="preserve">p &lt; 0,001</w:t>
+                  </w:r>
+                </w:p>
+              </w:tc>
+            </w:tr>
+            <w:tr>
+              <w:tc>
+                <w:tcPr/>
+                <w:p>
+                  <w:pPr>
+                    <w:pStyle w:val="Compact"/>
+                    <w:jc w:val="left"/>
+                    <w:jc w:val="center"/>
+                  </w:pPr>
+                  <w:r>
+                    <w:t xml:space="preserve">Široki skup, najmanje 1 objava</w:t>
+                  </w:r>
+                </w:p>
+              </w:tc>
+              <w:tc>
+                <w:tcPr/>
+                <w:p>
+                  <w:pPr>
+                    <w:pStyle w:val="Compact"/>
+                    <w:jc w:val="right"/>
+                    <w:jc w:val="center"/>
+                  </w:pPr>
+                  <w:r>
+                    <w:t xml:space="preserve">231</w:t>
+                  </w:r>
+                </w:p>
+              </w:tc>
+              <w:tc>
+                <w:tcPr/>
+                <w:p>
+                  <w:pPr>
+                    <w:pStyle w:val="Compact"/>
+                    <w:jc w:val="right"/>
+                    <w:jc w:val="center"/>
+                  </w:pPr>
+                  <w:r>
+                    <w:t xml:space="preserve">119</w:t>
+                  </w:r>
+                </w:p>
+              </w:tc>
+              <w:tc>
+                <w:tcPr/>
+                <w:p>
+                  <w:pPr>
+                    <w:pStyle w:val="Compact"/>
+                    <w:jc w:val="right"/>
+                    <w:jc w:val="center"/>
+                  </w:pPr>
+                  <w:r>
+                    <w:t xml:space="preserve">0,866</w:t>
+                  </w:r>
+                </w:p>
+              </w:tc>
+              <w:tc>
+                <w:tcPr/>
+                <w:p>
+                  <w:pPr>
+                    <w:pStyle w:val="Compact"/>
+                    <w:jc w:val="right"/>
+                    <w:jc w:val="center"/>
+                  </w:pPr>
+                  <w:r>
+                    <w:t xml:space="preserve">[0,489; 1,243]</w:t>
+                  </w:r>
+                </w:p>
+              </w:tc>
+              <w:tc>
+                <w:tcPr/>
+                <w:p>
+                  <w:pPr>
+                    <w:pStyle w:val="Compact"/>
+                    <w:jc w:val="right"/>
+                    <w:jc w:val="center"/>
+                  </w:pPr>
+                  <w:r>
+                    <w:t xml:space="preserve">2,38</w:t>
+                  </w:r>
+                </w:p>
+              </w:tc>
+              <w:tc>
+                <w:tcPr/>
+                <w:p>
+                  <w:pPr>
+                    <w:pStyle w:val="Compact"/>
+                    <w:jc w:val="right"/>
+                    <w:jc w:val="center"/>
+                  </w:pPr>
+                  <w:r>
+                    <w:t xml:space="preserve">p &lt; 0,001</w:t>
+                  </w:r>
+                </w:p>
+              </w:tc>
+            </w:tr>
+            <w:tr>
+              <w:tc>
+                <w:tcPr/>
+                <w:p>
+                  <w:pPr>
+                    <w:pStyle w:val="Compact"/>
+                    <w:jc w:val="left"/>
+                    <w:jc w:val="center"/>
+                  </w:pPr>
+                  <w:r>
+                    <w:t xml:space="preserve">Široki skup, najmanje 5 objava</w:t>
+                  </w:r>
+                </w:p>
+              </w:tc>
+              <w:tc>
+                <w:tcPr/>
+                <w:p>
+                  <w:pPr>
+                    <w:pStyle w:val="Compact"/>
+                    <w:jc w:val="right"/>
+                    <w:jc w:val="center"/>
+                  </w:pPr>
+                  <w:r>
+                    <w:t xml:space="preserve">112</w:t>
+                  </w:r>
+                </w:p>
+              </w:tc>
+              <w:tc>
+                <w:tcPr/>
+                <w:p>
+                  <w:pPr>
+                    <w:pStyle w:val="Compact"/>
+                    <w:jc w:val="right"/>
+                    <w:jc w:val="center"/>
+                  </w:pPr>
+                  <w:r>
+                    <w:t xml:space="preserve">60</w:t>
+                  </w:r>
+                </w:p>
+              </w:tc>
+              <w:tc>
+                <w:tcPr/>
+                <w:p>
+                  <w:pPr>
+                    <w:pStyle w:val="Compact"/>
+                    <w:jc w:val="right"/>
+                    <w:jc w:val="center"/>
+                  </w:pPr>
+                  <w:r>
+                    <w:t xml:space="preserve">1,298</w:t>
+                  </w:r>
+                </w:p>
+              </w:tc>
+              <w:tc>
+                <w:tcPr/>
+                <w:p>
+                  <w:pPr>
+                    <w:pStyle w:val="Compact"/>
+                    <w:jc w:val="right"/>
+                    <w:jc w:val="center"/>
+                  </w:pPr>
+                  <w:r>
+                    <w:t xml:space="preserve">[0,789; 1,806]</w:t>
+                  </w:r>
+                </w:p>
+              </w:tc>
+              <w:tc>
+                <w:tcPr/>
+                <w:p>
+                  <w:pPr>
+                    <w:pStyle w:val="Compact"/>
+                    <w:jc w:val="right"/>
+                    <w:jc w:val="center"/>
+                  </w:pPr>
+                  <w:r>
+                    <w:t xml:space="preserve">3,66</w:t>
+                  </w:r>
+                </w:p>
+              </w:tc>
+              <w:tc>
+                <w:tcPr/>
+                <w:p>
+                  <w:pPr>
+                    <w:pStyle w:val="Compact"/>
+                    <w:jc w:val="right"/>
+                    <w:jc w:val="center"/>
+                  </w:pPr>
+                  <w:r>
+                    <w:t xml:space="preserve">p &lt; 0,001</w:t>
+                  </w:r>
+                </w:p>
+              </w:tc>
+            </w:tr>
+          </w:tbl>
+          <w:bookmarkEnd w:id="54"/>
+          <w:p/>
+        </w:tc>
+      </w:tr>
+    </w:tbl>
+    <w:p>
+      <w:pPr>
+        <w:pStyle w:val="BodyText"/>
+      </w:pPr>
+      <w:r>
+        <w:t xml:space="preserve">Usporedba unutar YouTubea provjerena je uz pragove od jedne, deset i dvadeset objava. Koeficijent</w:t>
+      </w:r>
+      <w:r>
+        <w:t xml:space="preserve"> </w:t>
+      </w:r>
+      <w:r>
+        <w:t xml:space="preserve">ostaje pozitivan u svim specifikacijama, s najmanjom procjenom</w:t>
+      </w:r>
+      <w:r>
+        <w:t xml:space="preserve"> </w:t>
+      </w:r>
+      <w:r>
+        <w:t xml:space="preserve">1,367 i najvećom p-vrijednošću</w:t>
+      </w:r>
+      <w:r>
+        <w:t xml:space="preserve"> </w:t>
+      </w:r>
+      <w:r>
+        <w:t xml:space="preserve">p = 0,024 pri najstrožem pragu, gdje uzorak pada na manje od</w:t>
+      </w:r>
+      <w:r>
+        <w:t xml:space="preserve"> </w:t>
+      </w:r>
+      <w:r>
+        <w:t xml:space="preserve">polovice izvora. Nalaz o svećeničkim izvorima ostaje sličan uz pragove od jedne i deset objava, ali pri</w:t>
+      </w:r>
+      <w:r>
+        <w:t xml:space="preserve"> </w:t>
+      </w:r>
+      <w:r>
+        <w:t xml:space="preserve">pragu od dvadeset objava u uzorku ostaju samo dva takva izvora i interval obuhvaća nulu, pa se ta</w:t>
+      </w:r>
+      <w:r>
+        <w:t xml:space="preserve"> </w:t>
+      </w:r>
+      <w:r>
+        <w:t xml:space="preserve">razlika ne može smatrati utvrđenom.</w:t>
+      </w:r>
+    </w:p>
+    <w:bookmarkEnd w:id="55"/>
+    <w:bookmarkStart w:id="57" w:name="sinteza-nalaza"/>
+    <w:p>
+      <w:pPr>
+        <w:pStyle w:val="Heading2"/>
+      </w:pPr>
+      <w:r>
+        <w:t xml:space="preserve">4.8 Sinteza nalaza</w:t>
+      </w:r>
+    </w:p>
+    <w:p>
+      <w:pPr>
+        <w:pStyle w:val="FirstParagraph"/>
+      </w:pPr>
+      <w:hyperlink w:anchor="tbl-findings">
+        <w:r>
+          <w:rPr>
+            <w:rStyle w:val="Hyperlink"/>
+          </w:rPr>
+          <w:t xml:space="preserve">Table 7</w:t>
+        </w:r>
+      </w:hyperlink>
+      <w:r>
+        <w:t xml:space="preserve"> </w:t>
+      </w:r>
+      <w:r>
+        <w:t xml:space="preserve">razdvaja čvrste opisne nalaze, usporedbu sa zajedničkom platformom i eksplorativne</w:t>
+      </w:r>
+      <w:r>
+        <w:t xml:space="preserve"> </w:t>
+      </w:r>
+      <w:r>
+        <w:t xml:space="preserve">rezultate. Razdvajanje je nužno jer se pet pitanja ne oslanja na jednako jaku evidenciju, pa bi</w:t>
+      </w:r>
+      <w:r>
+        <w:t xml:space="preserve"> </w:t>
+      </w:r>
+      <w:r>
+        <w:t xml:space="preserve">njihovo objedinjavanje u jednu potvrdnu priču precijenilo doseg slabijih procjena.</w:t>
+      </w:r>
+    </w:p>
+    <w:tbl>
+      <w:tblPr>
+        <w:tblStyle w:val="Table"/>
+        <w:tblW w:type="pct" w:w="5000"/>
+        <w:tblLayout w:type="fixed"/>
+        <w:tblLook w:firstRow="0" w:lastRow="0" w:firstColumn="0" w:lastColumn="0" w:noHBand="0" w:noVBand="0" w:val="0000"/>
+      </w:tblPr>
+      <w:tblGrid>
+        <w:gridCol w:w="7920"/>
+      </w:tblGrid>
+      <w:tr>
+        <w:tc>
+          <w:tcPr/>
+          <w:bookmarkStart w:id="56" w:name="tbl-findings"/>
+          <w:p>
+            <w:pPr>
+              <w:jc w:val="center"/>
+            </w:pPr>
+            <w:pPr>
+              <w:jc w:val="left"/>
+              <w:spacing w:before="200"/>
+              <w:pStyle w:val="ImageCaption"/>
+            </w:pPr>
+            <w:r>
+              <w:t xml:space="preserve">Table 7: Sinteza empirijskih odgovora prema snazi dokaza</w:t>
             </w:r>
           </w:p>
           <w:tbl>
@@ -3382,7 +5608,7 @@
                     <w:jc w:val="center"/>
                   </w:pPr>
                   <w:r>
-                    <w:t xml:space="preserve">Status dokaza</w:t>
+                    <w:t xml:space="preserve">Snaga dokaza</w:t>
                   </w:r>
                 </w:p>
               </w:tc>
@@ -3464,7 +5690,7 @@
                     <w:jc w:val="center"/>
                   </w:pPr>
                   <w:r>
-                    <w:t xml:space="preserve">Poduprto unutar YouTubea</w:t>
+                    <w:t xml:space="preserve">Poduprto unutar zajedničke platforme</w:t>
                   </w:r>
                 </w:p>
               </w:tc>
@@ -3593,514 +5819,29 @@
               </w:tc>
             </w:tr>
           </w:tbl>
-          <w:bookmarkEnd w:id="49"/>
+          <w:bookmarkEnd w:id="56"/>
           <w:p/>
         </w:tc>
       </w:tr>
     </w:tbl>
-    <w:bookmarkEnd w:id="50"/>
-    <w:bookmarkEnd w:id="51"/>
-    <w:bookmarkStart w:id="58" w:name="rasprava"/>
-    <w:p>
-      <w:pPr>
-        <w:pStyle w:val="Heading1"/>
-      </w:pPr>
-      <w:r>
-        <w:t xml:space="preserve">4. Rasprava</w:t>
-      </w:r>
-    </w:p>
-    <w:bookmarkStart w:id="52" w:name="glavni-nalaz"/>
-    <w:p>
-      <w:pPr>
-        <w:pStyle w:val="Heading2"/>
-      </w:pPr>
-      <w:r>
-        <w:t xml:space="preserve">4.1 Glavni nalaz</w:t>
-      </w:r>
-    </w:p>
-    <w:p>
-      <w:pPr>
-        <w:pStyle w:val="FirstParagraph"/>
-      </w:pPr>
-      <w:r>
-        <w:t xml:space="preserve">Najčvršći rezultat rada nije opća tvrdnja da su influenceri uspješniji od institucija. Rezultat je</w:t>
-      </w:r>
-      <w:r>
-        <w:t xml:space="preserve"> </w:t>
-      </w:r>
-      <w:r>
-        <w:t xml:space="preserve">uži. Pouzdano prepoznati kreatorski izvori prikupljaju više zabilježenih interakcija po objavi od</w:t>
-      </w:r>
-      <w:r>
-        <w:t xml:space="preserve"> </w:t>
-      </w:r>
-      <w:r>
-        <w:t xml:space="preserve">institucionalnih izvora, a razlika ostaje velika i kada se usporedba ograniči na YouTube. Time se</w:t>
-      </w:r>
-      <w:r>
-        <w:t xml:space="preserve"> </w:t>
-      </w:r>
-      <w:r>
-        <w:t xml:space="preserve">isključuje najjednostavnije objašnjenje prema kojem je cijeli deficit samo posljedica usporedbe</w:t>
-      </w:r>
-      <w:r>
-        <w:t xml:space="preserve"> </w:t>
-      </w:r>
-      <w:r>
-        <w:t xml:space="preserve">platformi s različitim metrikama.</w:t>
-      </w:r>
-    </w:p>
-    <w:p>
-      <w:pPr>
-        <w:pStyle w:val="BodyText"/>
-      </w:pPr>
-      <w:r>
-        <w:t xml:space="preserve">Ipak, zajednička platforma ne stvara eksperimentalne uvjete. Kreatorski i institucionalni YouTube</w:t>
-      </w:r>
-      <w:r>
-        <w:t xml:space="preserve"> </w:t>
-      </w:r>
-      <w:r>
-        <w:t xml:space="preserve">izvori mogu se razlikovati po formatu, publici, trajanju videa, temama, starosti kanala i ciljevima.</w:t>
-      </w:r>
-      <w:r>
-        <w:t xml:space="preserve"> </w:t>
-      </w:r>
-      <w:r>
-        <w:t xml:space="preserve">Procjena zato opisuje uvjetovanu povezanost, ne učinak kreatorskoga identiteta. Izraz deficit pažnje</w:t>
-      </w:r>
-      <w:r>
-        <w:t xml:space="preserve"> </w:t>
-      </w:r>
-      <w:r>
-        <w:t xml:space="preserve">koristan je samo ako ostane vezan uz zabilježene reakcije na objavu.</w:t>
-      </w:r>
-    </w:p>
-    <w:bookmarkEnd w:id="52"/>
-    <w:bookmarkStart w:id="53" w:name="koncentracija-unutar-kreatorskoga-sloja"/>
-    <w:p>
-      <w:pPr>
-        <w:pStyle w:val="Heading2"/>
-      </w:pPr>
-      <w:r>
-        <w:t xml:space="preserve">4.2 Koncentracija unutar kreatorskoga sloja</w:t>
-      </w:r>
-    </w:p>
-    <w:p>
-      <w:pPr>
-        <w:pStyle w:val="FirstParagraph"/>
-      </w:pPr>
-      <w:r>
-        <w:t xml:space="preserve">Visoka koncentracija mijenja interpretaciju prosječne prednosti kreatorskih izvora. Digitalna pažnja</w:t>
-      </w:r>
-      <w:r>
-        <w:t xml:space="preserve"> </w:t>
-      </w:r>
-      <w:r>
-        <w:t xml:space="preserve">nije ravnomjerno raspoređena među alternativnim glasovima. Nekoliko oznaka izvora prikuplja gotovo sve</w:t>
-      </w:r>
-      <w:r>
-        <w:t xml:space="preserve"> </w:t>
-      </w:r>
-      <w:r>
-        <w:t xml:space="preserve">zabilježene interakcije, dok većina ostaje na periferiji. Institucionalni komunikator zato ne konkurira</w:t>
-      </w:r>
-      <w:r>
-        <w:t xml:space="preserve"> </w:t>
-      </w:r>
-      <w:r>
-        <w:t xml:space="preserve">apstraktnoj skupini „influencera”, nego malom broju iznimno vidljivih kanala i dugom repu slabo vidljivih</w:t>
-      </w:r>
-      <w:r>
-        <w:t xml:space="preserve"> </w:t>
-      </w:r>
-      <w:r>
-        <w:t xml:space="preserve">izvora.</w:t>
-      </w:r>
-    </w:p>
-    <w:p>
-      <w:pPr>
-        <w:pStyle w:val="BodyText"/>
-      </w:pPr>
-      <w:r>
-        <w:t xml:space="preserve">Takva raspodjela ima i metodološku posljedicu. Prosjek skupine snažno ovisi o vodećim izvorima, dok</w:t>
-      </w:r>
-      <w:r>
-        <w:t xml:space="preserve"> </w:t>
-      </w:r>
-      <w:r>
-        <w:t xml:space="preserve">medijan bolje opisuje tipičnu oznaku izvora. Ovaj rad zato izvještava obje vrste sažetka i daje prednost</w:t>
-      </w:r>
-      <w:r>
-        <w:t xml:space="preserve"> </w:t>
-      </w:r>
-      <w:r>
-        <w:t xml:space="preserve">medijanu u glavnoj međugrupnoj usporedbi.</w:t>
-      </w:r>
-    </w:p>
-    <w:bookmarkEnd w:id="53"/>
-    <w:bookmarkStart w:id="54" w:name="platformska-podjela-rada"/>
-    <w:p>
-      <w:pPr>
-        <w:pStyle w:val="Heading2"/>
-      </w:pPr>
-      <w:r>
-        <w:t xml:space="preserve">4.3 Platformska podjela rada</w:t>
-      </w:r>
-    </w:p>
-    <w:p>
-      <w:pPr>
-        <w:pStyle w:val="FirstParagraph"/>
-      </w:pPr>
-      <w:r>
-        <w:t xml:space="preserve">Kreatorski je sloj gotovo potpuno usmjeren na društvene platforme, ponajprije YouTube, dok institucije</w:t>
-      </w:r>
-      <w:r>
-        <w:t xml:space="preserve"> </w:t>
-      </w:r>
-      <w:r>
-        <w:t xml:space="preserve">kombiniraju web, Facebook i YouTube. To nije samo distribucijski detalj. Web stranica može služiti</w:t>
-      </w:r>
-      <w:r>
-        <w:t xml:space="preserve"> </w:t>
-      </w:r>
-      <w:r>
-        <w:t xml:space="preserve">autoritativnoj objavi, arhivi i pretraživosti, a društvena platforma neposrednoj reakciji i ponovnoj</w:t>
-      </w:r>
-      <w:r>
-        <w:t xml:space="preserve"> </w:t>
-      </w:r>
-      <w:r>
-        <w:t xml:space="preserve">distribuciji. Manji broj interakcija zato ne znači nužno da institucionalni kanal nije ostvario svrhu.</w:t>
-      </w:r>
-    </w:p>
-    <w:p>
-      <w:pPr>
-        <w:pStyle w:val="BodyText"/>
-      </w:pPr>
-      <w:r>
-        <w:t xml:space="preserve">Nalaz ipak pokazuje da institucionalne organizacije ne mogu procjenjivati digitalni odaziv samo prema</w:t>
-      </w:r>
-      <w:r>
-        <w:t xml:space="preserve"> </w:t>
-      </w:r>
-      <w:r>
-        <w:t xml:space="preserve">volumenu objavljivanja. Platformski specifični cilj, usporediva skupina izvora i konzistentna metrika</w:t>
-      </w:r>
-      <w:r>
-        <w:t xml:space="preserve"> </w:t>
-      </w:r>
-      <w:r>
-        <w:t xml:space="preserve">potrebni su prije zaključka o uspjehu. Za YouTube to znači uspoređivati reakcije po objavi s drugim</w:t>
-      </w:r>
-      <w:r>
-        <w:t xml:space="preserve"> </w:t>
-      </w:r>
-      <w:r>
-        <w:t xml:space="preserve">kanalima slične veličine i razdoblja, a ne s web-produkcijom iste institucije.</w:t>
-      </w:r>
-    </w:p>
-    <w:bookmarkEnd w:id="54"/>
-    <w:bookmarkStart w:id="55" w:name="tematska-blizina-i-razlika-naglaska"/>
-    <w:p>
-      <w:pPr>
-        <w:pStyle w:val="Heading2"/>
-      </w:pPr>
-      <w:r>
-        <w:t xml:space="preserve">4.4 Tematska blizina i razlika naglaska</w:t>
-      </w:r>
-    </w:p>
-    <w:p>
-      <w:pPr>
-        <w:pStyle w:val="FirstParagraph"/>
-      </w:pPr>
-      <w:r>
-        <w:t xml:space="preserve">Tematski rezultat ne podupire sliku dvaju odvojenih religijskih svjetova. Obje skupine sudjeluju u</w:t>
-      </w:r>
-      <w:r>
-        <w:t xml:space="preserve"> </w:t>
-      </w:r>
-      <w:r>
-        <w:t xml:space="preserve">zajedničkom repertoaru, ali mu daju različite težine. Kreatorski izvori više naglašavaju devocijski</w:t>
-      </w:r>
-      <w:r>
-        <w:t xml:space="preserve"> </w:t>
-      </w:r>
-      <w:r>
-        <w:t xml:space="preserve">sadržaj, dok institucionalni izvori više bilježe hijerarhiju, dokumente i službena događanja. Razlika</w:t>
-      </w:r>
-      <w:r>
-        <w:t xml:space="preserve"> </w:t>
-      </w:r>
-      <w:r>
-        <w:t xml:space="preserve">je komunikacijska specijalizacija unutar zajedničkoga polja, a ne potpuna tematska segmentacija.</w:t>
-      </w:r>
-    </w:p>
-    <w:p>
-      <w:pPr>
-        <w:pStyle w:val="BodyText"/>
-      </w:pPr>
-      <w:r>
-        <w:t xml:space="preserve">Rječnički rezultat ne govori jesu li teme obrađene afirmativno, kritički ili informativno. Ne pokazuje</w:t>
-      </w:r>
-      <w:r>
-        <w:t xml:space="preserve"> </w:t>
-      </w:r>
-      <w:r>
-        <w:t xml:space="preserve">ni proizvodi li devocijski naglasak više interakcija. Za takav bi zaključak bilo potrebno validirano</w:t>
-      </w:r>
-      <w:r>
-        <w:t xml:space="preserve"> </w:t>
-      </w:r>
-      <w:r>
-        <w:t xml:space="preserve">kodiranje sadržaja i dizajn koji povezuje temu pojedinačne objave s platformski usporedivom pažnjom.</w:t>
-      </w:r>
-    </w:p>
-    <w:bookmarkEnd w:id="55"/>
-    <w:bookmarkStart w:id="56" w:name="razlike-unutar-kreatorskoga-sloja"/>
-    <w:p>
-      <w:pPr>
-        <w:pStyle w:val="Heading2"/>
-      </w:pPr>
-      <w:r>
-        <w:t xml:space="preserve">4.5 Razlike unutar kreatorskoga sloja</w:t>
-      </w:r>
-    </w:p>
-    <w:p>
-      <w:pPr>
-        <w:pStyle w:val="FirstParagraph"/>
-      </w:pPr>
-      <w:r>
-        <w:t xml:space="preserve">Eksplorativna negativna povezanost svećeničkih izvora s interakcijama po objavi važna je upravo zato</w:t>
-      </w:r>
-      <w:r>
-        <w:t xml:space="preserve"> </w:t>
-      </w:r>
-      <w:r>
-        <w:t xml:space="preserve">što ne potvrđuje pretpostavku da osobni klerikalni autoritet automatski donosi digitalnu pažnju. No</w:t>
-      </w:r>
-      <w:r>
-        <w:t xml:space="preserve"> </w:t>
-      </w:r>
-      <w:r>
-        <w:t xml:space="preserve">uzorak je premalen za čvrstu tipologiju. Svećenički kanal može biti arhiva propovijedi, podcast,</w:t>
-      </w:r>
-      <w:r>
-        <w:t xml:space="preserve"> </w:t>
-      </w:r>
-      <w:r>
-        <w:t xml:space="preserve">prijenos mise ili osobni komentar, a te se funkcije ne mogu svesti na jednu binarnu oznaku.</w:t>
-      </w:r>
-    </w:p>
-    <w:p>
-      <w:pPr>
-        <w:pStyle w:val="BodyText"/>
-      </w:pPr>
-      <w:r>
-        <w:t xml:space="preserve">Nedostatak varijacije primarne platforme jednako je informativan. U ovom korpusu platforma nije jedan</w:t>
-      </w:r>
-      <w:r>
-        <w:t xml:space="preserve"> </w:t>
-      </w:r>
-      <w:r>
-        <w:t xml:space="preserve">od nekoliko ravnomjerno dostupnih izbora kreatora. Ona je gotovo sastavni dio promatranoga kreatorskoga</w:t>
-      </w:r>
-      <w:r>
-        <w:t xml:space="preserve"> </w:t>
-      </w:r>
-      <w:r>
-        <w:t xml:space="preserve">sloja. Pokušaj procjene samostalnoga platformskog učinka stoga bi se temeljio na ekstrapolaciji, a ne na</w:t>
-      </w:r>
-      <w:r>
-        <w:t xml:space="preserve"> </w:t>
-      </w:r>
-      <w:r>
-        <w:t xml:space="preserve">stvarnoj usporedbi.</w:t>
-      </w:r>
-    </w:p>
-    <w:bookmarkEnd w:id="56"/>
-    <w:bookmarkStart w:id="57" w:name="ograničenja"/>
-    <w:p>
-      <w:pPr>
-        <w:pStyle w:val="Heading2"/>
-      </w:pPr>
-      <w:r>
-        <w:t xml:space="preserve">4.6 Ograničenja</w:t>
-      </w:r>
-    </w:p>
-    <w:p>
-      <w:pPr>
-        <w:pStyle w:val="FirstParagraph"/>
-      </w:pPr>
-      <w:r>
-        <w:t xml:space="preserve">Prvo, klasifikacija se temelji na oznakama izvora i pravilima, a ne na neovisnom dvostrukom kodiranju</w:t>
-      </w:r>
-      <w:r>
-        <w:t xml:space="preserve"> </w:t>
-      </w:r>
-      <w:r>
-        <w:t xml:space="preserve">svakoga računa. Primarni skup smanjuje pogrešku, ali ne jamči da je svaka oznaka katolička, aktivna ili</w:t>
-      </w:r>
-      <w:r>
-        <w:t xml:space="preserve"> </w:t>
-      </w:r>
-      <w:r>
-        <w:t xml:space="preserve">ispravno svrstana. Široka klasifikacija posebno je osjetljiva na općenito kršćanske, regionalne i</w:t>
-      </w:r>
-      <w:r>
-        <w:t xml:space="preserve"> </w:t>
-      </w:r>
-      <w:r>
-        <w:t xml:space="preserve">devocijske nazive, pa služi samo kao analiza osjetljivosti.</w:t>
-      </w:r>
-    </w:p>
-    <w:p>
-      <w:pPr>
-        <w:pStyle w:val="BodyText"/>
-      </w:pPr>
-      <w:r>
-        <w:t xml:space="preserve">Drugo, oznake izvora nisu razriješene u jedinstvene stvarne aktere. Jedan kanal može imati više</w:t>
-      </w:r>
-      <w:r>
-        <w:t xml:space="preserve"> </w:t>
-      </w:r>
-      <w:r>
-        <w:t xml:space="preserve">varijanti naziva, a ista institucija može nastupati kroz domenu i društveni račun. Fragmentacija može</w:t>
-      </w:r>
-      <w:r>
-        <w:t xml:space="preserve"> </w:t>
-      </w:r>
-      <w:r>
-        <w:t xml:space="preserve">povećati broj izvora i promijeniti koncentraciju. Rezultati zato opisuju zabilježene oznake, ne potpuno</w:t>
-      </w:r>
-      <w:r>
-        <w:t xml:space="preserve"> </w:t>
-      </w:r>
-      <w:r>
-        <w:t xml:space="preserve">razriješenu mrežu osoba i organizacija.</w:t>
-      </w:r>
-    </w:p>
-    <w:p>
-      <w:pPr>
-        <w:pStyle w:val="BodyText"/>
-      </w:pPr>
-      <w:r>
-        <w:t xml:space="preserve">Treće, varijabla interakcija vendorska je snimka. Ne osvježava se jednako dugo nakon objave, ne obuhvaća</w:t>
-      </w:r>
-      <w:r>
-        <w:t xml:space="preserve"> </w:t>
-      </w:r>
-      <w:r>
-        <w:t xml:space="preserve">iste radnje na svim platformama i može ponavljati iste vrijednosti kroz više zapisa. Nula nije siguran</w:t>
-      </w:r>
-      <w:r>
-        <w:t xml:space="preserve"> </w:t>
-      </w:r>
-      <w:r>
-        <w:t xml:space="preserve">dokaz nulte reakcije. Usporedba unutar YouTubea i prag minimalnoga broja objava smanjuju, ali ne</w:t>
-      </w:r>
-      <w:r>
-        <w:t xml:space="preserve"> </w:t>
-      </w:r>
-      <w:r>
-        <w:t xml:space="preserve">uklanjaju taj problem.</w:t>
-      </w:r>
-    </w:p>
-    <w:p>
-      <w:pPr>
-        <w:pStyle w:val="BodyText"/>
-      </w:pPr>
-      <w:r>
-        <w:t xml:space="preserve">Četvrto, korpus obuhvaća javno dostupne i instrumentom dohvaćene objave. Zatvorene skupine, privatne</w:t>
-      </w:r>
-      <w:r>
-        <w:t xml:space="preserve"> </w:t>
-      </w:r>
-      <w:r>
-        <w:t xml:space="preserve">poruke, dio Instagrama i TikToka, tiskani kanali te offline zajednice ostaju izvan analize. Vidljivi</w:t>
-      </w:r>
-      <w:r>
-        <w:t xml:space="preserve"> </w:t>
-      </w:r>
-      <w:r>
-        <w:t xml:space="preserve">digitalni sloj nije cijeli katolički komunikacijski prostor.</w:t>
-      </w:r>
-    </w:p>
-    <w:p>
-      <w:pPr>
-        <w:pStyle w:val="BodyText"/>
-      </w:pPr>
-      <w:r>
-        <w:t xml:space="preserve">Peto, promjena instrumenta prikupljanja tijekom 2024. i nepotpuna 2026. ograničavaju vremensku</w:t>
-      </w:r>
-      <w:r>
-        <w:t xml:space="preserve"> </w:t>
-      </w:r>
-      <w:r>
-        <w:t xml:space="preserve">usporedivost. Modeli kontroliraju prosječno vrijeme prikupljanja gdje je to potrebno, ali ne mogu</w:t>
-      </w:r>
-      <w:r>
-        <w:t xml:space="preserve"> </w:t>
-      </w:r>
-      <w:r>
-        <w:t xml:space="preserve">rekonstruirati sadržaj koji instrument nije zahvatio.</w:t>
-      </w:r>
-    </w:p>
-    <w:p>
-      <w:pPr>
-        <w:pStyle w:val="BodyText"/>
-      </w:pPr>
-      <w:r>
-        <w:t xml:space="preserve">Šesto, riječ je o opservacijskim podacima. Modeli ne mogu razlikovati učinak identiteta izvora od</w:t>
-      </w:r>
-      <w:r>
-        <w:t xml:space="preserve"> </w:t>
-      </w:r>
-      <w:r>
-        <w:t xml:space="preserve">učinka kvalitete produkcije, baze pratitelja, plaćene promocije, algoritamske preporuke, teme ili dobi</w:t>
-      </w:r>
-      <w:r>
-        <w:t xml:space="preserve"> </w:t>
-      </w:r>
-      <w:r>
-        <w:t xml:space="preserve">objave. Statističke veze ne treba čitati kao preporuku da institucije oponašaju kreatore bez obzira na</w:t>
-      </w:r>
-      <w:r>
-        <w:t xml:space="preserve"> </w:t>
-      </w:r>
-      <w:r>
-        <w:t xml:space="preserve">vlastitu komunikacijsku svrhu.</w:t>
-      </w:r>
-    </w:p>
-    <w:p>
-      <w:pPr>
-        <w:pStyle w:val="BodyText"/>
-      </w:pPr>
-      <w:r>
-        <w:t xml:space="preserve">Sedmo, tematski rječnik koristi široke jezične korijene. Visoka pokrivenost nije isto što i visoka</w:t>
-      </w:r>
-      <w:r>
-        <w:t xml:space="preserve"> </w:t>
-      </w:r>
-      <w:r>
-        <w:t xml:space="preserve">preciznost, a višestruke oznake nisu međusobno isključive teme. Intervali procjenjuju varijaciju među</w:t>
-      </w:r>
-      <w:r>
-        <w:t xml:space="preserve"> </w:t>
-      </w:r>
-      <w:r>
-        <w:t xml:space="preserve">izvorima, ali ne uključuju pogrešku samoga rječnika.</w:t>
-      </w:r>
-    </w:p>
     <w:bookmarkEnd w:id="57"/>
     <w:bookmarkEnd w:id="58"/>
-    <w:bookmarkStart w:id="59" w:name="zaključak"/>
+    <w:bookmarkStart w:id="65" w:name="rasprava"/>
     <w:p>
       <w:pPr>
         <w:pStyle w:val="Heading1"/>
       </w:pPr>
       <w:r>
-        <w:t xml:space="preserve">5. Zaključak</w:t>
+        <w:t xml:space="preserve">5. Rasprava</w:t>
+      </w:r>
+    </w:p>
+    <w:bookmarkStart w:id="59" w:name="doseg-glavnoga-nalaza"/>
+    <w:p>
+      <w:pPr>
+        <w:pStyle w:val="Heading2"/>
+      </w:pPr>
+      <w:r>
+        <w:t xml:space="preserve">5.1 Doseg glavnoga nalaza</w:t>
       </w:r>
     </w:p>
     <w:p>
@@ -4108,31 +5849,37 @@
         <w:pStyle w:val="FirstParagraph"/>
       </w:pPr>
       <w:r>
-        <w:t xml:space="preserve">Službeni DigiKat korpus pokazuje institucionalni deficit zabilježenih interakcija po objavi. Nalaz je</w:t>
-      </w:r>
-      <w:r>
-        <w:t xml:space="preserve"> </w:t>
-      </w:r>
-      <w:r>
-        <w:t xml:space="preserve">vidljiv u izvorima visoke pouzdanosti i ostaje velik unutar YouTubea nakon prilagodbe za aktivnost i</w:t>
-      </w:r>
-      <w:r>
-        <w:t xml:space="preserve"> </w:t>
-      </w:r>
-      <w:r>
-        <w:t xml:space="preserve">vrijeme prikupljanja. Istodobno je pažnja među kreatorskim izvorima izrazito koncentrirana. Prednost</w:t>
-      </w:r>
-      <w:r>
-        <w:t xml:space="preserve"> </w:t>
-      </w:r>
-      <w:r>
-        <w:t xml:space="preserve">kreatorskoga sloja zato pripada malom broju vrlo vidljivih kanala, a ne svakom izvoru koji djeluje</w:t>
-      </w:r>
-      <w:r>
-        <w:t xml:space="preserve"> </w:t>
-      </w:r>
-      <w:r>
-        <w:t xml:space="preserve">izvan institucije.</w:t>
+        <w:t xml:space="preserve">Najčvršći rezultat rada nije opća tvrdnja da su influenceri uspješniji od institucija. Rezultat je uži.</w:t>
+      </w:r>
+      <w:r>
+        <w:t xml:space="preserve"> </w:t>
+      </w:r>
+      <w:r>
+        <w:t xml:space="preserve">Pouzdano prepoznati kreatorski izvori prikupljaju više zabilježenih interakcija po objavi od</w:t>
+      </w:r>
+      <w:r>
+        <w:t xml:space="preserve"> </w:t>
+      </w:r>
+      <w:r>
+        <w:t xml:space="preserve">institucionalnih izvora, a razlika ostaje velika i kada se usporedba ograniči na YouTube. Time se</w:t>
+      </w:r>
+      <w:r>
+        <w:t xml:space="preserve"> </w:t>
+      </w:r>
+      <w:r>
+        <w:t xml:space="preserve">isključuje najjednostavnije alternativno objašnjenje prema kojem je cijeli deficit samo posljedica</w:t>
+      </w:r>
+      <w:r>
+        <w:t xml:space="preserve"> </w:t>
+      </w:r>
+      <w:r>
+        <w:t xml:space="preserve">usporedbe platformi s različitim metrikama. Ta je provjera bila nužna jer podaci pokazuju gotovo</w:t>
+      </w:r>
+      <w:r>
+        <w:t xml:space="preserve"> </w:t>
+      </w:r>
+      <w:r>
+        <w:t xml:space="preserve">potpunu platformsku razdvojenost dviju skupina izvan YouTubea.</w:t>
       </w:r>
     </w:p>
     <w:p>
@@ -4140,25 +5887,576 @@
         <w:pStyle w:val="BodyText"/>
       </w:pPr>
       <w:r>
+        <w:t xml:space="preserve">Zajednička platforma ipak ne stvara eksperimentalne uvjete. Kreatorski i institucionalni YouTube izvori</w:t>
+      </w:r>
+      <w:r>
+        <w:t xml:space="preserve"> </w:t>
+      </w:r>
+      <w:r>
+        <w:t xml:space="preserve">mogu se razlikovati po formatu, publici, trajanju videa, temama, starosti kanala i komunikacijskim</w:t>
+      </w:r>
+      <w:r>
+        <w:t xml:space="preserve"> </w:t>
+      </w:r>
+      <w:r>
+        <w:t xml:space="preserve">ciljevima. Procjena zato opisuje uvjetovanu povezanost, a ne učinak kreatorskoga identiteta. Izraz</w:t>
+      </w:r>
+      <w:r>
+        <w:t xml:space="preserve"> </w:t>
+      </w:r>
+      <w:r>
+        <w:t xml:space="preserve">institucionalni deficit pažnje koristan je samo dok ostaje vezan uz zabilježene reakcije na objavu.</w:t>
+      </w:r>
+      <w:r>
+        <w:t xml:space="preserve"> </w:t>
+      </w:r>
+      <w:r>
+        <w:t xml:space="preserve">Nalaz ne pokazuje koliko je ljudi sadržaj vidjelo, koliko mu vjeruje, je li ispunio institucionalnu</w:t>
+      </w:r>
+      <w:r>
+        <w:t xml:space="preserve"> </w:t>
+      </w:r>
+      <w:r>
+        <w:t xml:space="preserve">svrhu ili kakav je duhovni i društveni učinak imao.</w:t>
+      </w:r>
+    </w:p>
+    <w:bookmarkEnd w:id="59"/>
+    <w:bookmarkStart w:id="60" w:name="X2f32ffdba4676af55489b6ddf95c78da627407c"/>
+    <w:p>
+      <w:pPr>
+        <w:pStyle w:val="Heading2"/>
+      </w:pPr>
+      <w:r>
+        <w:t xml:space="preserve">5.2 Koncentracija mijenja smisao prosječne prednosti</w:t>
+      </w:r>
+    </w:p>
+    <w:p>
+      <w:pPr>
+        <w:pStyle w:val="FirstParagraph"/>
+      </w:pPr>
+      <w:r>
+        <w:t xml:space="preserve">Visoka koncentracija bitno mijenja interpretaciju kreatorske prednosti. Digitalna pažnja nije</w:t>
+      </w:r>
+      <w:r>
+        <w:t xml:space="preserve"> </w:t>
+      </w:r>
+      <w:r>
+        <w:t xml:space="preserve">ravnomjerno raspoređena među alternativnim glasovima. Nekoliko oznaka izvora prikuplja gotovo sve</w:t>
+      </w:r>
+      <w:r>
+        <w:t xml:space="preserve"> </w:t>
+      </w:r>
+      <w:r>
+        <w:t xml:space="preserve">zabilježene interakcije, dok velika većina ostaje na periferiji vidljivosti. Institucionalni</w:t>
+      </w:r>
+      <w:r>
+        <w:t xml:space="preserve"> </w:t>
+      </w:r>
+      <w:r>
+        <w:t xml:space="preserve">komunikator zato ne konkurira apstraktnoj skupini influencera, nego malom broju iznimno vidljivih</w:t>
+      </w:r>
+      <w:r>
+        <w:t xml:space="preserve"> </w:t>
+      </w:r>
+      <w:r>
+        <w:t xml:space="preserve">kanala i dugom repu slabo vidljivih izvora. Taj je nalaz u skladu s očekivanjem izvedenim iz ekonomije</w:t>
+      </w:r>
+      <w:r>
+        <w:t xml:space="preserve"> </w:t>
+      </w:r>
+      <w:r>
+        <w:t xml:space="preserve">pažnje, prema kojem vidljivost djeluje kumulativno.</w:t>
+      </w:r>
+    </w:p>
+    <w:p>
+      <w:pPr>
+        <w:pStyle w:val="BodyText"/>
+      </w:pPr>
+      <w:r>
+        <w:t xml:space="preserve">Iz toga slijedi i praktična posljedica za tumačenje javne rasprave. Uspješni kreatorski kanali nisu</w:t>
+      </w:r>
+      <w:r>
+        <w:t xml:space="preserve"> </w:t>
+      </w:r>
+      <w:r>
+        <w:t xml:space="preserve">reprezentativni za kreatorski sloj, pa se iz njihova primjera ne može izvesti zaključak o tome što</w:t>
+      </w:r>
+      <w:r>
+        <w:t xml:space="preserve"> </w:t>
+      </w:r>
+      <w:r>
+        <w:t xml:space="preserve">općenito funkcionira u religijskoj digitalnoj komunikaciji. Metodološka je posljedica jednaka. Prosjek</w:t>
+      </w:r>
+      <w:r>
+        <w:t xml:space="preserve"> </w:t>
+      </w:r>
+      <w:r>
+        <w:t xml:space="preserve">skupine snažno ovisi o vodećim izvorima, dok medijan bolje opisuje tipičnu oznaku izvora, zbog čega</w:t>
+      </w:r>
+      <w:r>
+        <w:t xml:space="preserve"> </w:t>
+      </w:r>
+      <w:r>
+        <w:t xml:space="preserve">ovaj rad izvještava obje vrste sažetka i daje prednost medijanu.</w:t>
+      </w:r>
+    </w:p>
+    <w:bookmarkEnd w:id="60"/>
+    <w:bookmarkStart w:id="61" w:name="platformska-podjela-rada"/>
+    <w:p>
+      <w:pPr>
+        <w:pStyle w:val="Heading2"/>
+      </w:pPr>
+      <w:r>
+        <w:t xml:space="preserve">5.3 Platformska podjela rada</w:t>
+      </w:r>
+    </w:p>
+    <w:p>
+      <w:pPr>
+        <w:pStyle w:val="FirstParagraph"/>
+      </w:pPr>
+      <w:r>
+        <w:t xml:space="preserve">Kreatorski je sloj gotovo potpuno usmjeren na društvene platforme, ponajprije YouTube, dok institucije</w:t>
+      </w:r>
+      <w:r>
+        <w:t xml:space="preserve"> </w:t>
+      </w:r>
+      <w:r>
+        <w:t xml:space="preserve">kombiniraju web, Facebook i YouTube. To nije samo distribucijski detalj. Web stranica može služiti</w:t>
+      </w:r>
+      <w:r>
+        <w:t xml:space="preserve"> </w:t>
+      </w:r>
+      <w:r>
+        <w:t xml:space="preserve">autoritativnoj objavi, arhivi i pretraživosti, a društvena platforma neposrednoj reakciji i ponovnoj</w:t>
+      </w:r>
+      <w:r>
+        <w:t xml:space="preserve"> </w:t>
+      </w:r>
+      <w:r>
+        <w:t xml:space="preserve">distribuciji. Manji broj interakcija zato ne znači nužno da institucionalni kanal nije ostvario svoju</w:t>
+      </w:r>
+      <w:r>
+        <w:t xml:space="preserve"> </w:t>
+      </w:r>
+      <w:r>
+        <w:t xml:space="preserve">svrhu, jer dio institucionalne komunikacije uopće nije oblikovan za izazivanje reakcije.</w:t>
+      </w:r>
+    </w:p>
+    <w:p>
+      <w:pPr>
+        <w:pStyle w:val="BodyText"/>
+      </w:pPr>
+      <w:r>
+        <w:t xml:space="preserve">Nalaz ipak pokazuje da institucionalne organizacije ne mogu procjenjivati digitalni odaziv prema</w:t>
+      </w:r>
+      <w:r>
+        <w:t xml:space="preserve"> </w:t>
+      </w:r>
+      <w:r>
+        <w:t xml:space="preserve">volumenu objavljivanja. Za smislenu ocjenu potrebni su platformski specifičan cilj, usporediva skupina</w:t>
+      </w:r>
+      <w:r>
+        <w:t xml:space="preserve"> </w:t>
+      </w:r>
+      <w:r>
+        <w:t xml:space="preserve">izvora i konzistentna metrika. Za YouTube to znači uspoređivati reakcije po objavi s drugim kanalima</w:t>
+      </w:r>
+      <w:r>
+        <w:t xml:space="preserve"> </w:t>
+      </w:r>
+      <w:r>
+        <w:t xml:space="preserve">slične veličine i razdoblja, a ne s web-produkcijom iste institucije. Podatak da učestalost</w:t>
+      </w:r>
+      <w:r>
+        <w:t xml:space="preserve"> </w:t>
+      </w:r>
+      <w:r>
+        <w:t xml:space="preserve">objavljivanja nije povezana s odazivom po objavi dodatno upućuje na to da povećanje količine sadržaja</w:t>
+      </w:r>
+      <w:r>
+        <w:t xml:space="preserve"> </w:t>
+      </w:r>
+      <w:r>
+        <w:t xml:space="preserve">nije samo po sebi komunikacijska strategija.</w:t>
+      </w:r>
+    </w:p>
+    <w:bookmarkEnd w:id="61"/>
+    <w:bookmarkStart w:id="62" w:name="tematska-blizina-i-razlika-naglaska"/>
+    <w:p>
+      <w:pPr>
+        <w:pStyle w:val="Heading2"/>
+      </w:pPr>
+      <w:r>
+        <w:t xml:space="preserve">5.4 Tematska blizina i razlika naglaska</w:t>
+      </w:r>
+    </w:p>
+    <w:p>
+      <w:pPr>
+        <w:pStyle w:val="FirstParagraph"/>
+      </w:pPr>
+      <w:r>
+        <w:t xml:space="preserve">Tematski rezultat ne podupire sliku dvaju odvojenih religijskih svjetova. Obje skupine sudjeluju u</w:t>
+      </w:r>
+      <w:r>
+        <w:t xml:space="preserve"> </w:t>
+      </w:r>
+      <w:r>
+        <w:t xml:space="preserve">zajedničkom repertoaru, ali mu daju različite težine. Kreatorski izvori više naglašavaju devocijski</w:t>
+      </w:r>
+      <w:r>
+        <w:t xml:space="preserve"> </w:t>
+      </w:r>
+      <w:r>
+        <w:t xml:space="preserve">sadržaj, dok institucionalni izvori više bilježe hijerarhiju, dokumente i službena događanja. Riječ je</w:t>
+      </w:r>
+      <w:r>
+        <w:t xml:space="preserve"> </w:t>
+      </w:r>
+      <w:r>
+        <w:t xml:space="preserve">o komunikacijskoj specijalizaciji unutar zajedničkoga polja, a ne o tematskoj segmentaciji, što</w:t>
+      </w:r>
+      <w:r>
+        <w:t xml:space="preserve"> </w:t>
+      </w:r>
+      <w:r>
+        <w:t xml:space="preserve">odgovara očekivanju da digitalno okruženje mijenja registar i vjerodostojnost religijskoga glasa prije</w:t>
+      </w:r>
+      <w:r>
+        <w:t xml:space="preserve"> </w:t>
+      </w:r>
+      <w:r>
+        <w:t xml:space="preserve">nego njegov predmet.</w:t>
+      </w:r>
+    </w:p>
+    <w:p>
+      <w:pPr>
+        <w:pStyle w:val="BodyText"/>
+      </w:pPr>
+      <w:r>
+        <w:t xml:space="preserve">Rječnički rezultat ne govori jesu li teme obrađene afirmativno, kritički ili informativno, niti</w:t>
+      </w:r>
+      <w:r>
+        <w:t xml:space="preserve"> </w:t>
+      </w:r>
+      <w:r>
+        <w:t xml:space="preserve">pokazuje proizvodi li devocijski naglasak više interakcija. Za takav bi zaključak bilo potrebno</w:t>
+      </w:r>
+      <w:r>
+        <w:t xml:space="preserve"> </w:t>
+      </w:r>
+      <w:r>
+        <w:t xml:space="preserve">validirano kodiranje sadržaja i dizajn koji povezuje temu pojedinačne objave s platformski usporedivom</w:t>
+      </w:r>
+      <w:r>
+        <w:t xml:space="preserve"> </w:t>
+      </w:r>
+      <w:r>
+        <w:t xml:space="preserve">mjerom pažnje. To je jedan od najizravnijih smjerova daljnjega rada.</w:t>
+      </w:r>
+    </w:p>
+    <w:bookmarkEnd w:id="62"/>
+    <w:bookmarkStart w:id="63" w:name="unutarnja-struktura-kreatorskoga-sloja"/>
+    <w:p>
+      <w:pPr>
+        <w:pStyle w:val="Heading2"/>
+      </w:pPr>
+      <w:r>
+        <w:t xml:space="preserve">5.5 Unutarnja struktura kreatorskoga sloja</w:t>
+      </w:r>
+    </w:p>
+    <w:p>
+      <w:pPr>
+        <w:pStyle w:val="FirstParagraph"/>
+      </w:pPr>
+      <w:r>
+        <w:t xml:space="preserve">Eksplorativna negativna povezanost svećeničkih izvora s interakcijama po objavi važna je upravo zato</w:t>
+      </w:r>
+      <w:r>
+        <w:t xml:space="preserve"> </w:t>
+      </w:r>
+      <w:r>
+        <w:t xml:space="preserve">što ne potvrđuje pretpostavku da osobni klerikalni autoritet automatski donosi digitalnu pažnju.</w:t>
+      </w:r>
+      <w:r>
+        <w:t xml:space="preserve"> </w:t>
+      </w:r>
+      <w:r>
+        <w:t xml:space="preserve">Uzorak je ipak premalen za čvrstu tipologiju. Svećenički kanal može biti arhiva propovijedi, podcast,</w:t>
+      </w:r>
+      <w:r>
+        <w:t xml:space="preserve"> </w:t>
+      </w:r>
+      <w:r>
+        <w:t xml:space="preserve">prijenos mise ili osobni komentar, a te se funkcije ne mogu svesti na jednu binarnu oznaku.</w:t>
+      </w:r>
+    </w:p>
+    <w:p>
+      <w:pPr>
+        <w:pStyle w:val="BodyText"/>
+      </w:pPr>
+      <w:r>
+        <w:t xml:space="preserve">Nedostatak varijacije primarne platforme jednako je informativan. U ovom korpusu platforma nije jedan</w:t>
+      </w:r>
+      <w:r>
+        <w:t xml:space="preserve"> </w:t>
+      </w:r>
+      <w:r>
+        <w:t xml:space="preserve">od nekoliko ravnomjerno dostupnih izbora kreatora, nego gotovo sastavni dio onoga što kreatorski sloj</w:t>
+      </w:r>
+      <w:r>
+        <w:t xml:space="preserve"> </w:t>
+      </w:r>
+      <w:r>
+        <w:t xml:space="preserve">jest. Pokušaj procjene samostalnoga platformskog učinka temeljio bi se na ekstrapolaciji, a ne na</w:t>
+      </w:r>
+      <w:r>
+        <w:t xml:space="preserve"> </w:t>
+      </w:r>
+      <w:r>
+        <w:t xml:space="preserve">stvarnoj usporedbi, pa je izostavljanje toga koeficijenta metodološka odluka, a ne propust.</w:t>
+      </w:r>
+    </w:p>
+    <w:bookmarkEnd w:id="63"/>
+    <w:bookmarkStart w:id="64" w:name="ograničenja"/>
+    <w:p>
+      <w:pPr>
+        <w:pStyle w:val="Heading2"/>
+      </w:pPr>
+      <w:r>
+        <w:t xml:space="preserve">5.6 Ograničenja</w:t>
+      </w:r>
+    </w:p>
+    <w:p>
+      <w:pPr>
+        <w:pStyle w:val="FirstParagraph"/>
+      </w:pPr>
+      <w:r>
+        <w:t xml:space="preserve">Prvo, klasifikacija se temelji na oznakama izvora i pravilima, a ne na neovisnom dvostrukom kodiranju</w:t>
+      </w:r>
+      <w:r>
+        <w:t xml:space="preserve"> </w:t>
+      </w:r>
+      <w:r>
+        <w:t xml:space="preserve">svakoga računa. Primarni skup smanjuje pogrešku, ali ne jamči da je svaka oznaka katolička, aktivna ili</w:t>
+      </w:r>
+      <w:r>
+        <w:t xml:space="preserve"> </w:t>
+      </w:r>
+      <w:r>
+        <w:t xml:space="preserve">ispravno svrstana. Široka je klasifikacija posebno osjetljiva na općenito kršćanske, regionalne i</w:t>
+      </w:r>
+      <w:r>
+        <w:t xml:space="preserve"> </w:t>
+      </w:r>
+      <w:r>
+        <w:t xml:space="preserve">devocijske nazive, pa služi samo kao analiza osjetljivosti.</w:t>
+      </w:r>
+    </w:p>
+    <w:p>
+      <w:pPr>
+        <w:pStyle w:val="BodyText"/>
+      </w:pPr>
+      <w:r>
+        <w:t xml:space="preserve">Drugo, oznake izvora nisu razriješene u jedinstvene stvarne aktere. Jedan kanal može imati više</w:t>
+      </w:r>
+      <w:r>
+        <w:t xml:space="preserve"> </w:t>
+      </w:r>
+      <w:r>
+        <w:t xml:space="preserve">varijanti naziva, a ista institucija može nastupati kroz domenu i društveni račun. Takva fragmentacija</w:t>
+      </w:r>
+      <w:r>
+        <w:t xml:space="preserve"> </w:t>
+      </w:r>
+      <w:r>
+        <w:t xml:space="preserve">može povećati broj izvora i utjecati na izmjerenu koncentraciju, pa se rezultati odnose na zabilježene</w:t>
+      </w:r>
+      <w:r>
+        <w:t xml:space="preserve"> </w:t>
+      </w:r>
+      <w:r>
+        <w:t xml:space="preserve">oznake, a ne na potpuno razriješenu mrežu osoba i organizacija.</w:t>
+      </w:r>
+    </w:p>
+    <w:p>
+      <w:pPr>
+        <w:pStyle w:val="BodyText"/>
+      </w:pPr>
+      <w:r>
+        <w:t xml:space="preserve">Treće, varijabla interakcija snimka je stanja u trenutku prikupljanja. Ne bilježi se jednako dugo</w:t>
+      </w:r>
+      <w:r>
+        <w:t xml:space="preserve"> </w:t>
+      </w:r>
+      <w:r>
+        <w:t xml:space="preserve">nakon objave, ne obuhvaća iste radnje na svim platformama i može ponavljati iste vrijednosti kroz više</w:t>
+      </w:r>
+      <w:r>
+        <w:t xml:space="preserve"> </w:t>
+      </w:r>
+      <w:r>
+        <w:t xml:space="preserve">zapisa. Nula nije siguran dokaz izostanka reakcije. Usporedba unutar YouTubea, prilagodba za vrijeme</w:t>
+      </w:r>
+      <w:r>
+        <w:t xml:space="preserve"> </w:t>
+      </w:r>
+      <w:r>
+        <w:t xml:space="preserve">prikupljanja i prag minimalnoga broja objava smanjuju taj problem, ali ga ne uklanjaju.</w:t>
+      </w:r>
+    </w:p>
+    <w:p>
+      <w:pPr>
+        <w:pStyle w:val="BodyText"/>
+      </w:pPr>
+      <w:r>
+        <w:t xml:space="preserve">Četvrto, korpus obuhvaća javno dostupne i instrumentom dohvaćene objave. Zatvorene skupine, privatne</w:t>
+      </w:r>
+      <w:r>
+        <w:t xml:space="preserve"> </w:t>
+      </w:r>
+      <w:r>
+        <w:t xml:space="preserve">poruke, dio Instagrama i TikToka, tiskani kanali te offline zajednice ostaju izvan analize, pa vidljivi</w:t>
+      </w:r>
+      <w:r>
+        <w:t xml:space="preserve"> </w:t>
+      </w:r>
+      <w:r>
+        <w:t xml:space="preserve">digitalni sloj nije cijeli katolički komunikacijski prostor.</w:t>
+      </w:r>
+    </w:p>
+    <w:p>
+      <w:pPr>
+        <w:pStyle w:val="BodyText"/>
+      </w:pPr>
+      <w:r>
+        <w:t xml:space="preserve">Peto, promjena instrumenta prikupljanja tijekom 2024. i nepotpuna 2026. godina ograničavaju vremensku</w:t>
+      </w:r>
+      <w:r>
+        <w:t xml:space="preserve"> </w:t>
+      </w:r>
+      <w:r>
+        <w:t xml:space="preserve">usporedivost, zbog čega se rad ne bavi promjenom kroz vrijeme.</w:t>
+      </w:r>
+    </w:p>
+    <w:p>
+      <w:pPr>
+        <w:pStyle w:val="BodyText"/>
+      </w:pPr>
+      <w:r>
+        <w:t xml:space="preserve">Šesto, riječ je o opservacijskim podacima. Modeli ne mogu razlikovati učinak identiteta izvora od</w:t>
+      </w:r>
+      <w:r>
+        <w:t xml:space="preserve"> </w:t>
+      </w:r>
+      <w:r>
+        <w:t xml:space="preserve">učinka kvalitete produkcije, baze pratitelja, plaćene promocije, algoritamske preporuke, teme ili dobi</w:t>
+      </w:r>
+      <w:r>
+        <w:t xml:space="preserve"> </w:t>
+      </w:r>
+      <w:r>
+        <w:t xml:space="preserve">objave. Statističke veze ne treba čitati kao preporuku da institucije oponašaju kreatore bez obzira na</w:t>
+      </w:r>
+      <w:r>
+        <w:t xml:space="preserve"> </w:t>
+      </w:r>
+      <w:r>
+        <w:t xml:space="preserve">vlastitu komunikacijsku svrhu.</w:t>
+      </w:r>
+    </w:p>
+    <w:p>
+      <w:pPr>
+        <w:pStyle w:val="BodyText"/>
+      </w:pPr>
+      <w:r>
+        <w:t xml:space="preserve">Sedmo, tematski rječnik koristi široke jezične korijene. Visoka pokrivenost nije isto što i visoka</w:t>
+      </w:r>
+      <w:r>
+        <w:t xml:space="preserve"> </w:t>
+      </w:r>
+      <w:r>
+        <w:t xml:space="preserve">preciznost, a višestruke oznake nisu međusobno isključive teme. Intervali procjenjuju varijaciju među</w:t>
+      </w:r>
+      <w:r>
+        <w:t xml:space="preserve"> </w:t>
+      </w:r>
+      <w:r>
+        <w:t xml:space="preserve">izvorima, ali ne uključuju pogrešku samoga rječnika.</w:t>
+      </w:r>
+    </w:p>
+    <w:bookmarkEnd w:id="64"/>
+    <w:bookmarkEnd w:id="65"/>
+    <w:bookmarkStart w:id="66" w:name="zaključak"/>
+    <w:p>
+      <w:pPr>
+        <w:pStyle w:val="Heading1"/>
+      </w:pPr>
+      <w:r>
+        <w:t xml:space="preserve">6. Zaključak</w:t>
+      </w:r>
+    </w:p>
+    <w:p>
+      <w:pPr>
+        <w:pStyle w:val="FirstParagraph"/>
+      </w:pPr>
+      <w:r>
+        <w:t xml:space="preserve">Analiza hrvatskoga digitalnog medijskog prostora pokazuje institucionalni deficit zabilježenih</w:t>
+      </w:r>
+      <w:r>
+        <w:t xml:space="preserve"> </w:t>
+      </w:r>
+      <w:r>
+        <w:t xml:space="preserve">interakcija po objavi. Nalaz je vidljiv među izvorima visoke pouzdanosti i ostaje velik unutar</w:t>
+      </w:r>
+      <w:r>
+        <w:t xml:space="preserve"> </w:t>
+      </w:r>
+      <w:r>
+        <w:t xml:space="preserve">YouTubea nakon prilagodbe za aktivnost i vrijeme prikupljanja, a potvrđuju ga i provjere s različitim</w:t>
+      </w:r>
+      <w:r>
+        <w:t xml:space="preserve"> </w:t>
+      </w:r>
+      <w:r>
+        <w:t xml:space="preserve">klasifikacijskim skupovima i pragovima. Istodobno je pažnja među kreatorskim izvorima izrazito</w:t>
+      </w:r>
+      <w:r>
+        <w:t xml:space="preserve"> </w:t>
+      </w:r>
+      <w:r>
+        <w:t xml:space="preserve">koncentrirana, pa prednost kreatorskoga sloja pripada malom broju vrlo vidljivih kanala, a ne svakom</w:t>
+      </w:r>
+      <w:r>
+        <w:t xml:space="preserve"> </w:t>
+      </w:r>
+      <w:r>
+        <w:t xml:space="preserve">izvoru koji djeluje izvan institucije.</w:t>
+      </w:r>
+    </w:p>
+    <w:p>
+      <w:pPr>
+        <w:pStyle w:val="BodyText"/>
+      </w:pPr>
+      <w:r>
         <w:t xml:space="preserve">Kreatorski i institucionalni izvori imaju snažno različite platformske profile, ali dijele velik dio</w:t>
       </w:r>
       <w:r>
         <w:t xml:space="preserve"> </w:t>
       </w:r>
       <w:r>
-        <w:t xml:space="preserve">tematskoga repertoara. Razlikuju se više po naglasku nego po potpunoj tematskoj odvojenosti. Unutar</w:t>
-      </w:r>
-      <w:r>
-        <w:t xml:space="preserve"> </w:t>
-      </w:r>
-      <w:r>
-        <w:t xml:space="preserve">kreatorskoga sloja podaci nisu dovoljni za samostalan učinak primarne platforme, a razlika svećeničkih</w:t>
-      </w:r>
-      <w:r>
-        <w:t xml:space="preserve"> </w:t>
-      </w:r>
-      <w:r>
-        <w:t xml:space="preserve">i laičkih izvora ostaje eksplorativna.</w:t>
+        <w:t xml:space="preserve">tematskoga repertoara i razlikuju se više po naglasku nego po odvojenosti tema. Unutar kreatorskoga</w:t>
+      </w:r>
+      <w:r>
+        <w:t xml:space="preserve"> </w:t>
+      </w:r>
+      <w:r>
+        <w:t xml:space="preserve">sloja podaci ne dopuštaju procjenu samostalnoga učinka primarne platforme, a razlika svećeničkih i</w:t>
+      </w:r>
+      <w:r>
+        <w:t xml:space="preserve"> </w:t>
+      </w:r>
+      <w:r>
+        <w:t xml:space="preserve">laičkih izvora ostaje eksplorativna.</w:t>
       </w:r>
     </w:p>
     <w:p>
@@ -4172,23 +6470,35 @@
         <w:t xml:space="preserve"> </w:t>
       </w:r>
       <w:r>
-        <w:t xml:space="preserve">otkrivaju jednu važnu dimenziju odaziva publike. Ne mjere autoritet, povjerenje, doseg ni ostvarenje</w:t>
-      </w:r>
-      <w:r>
-        <w:t xml:space="preserve"> </w:t>
-      </w:r>
-      <w:r>
-        <w:t xml:space="preserve">pastoralne i informativne svrhe. Upravo to ograničenje omogućuje da se snažan empirijski rezultat</w:t>
-      </w:r>
-      <w:r>
-        <w:t xml:space="preserve"> </w:t>
-      </w:r>
-      <w:r>
-        <w:t xml:space="preserve">zadrži bez pretvaranja u opću ocjenu crkvene komunikacije.</w:t>
-      </w:r>
-    </w:p>
-    <w:bookmarkEnd w:id="59"/>
-    <w:bookmarkStart w:id="60" w:name="literatura"/>
+        <w:t xml:space="preserve">otkrivaju jednu važnu dimenziju odaziva publike, ali ne mjere autoritet, povjerenje, doseg ni</w:t>
+      </w:r>
+      <w:r>
+        <w:t xml:space="preserve"> </w:t>
+      </w:r>
+      <w:r>
+        <w:t xml:space="preserve">ostvarenje pastoralne i informativne svrhe. Upravo to ograničenje omogućuje da se snažan empirijski</w:t>
+      </w:r>
+      <w:r>
+        <w:t xml:space="preserve"> </w:t>
+      </w:r>
+      <w:r>
+        <w:t xml:space="preserve">rezultat zadrži bez pretvaranja u opću ocjenu crkvene komunikacije. Daljnji rad trebao bi povezati</w:t>
+      </w:r>
+      <w:r>
+        <w:t xml:space="preserve"> </w:t>
+      </w:r>
+      <w:r>
+        <w:t xml:space="preserve">temu pojedinačne objave s platformski usporedivom mjerom pažnje, razriješiti oznake izvora u stvarne</w:t>
+      </w:r>
+      <w:r>
+        <w:t xml:space="preserve"> </w:t>
+      </w:r>
+      <w:r>
+        <w:t xml:space="preserve">aktere i dopuniti mjeru reakcije pokazateljima dosega i povjerenja.</w:t>
+      </w:r>
+    </w:p>
+    <w:bookmarkEnd w:id="66"/>
+    <w:bookmarkStart w:id="67" w:name="literatura"/>
     <w:p>
       <w:pPr>
         <w:pStyle w:val="Heading1"/>
@@ -4212,7 +6522,7 @@
           <w:i/>
           <w:iCs/>
         </w:rPr>
-        <w:t xml:space="preserve">Internet Celebrity</w:t>
+        <w:t xml:space="preserve">Internet Celebrity: Understanding Fame Online</w:t>
       </w:r>
       <w:r>
         <w:t xml:space="preserve">. Emerald Publishing.</w:t>
@@ -4223,7 +6533,7 @@
         <w:pStyle w:val="BodyText"/>
       </w:pPr>
       <w:r>
-        <w:t xml:space="preserve">Davenport, T. H. i Beck, J. C. (2001).</w:t>
+        <w:t xml:space="preserve">Bucher, T. (2018).</w:t>
       </w:r>
       <w:r>
         <w:t xml:space="preserve"> </w:t>
@@ -4233,10 +6543,185 @@
           <w:i/>
           <w:iCs/>
         </w:rPr>
-        <w:t xml:space="preserve">The Attention Economy</w:t>
+        <w:t xml:space="preserve">If…Then: Algorithmic Power and Politics</w:t>
+      </w:r>
+      <w:r>
+        <w:t xml:space="preserve">. Oxford University Press.</w:t>
+      </w:r>
+    </w:p>
+    <w:p>
+      <w:pPr>
+        <w:pStyle w:val="BodyText"/>
+      </w:pPr>
+      <w:r>
+        <w:t xml:space="preserve">Campbell, H. A. (2007). Who’s got the power? Religious authority and the internet.</w:t>
+      </w:r>
+      <w:r>
+        <w:t xml:space="preserve"> </w:t>
+      </w:r>
+      <w:r>
+        <w:rPr>
+          <w:i/>
+          <w:iCs/>
+        </w:rPr>
+        <w:t xml:space="preserve">Journal of</w:t>
+      </w:r>
+      <w:r>
+        <w:rPr>
+          <w:i/>
+          <w:iCs/>
+        </w:rPr>
+        <w:t xml:space="preserve"> </w:t>
+      </w:r>
+      <w:r>
+        <w:rPr>
+          <w:i/>
+          <w:iCs/>
+        </w:rPr>
+        <w:t xml:space="preserve">Computer-Mediated Communication, 12</w:t>
+      </w:r>
+      <w:r>
+        <w:t xml:space="preserve">(3), 1043–1062.</w:t>
+      </w:r>
+    </w:p>
+    <w:p>
+      <w:pPr>
+        <w:pStyle w:val="BodyText"/>
+      </w:pPr>
+      <w:r>
+        <w:t xml:space="preserve">Campbell, H. A. (ur.) (2013).</w:t>
+      </w:r>
+      <w:r>
+        <w:t xml:space="preserve"> </w:t>
+      </w:r>
+      <w:r>
+        <w:rPr>
+          <w:i/>
+          <w:iCs/>
+        </w:rPr>
+        <w:t xml:space="preserve">Digital Religion: Understanding Religious Practice in New Media</w:t>
+      </w:r>
+      <w:r>
+        <w:rPr>
+          <w:i/>
+          <w:iCs/>
+        </w:rPr>
+        <w:t xml:space="preserve"> </w:t>
+      </w:r>
+      <w:r>
+        <w:rPr>
+          <w:i/>
+          <w:iCs/>
+        </w:rPr>
+        <w:t xml:space="preserve">Worlds</w:t>
+      </w:r>
+      <w:r>
+        <w:t xml:space="preserve">. Routledge.</w:t>
+      </w:r>
+    </w:p>
+    <w:p>
+      <w:pPr>
+        <w:pStyle w:val="BodyText"/>
+      </w:pPr>
+      <w:r>
+        <w:t xml:space="preserve">Cheong, P. H. (2014). Tweet the message? Religious authority and social media innovation.</w:t>
+      </w:r>
+      <w:r>
+        <w:t xml:space="preserve"> </w:t>
+      </w:r>
+      <w:r>
+        <w:rPr>
+          <w:i/>
+          <w:iCs/>
+        </w:rPr>
+        <w:t xml:space="preserve">Journal of</w:t>
+      </w:r>
+      <w:r>
+        <w:rPr>
+          <w:i/>
+          <w:iCs/>
+        </w:rPr>
+        <w:t xml:space="preserve"> </w:t>
+      </w:r>
+      <w:r>
+        <w:rPr>
+          <w:i/>
+          <w:iCs/>
+        </w:rPr>
+        <w:t xml:space="preserve">Religion, Media and Digital Culture, 3</w:t>
+      </w:r>
+      <w:r>
+        <w:t xml:space="preserve">(3), 1–19.</w:t>
+      </w:r>
+    </w:p>
+    <w:p>
+      <w:pPr>
+        <w:pStyle w:val="BodyText"/>
+      </w:pPr>
+      <w:r>
+        <w:t xml:space="preserve">Davenport, T. H. i Beck, J. C. (2001).</w:t>
+      </w:r>
+      <w:r>
+        <w:t xml:space="preserve"> </w:t>
+      </w:r>
+      <w:r>
+        <w:rPr>
+          <w:i/>
+          <w:iCs/>
+        </w:rPr>
+        <w:t xml:space="preserve">The Attention Economy: Understanding the New Currency of</w:t>
+      </w:r>
+      <w:r>
+        <w:rPr>
+          <w:i/>
+          <w:iCs/>
+        </w:rPr>
+        <w:t xml:space="preserve"> </w:t>
+      </w:r>
+      <w:r>
+        <w:rPr>
+          <w:i/>
+          <w:iCs/>
+        </w:rPr>
+        <w:t xml:space="preserve">Business</w:t>
       </w:r>
       <w:r>
         <w:t xml:space="preserve">. Harvard Business School Press.</w:t>
+      </w:r>
+    </w:p>
+    <w:p>
+      <w:pPr>
+        <w:pStyle w:val="BodyText"/>
+      </w:pPr>
+      <w:r>
+        <w:t xml:space="preserve">Gillespie, T. (2018).</w:t>
+      </w:r>
+      <w:r>
+        <w:t xml:space="preserve"> </w:t>
+      </w:r>
+      <w:r>
+        <w:rPr>
+          <w:i/>
+          <w:iCs/>
+        </w:rPr>
+        <w:t xml:space="preserve">Custodians of the Internet: Platforms, Content Moderation, and the Hidden</w:t>
+      </w:r>
+      <w:r>
+        <w:rPr>
+          <w:i/>
+          <w:iCs/>
+        </w:rPr>
+        <w:t xml:space="preserve"> </w:t>
+      </w:r>
+      <w:r>
+        <w:rPr>
+          <w:i/>
+          <w:iCs/>
+        </w:rPr>
+        <w:t xml:space="preserve">Decisions That Shape Social Media</w:t>
+      </w:r>
+      <w:r>
+        <w:t xml:space="preserve">. Yale University Press.</w:t>
       </w:r>
     </w:p>
     <w:p>
@@ -4265,13 +6750,61 @@
         <w:pStyle w:val="BodyText"/>
       </w:pPr>
       <w:r>
-        <w:t xml:space="preserve">Simon, H. A. (1971). Designing organizations for an information-rich world. U M. Greenberger</w:t>
-      </w:r>
-      <w:r>
-        <w:t xml:space="preserve"> </w:t>
-      </w:r>
-      <w:r>
-        <w:t xml:space="preserve">(ur.),</w:t>
+        <w:t xml:space="preserve">Hjarvard, S. (2008). The mediatization of religion: A theory of the media as agents of religious</w:t>
+      </w:r>
+      <w:r>
+        <w:t xml:space="preserve"> </w:t>
+      </w:r>
+      <w:r>
+        <w:t xml:space="preserve">change.</w:t>
+      </w:r>
+      <w:r>
+        <w:t xml:space="preserve"> </w:t>
+      </w:r>
+      <w:r>
+        <w:rPr>
+          <w:i/>
+          <w:iCs/>
+        </w:rPr>
+        <w:t xml:space="preserve">Northern Lights, 6</w:t>
+      </w:r>
+      <w:r>
+        <w:t xml:space="preserve">(1), 9–26.</w:t>
+      </w:r>
+    </w:p>
+    <w:p>
+      <w:pPr>
+        <w:pStyle w:val="BodyText"/>
+      </w:pPr>
+      <w:r>
+        <w:t xml:space="preserve">Marwick, A. E. (2013).</w:t>
+      </w:r>
+      <w:r>
+        <w:t xml:space="preserve"> </w:t>
+      </w:r>
+      <w:r>
+        <w:rPr>
+          <w:i/>
+          <w:iCs/>
+        </w:rPr>
+        <w:t xml:space="preserve">Status Update: Celebrity, Publicity, and Branding in the Social Media Age</w:t>
+      </w:r>
+      <w:r>
+        <w:t xml:space="preserve">.</w:t>
+      </w:r>
+      <w:r>
+        <w:t xml:space="preserve"> </w:t>
+      </w:r>
+      <w:r>
+        <w:t xml:space="preserve">Yale University Press.</w:t>
+      </w:r>
+    </w:p>
+    <w:p>
+      <w:pPr>
+        <w:pStyle w:val="BodyText"/>
+      </w:pPr>
+      <w:r>
+        <w:t xml:space="preserve">Simon, H. A. (1971). Designing organizations for an information-rich world. U M. Greenberger (ur.),</w:t>
       </w:r>
       <w:r>
         <w:t xml:space="preserve"> </w:t>
@@ -4284,7 +6817,10 @@
         <w:t xml:space="preserve">Computers, Communications, and the Public Interest</w:t>
       </w:r>
       <w:r>
-        <w:t xml:space="preserve">. Johns Hopkins Press.</w:t>
+        <w:t xml:space="preserve"> </w:t>
+      </w:r>
+      <w:r>
+        <w:t xml:space="preserve">(str. 37–72). Johns Hopkins Press.</w:t>
       </w:r>
     </w:p>
     <w:p>
@@ -4302,29 +6838,61 @@
           <w:i/>
           <w:iCs/>
         </w:rPr>
-        <w:t xml:space="preserve">The Platform Society</w:t>
+        <w:t xml:space="preserve">The Platform Society: Public Values in a Connected</w:t>
+      </w:r>
+      <w:r>
+        <w:rPr>
+          <w:i/>
+          <w:iCs/>
+        </w:rPr>
+        <w:t xml:space="preserve"> </w:t>
+      </w:r>
+      <w:r>
+        <w:rPr>
+          <w:i/>
+          <w:iCs/>
+        </w:rPr>
+        <w:t xml:space="preserve">World</w:t>
       </w:r>
       <w:r>
         <w:t xml:space="preserve">. Oxford University Press.</w:t>
       </w:r>
     </w:p>
-    <w:bookmarkEnd w:id="60"/>
-    <w:bookmarkStart w:id="63" w:name="reproducibilnost-i-izjave"/>
+    <w:p>
+      <w:pPr>
+        <w:pStyle w:val="BodyText"/>
+      </w:pPr>
+      <w:r>
+        <w:t xml:space="preserve">Webster, J. G. (2014).</w:t>
+      </w:r>
+      <w:r>
+        <w:t xml:space="preserve"> </w:t>
+      </w:r>
+      <w:r>
+        <w:rPr>
+          <w:i/>
+          <w:iCs/>
+        </w:rPr>
+        <w:t xml:space="preserve">The Marketplace of Attention: How Audiences Take Shape in a Digital Age</w:t>
+      </w:r>
+      <w:r>
+        <w:t xml:space="preserve">. MIT</w:t>
+      </w:r>
+      <w:r>
+        <w:t xml:space="preserve"> </w:t>
+      </w:r>
+      <w:r>
+        <w:t xml:space="preserve">Press.</w:t>
+      </w:r>
+    </w:p>
+    <w:bookmarkEnd w:id="67"/>
+    <w:bookmarkStart w:id="68" w:name="izjave"/>
     <w:p>
       <w:pPr>
         <w:pStyle w:val="Heading1"/>
       </w:pPr>
       <w:r>
-        <w:t xml:space="preserve">Reproducibilnost i izjave</w:t>
-      </w:r>
-    </w:p>
-    <w:bookmarkStart w:id="61" w:name="podaci-i-kod"/>
-    <w:p>
-      <w:pPr>
-        <w:pStyle w:val="Heading2"/>
-      </w:pPr>
-      <w:r>
-        <w:t xml:space="preserve">Podaci i kod</w:t>
+        <w:t xml:space="preserve">Izjave</w:t>
       </w:r>
     </w:p>
     <w:p>
@@ -4332,46 +6900,35 @@
         <w:pStyle w:val="FirstParagraph"/>
       </w:pPr>
       <w:r>
-        <w:t xml:space="preserve">Ulazni manifest bilježi SHA-256 službenoga korpusa, programske datoteke, obuhvat, slučajni početni broj</w:t>
-      </w:r>
-      <w:r>
-        <w:t xml:space="preserve"> </w:t>
-      </w:r>
-      <w:r>
-        <w:t xml:space="preserve">i vrijeme izvođenja.</w:t>
-      </w:r>
-      <w:r>
-        <w:t xml:space="preserve"> </w:t>
-      </w:r>
-      <w:r>
         <w:rPr>
-          <w:rStyle w:val="VerbatimChar"/>
+          <w:b/>
+          <w:bCs/>
         </w:rPr>
-        <w:t xml:space="preserve">output/analysis_results.json</w:t>
-      </w:r>
-      <w:r>
-        <w:t xml:space="preserve"> </w:t>
-      </w:r>
-      <w:r>
-        <w:t xml:space="preserve">jedini je brojčani izvor rukopisa, a javne tablice i</w:t>
-      </w:r>
-      <w:r>
-        <w:t xml:space="preserve"> </w:t>
-      </w:r>
-      <w:r>
-        <w:t xml:space="preserve">slike ne sadrže nazive računa. Službeni redčani korpus ostaje ograničeni istraživački ulaz prema</w:t>
-      </w:r>
-      <w:r>
-        <w:t xml:space="preserve"> </w:t>
-      </w:r>
-      <w:r>
-        <w:t xml:space="preserve">pravilima dostupnosti DigiKat projekta. Agregirani rezultati, kod i sintetički primjer dostupni su u</w:t>
-      </w:r>
-      <w:r>
-        <w:t xml:space="preserve"> </w:t>
-      </w:r>
-      <w:r>
-        <w:t xml:space="preserve">projektnom repozitoriju.</w:t>
+        <w:t xml:space="preserve">Dostupnost podataka.</w:t>
+      </w:r>
+      <w:r>
+        <w:t xml:space="preserve"> </w:t>
+      </w:r>
+      <w:r>
+        <w:t xml:space="preserve">Agregirani rezultati na kojima se temelje sve tablice i slike u radu javno su</w:t>
+      </w:r>
+      <w:r>
+        <w:t xml:space="preserve"> </w:t>
+      </w:r>
+      <w:r>
+        <w:t xml:space="preserve">dostupni. Redčani korpus objava ograničeni je istraživački ulaz i dostupan je pod uvjetima pristupa</w:t>
+      </w:r>
+      <w:r>
+        <w:t xml:space="preserve"> </w:t>
+      </w:r>
+      <w:r>
+        <w:t xml:space="preserve">projekta u okviru kojega je prikupljen. Popisi naziva pojedinačnih računa nisu objavljeni jer nisu</w:t>
+      </w:r>
+      <w:r>
+        <w:t xml:space="preserve"> </w:t>
+      </w:r>
+      <w:r>
+        <w:t xml:space="preserve">nužni za provjeru rezultata.</w:t>
       </w:r>
     </w:p>
     <w:p>
@@ -4379,77 +6936,74 @@
         <w:pStyle w:val="BodyText"/>
       </w:pPr>
       <w:r>
-        <w:t xml:space="preserve">Analiza se reproducira iz korijena repozitorija naredbom</w:t>
-      </w:r>
-      <w:r>
-        <w:t xml:space="preserve"> </w:t>
-      </w:r>
-      <w:r>
         <w:rPr>
-          <w:rStyle w:val="VerbatimChar"/>
+          <w:b/>
+          <w:bCs/>
         </w:rPr>
-        <w:t xml:space="preserve">Rscript studies/catholic-influencers/analysis.R</w:t>
-      </w:r>
-      <w:r>
-        <w:t xml:space="preserve">. Rukopis se zatim izrađuje naredbom</w:t>
-      </w:r>
-      <w:r>
-        <w:t xml:space="preserve"> </w:t>
-      </w:r>
+        <w:t xml:space="preserve">Financiranje.</w:t>
+      </w:r>
+      <w:r>
+        <w:t xml:space="preserve"> </w:t>
+      </w:r>
+      <w:r>
+        <w:t xml:space="preserve">Rad je nastao u okviru istraživanja digitalnoga medijskog prostora na Hrvatskom</w:t>
+      </w:r>
+      <w:r>
+        <w:t xml:space="preserve"> </w:t>
+      </w:r>
+      <w:r>
+        <w:t xml:space="preserve">katoličkom sveučilištu.</w:t>
+      </w:r>
+    </w:p>
+    <w:p>
+      <w:pPr>
+        <w:pStyle w:val="BodyText"/>
+      </w:pPr>
       <w:r>
         <w:rPr>
-          <w:rStyle w:val="VerbatimChar"/>
+          <w:b/>
+          <w:bCs/>
         </w:rPr>
-        <w:t xml:space="preserve">quarto render studies/catholic-influencers/PAPER.qmd</w:t>
-      </w:r>
-      <w:r>
-        <w:t xml:space="preserve">. Točne naredbe za lokalno okruženje navedene su u datoteci</w:t>
-      </w:r>
-      <w:r>
-        <w:t xml:space="preserve"> </w:t>
-      </w:r>
+        <w:t xml:space="preserve">Sukob interesa.</w:t>
+      </w:r>
+      <w:r>
+        <w:t xml:space="preserve"> </w:t>
+      </w:r>
+      <w:r>
+        <w:t xml:space="preserve">Autori izjavljuju da nema sukoba interesa.</w:t>
+      </w:r>
+    </w:p>
+    <w:p>
+      <w:pPr>
+        <w:pStyle w:val="BodyText"/>
+      </w:pPr>
       <w:r>
         <w:rPr>
-          <w:rStyle w:val="VerbatimChar"/>
+          <w:b/>
+          <w:bCs/>
         </w:rPr>
-        <w:t xml:space="preserve">studies/catholic-influencers/README.md</w:t>
-      </w:r>
-      <w:r>
-        <w:t xml:space="preserve">.</w:t>
-      </w:r>
-    </w:p>
-    <w:bookmarkEnd w:id="61"/>
-    <w:bookmarkStart w:id="62" w:name="uporaba-alata-umjetne-inteligencije"/>
-    <w:p>
-      <w:pPr>
-        <w:pStyle w:val="Heading2"/>
-      </w:pPr>
-      <w:r>
-        <w:t xml:space="preserve">Uporaba alata umjetne inteligencije</w:t>
-      </w:r>
-    </w:p>
-    <w:p>
-      <w:pPr>
-        <w:pStyle w:val="FirstParagraph"/>
-      </w:pPr>
-      <w:r>
-        <w:t xml:space="preserve">Codex je korišten za reviziju analitičkoga koda, provjere reproducibilnosti, izradu dijagnostike i</w:t>
-      </w:r>
-      <w:r>
-        <w:t xml:space="preserve"> </w:t>
-      </w:r>
-      <w:r>
-        <w:t xml:space="preserve">jezično-strukturno uređivanje rukopisa. Autori zadržavaju odgovornost za klasifikacijske odluke,</w:t>
-      </w:r>
-      <w:r>
-        <w:t xml:space="preserve"> </w:t>
-      </w:r>
-      <w:r>
-        <w:t xml:space="preserve">interpretaciju rezultata i konačni tekst.</w:t>
-      </w:r>
-    </w:p>
-    <w:bookmarkEnd w:id="62"/>
-    <w:bookmarkEnd w:id="63"/>
+        <w:t xml:space="preserve">Uporaba alata umjetne inteligencije.</w:t>
+      </w:r>
+      <w:r>
+        <w:t xml:space="preserve"> </w:t>
+      </w:r>
+      <w:r>
+        <w:t xml:space="preserve">Alati umjetne inteligencije korišteni su kao pomoć pri</w:t>
+      </w:r>
+      <w:r>
+        <w:t xml:space="preserve"> </w:t>
+      </w:r>
+      <w:r>
+        <w:t xml:space="preserve">provjeri analitičkih postupaka i jezično-strukturnom uređivanju teksta. Autori zadržavaju odgovornost</w:t>
+      </w:r>
+      <w:r>
+        <w:t xml:space="preserve"> </w:t>
+      </w:r>
+      <w:r>
+        <w:t xml:space="preserve">za klasifikacijske odluke, interpretaciju rezultata i konačni tekst.</w:t>
+      </w:r>
+    </w:p>
+    <w:bookmarkEnd w:id="68"/>
     <w:sectPr>
       <w:footnotePr>
         <w:numRestart w:val="eachSect"/>
